--- a/courseware/LG-Agentic AI Automation with n8n.docx
+++ b/courseware/LG-Agentic AI Automation with n8n.docx
@@ -218,7 +218,7 @@
           <w:color w:val="1F6FEB"/>
           <w:sz w:val="24"/>
         </w:rPr>
-        <w:t>Version 6.3</w:t>
+        <w:t>Version 6.4</w:t>
       </w:r>
     </w:p>
     <w:p>
@@ -844,6 +844,64 @@
           </w:p>
         </w:tc>
       </w:tr>
+      <w:tr>
+        <w:tc>
+          <w:tcPr>
+            <w:tcW w:type="dxa" w:w="2160"/>
+          </w:tcPr>
+          <w:p>
+            <w:r/>
+            <w:r>
+              <w:rPr>
+                <w:sz w:val="19"/>
+              </w:rPr>
+              <w:t>6.4</w:t>
+            </w:r>
+          </w:p>
+        </w:tc>
+        <w:tc>
+          <w:tcPr>
+            <w:tcW w:type="dxa" w:w="2160"/>
+          </w:tcPr>
+          <w:p>
+            <w:r/>
+            <w:r>
+              <w:rPr>
+                <w:sz w:val="19"/>
+              </w:rPr>
+              <w:t>8 Aug 2026</w:t>
+            </w:r>
+          </w:p>
+        </w:tc>
+        <w:tc>
+          <w:tcPr>
+            <w:tcW w:type="dxa" w:w="2160"/>
+          </w:tcPr>
+          <w:p>
+            <w:r/>
+            <w:r>
+              <w:rPr>
+                <w:sz w:val="19"/>
+              </w:rPr>
+              <w:t>Aligned with slide deck v47 (restyled concept-card deck): the Learner Guide remains the single step-by-step source for all labs; expanded the Activity 5 webhook concepts with GET vs POST and the Test URL vs Production URL rule</w:t>
+            </w:r>
+          </w:p>
+        </w:tc>
+        <w:tc>
+          <w:tcPr>
+            <w:tcW w:type="dxa" w:w="2160"/>
+          </w:tcPr>
+          <w:p>
+            <w:r/>
+            <w:r>
+              <w:rPr>
+                <w:sz w:val="19"/>
+              </w:rPr>
+              <w:t>Tertiary Infotech Academy Pte Ltd</w:t>
+            </w:r>
+          </w:p>
+        </w:tc>
+      </w:tr>
     </w:tbl>
     <w:p>
       <w:r>
@@ -4301,6 +4359,101 @@
         <w:pStyle w:val="ListBullet"/>
       </w:pPr>
       <w:r>
+        <w:rPr>
+          <w:b/>
+        </w:rPr>
+        <w:t>GET vs POST:</w:t>
+      </w:r>
+      <w:r>
+        <w:t xml:space="preserve"> GET carries data in the URL query string (read it as </w:t>
+      </w:r>
+      <w:r>
+        <w:rPr>
+          <w:rFonts w:ascii="Consolas" w:hAnsi="Consolas"/>
+          <w:color w:val="C7254E"/>
+        </w:rPr>
+        <w:t>{{ $json.query.field }}</w:t>
+      </w:r>
+      <w:r>
+        <w:t xml:space="preserve">); POST carries a JSON body (read it as </w:t>
+      </w:r>
+      <w:r>
+        <w:rPr>
+          <w:rFonts w:ascii="Consolas" w:hAnsi="Consolas"/>
+          <w:color w:val="C7254E"/>
+        </w:rPr>
+        <w:t>{{ $json.body.field }}</w:t>
+      </w:r>
+      <w:r>
+        <w:t>). Website chat and forms POST; the Activity 8b dashboard GETs.</w:t>
+      </w:r>
+    </w:p>
+    <w:p>
+      <w:pPr>
+        <w:pStyle w:val="ListBullet"/>
+      </w:pPr>
+      <w:r>
+        <w:rPr>
+          <w:b/>
+        </w:rPr>
+        <w:t>Test URL vs Production URL:</w:t>
+      </w:r>
+      <w:r>
+        <w:t xml:space="preserve"> the Test URL (</w:t>
+      </w:r>
+      <w:r>
+        <w:rPr>
+          <w:rFonts w:ascii="Consolas" w:hAnsi="Consolas"/>
+          <w:color w:val="C7254E"/>
+        </w:rPr>
+        <w:t>/webhook-test/…</w:t>
+      </w:r>
+      <w:r>
+        <w:t>) listens for ONE call while you click *Listen for test event* and shows the run live on the canvas; the Production URL (</w:t>
+      </w:r>
+      <w:r>
+        <w:rPr>
+          <w:rFonts w:ascii="Consolas" w:hAnsi="Consolas"/>
+          <w:color w:val="C7254E"/>
+        </w:rPr>
+        <w:t>/webhook/…</w:t>
+      </w:r>
+      <w:r>
+        <w:t xml:space="preserve">) requires the workflow to be </w:t>
+      </w:r>
+      <w:r>
+        <w:rPr>
+          <w:b/>
+        </w:rPr>
+        <w:t>Active</w:t>
+      </w:r>
+      <w:r>
+        <w:t xml:space="preserve">, is always on, and logs runs in the </w:t>
+      </w:r>
+      <w:r>
+        <w:rPr>
+          <w:b/>
+        </w:rPr>
+        <w:t>Executions</w:t>
+      </w:r>
+      <w:r>
+        <w:t xml:space="preserve"> list. Websites must always call the </w:t>
+      </w:r>
+      <w:r>
+        <w:rPr>
+          <w:b/>
+        </w:rPr>
+        <w:t>Production URL</w:t>
+      </w:r>
+      <w:r>
+        <w:t xml:space="preserve"> of an Active workflow.</w:t>
+      </w:r>
+    </w:p>
+    <w:p>
+      <w:pPr>
+        <w:pStyle w:val="ListBullet"/>
+      </w:pPr>
+      <w:r>
         <w:t xml:space="preserve">Pair the Webhook trigger with a </w:t>
       </w:r>
       <w:r>
@@ -4488,7 +4641,7 @@
       <w:r>
         <w:drawing>
           <wp:inline xmlns:a="http://schemas.openxmlformats.org/drawingml/2006/main" xmlns:pic="http://schemas.openxmlformats.org/drawingml/2006/picture">
-            <wp:extent cx="5669280" cy="3297631"/>
+            <wp:extent cx="5669280" cy="3543300"/>
             <wp:docPr id="10" name="Picture 10"/>
             <wp:cNvGraphicFramePr>
               <a:graphicFrameLocks noChangeAspect="1"/>
@@ -4509,7 +4662,7 @@
                   <pic:spPr>
                     <a:xfrm>
                       <a:off x="0" y="0"/>
-                      <a:ext cx="5669280" cy="3297631"/>
+                      <a:ext cx="5669280" cy="3543300"/>
                     </a:xfrm>
                     <a:prstGeom prst="rect"/>
                   </pic:spPr>

--- a/courseware/LG-Agentic AI Automation with n8n.docx
+++ b/courseware/LG-Agentic AI Automation with n8n.docx
@@ -218,7 +218,7 @@
           <w:color w:val="1F6FEB"/>
           <w:sz w:val="24"/>
         </w:rPr>
-        <w:t>Version 6.4</w:t>
+        <w:t>Version 6.5</w:t>
       </w:r>
     </w:p>
     <w:p>
@@ -902,6 +902,64 @@
           </w:p>
         </w:tc>
       </w:tr>
+      <w:tr>
+        <w:tc>
+          <w:tcPr>
+            <w:tcW w:type="dxa" w:w="2160"/>
+          </w:tcPr>
+          <w:p>
+            <w:r/>
+            <w:r>
+              <w:rPr>
+                <w:sz w:val="19"/>
+              </w:rPr>
+              <w:t>6.5</w:t>
+            </w:r>
+          </w:p>
+        </w:tc>
+        <w:tc>
+          <w:tcPr>
+            <w:tcW w:type="dxa" w:w="2160"/>
+          </w:tcPr>
+          <w:p>
+            <w:r/>
+            <w:r>
+              <w:rPr>
+                <w:sz w:val="19"/>
+              </w:rPr>
+              <w:t>17 Oct 2026</w:t>
+            </w:r>
+          </w:p>
+        </w:tc>
+        <w:tc>
+          <w:tcPr>
+            <w:tcW w:type="dxa" w:w="2160"/>
+          </w:tcPr>
+          <w:p>
+            <w:r/>
+            <w:r>
+              <w:rPr>
+                <w:sz w:val="19"/>
+              </w:rPr>
+              <w:t>Aligned with slide deck v48: LMS/TMS OTP login added to setup; assigned n8n training accounts and sign-in steps replace self sign-up; free n8n Gateway credits added as the default LLM option (API keys now optional); Activity 4a rebuilt as the HR Policy Chatbot (Ava) on Telegram, built with n8n Assistant from one prompt; mini capstone now built with n8n Assistant, with an end-to-end video creation example prompt and more example prompts</w:t>
+            </w:r>
+          </w:p>
+        </w:tc>
+        <w:tc>
+          <w:tcPr>
+            <w:tcW w:type="dxa" w:w="2160"/>
+          </w:tcPr>
+          <w:p>
+            <w:r/>
+            <w:r>
+              <w:rPr>
+                <w:sz w:val="19"/>
+              </w:rPr>
+              <w:t>Tertiary Infotech Academy Pte Ltd</w:t>
+            </w:r>
+          </w:p>
+        </w:tc>
+      </w:tr>
     </w:tbl>
     <w:p>
       <w:r>
@@ -1082,6 +1140,62 @@
               <w:rPr>
                 <w:sz w:val="19"/>
               </w:rPr>
+              <w:t>LMS / TMS</w:t>
+            </w:r>
+          </w:p>
+        </w:tc>
+        <w:tc>
+          <w:tcPr>
+            <w:tcW w:type="dxa" w:w="2880"/>
+          </w:tcPr>
+          <w:p>
+            <w:r>
+              <w:rPr>
+                <w:sz w:val="19"/>
+              </w:rPr>
+            </w:r>
+            <w:r>
+              <w:rPr>
+                <w:sz w:val="19"/>
+              </w:rPr>
+              <w:t>Course slides, Learner Guide, attendance, assessment</w:t>
+            </w:r>
+          </w:p>
+        </w:tc>
+        <w:tc>
+          <w:tcPr>
+            <w:tcW w:type="dxa" w:w="2880"/>
+          </w:tcPr>
+          <w:p>
+            <w:r>
+              <w:rPr>
+                <w:sz w:val="19"/>
+              </w:rPr>
+            </w:r>
+            <w:r>
+              <w:rPr>
+                <w:sz w:val="19"/>
+              </w:rPr>
+              <w:t>lms-tms.tertiaryinfotech.com — registered email + OTP</w:t>
+            </w:r>
+          </w:p>
+        </w:tc>
+      </w:tr>
+      <w:tr>
+        <w:tc>
+          <w:tcPr>
+            <w:tcW w:type="dxa" w:w="2880"/>
+          </w:tcPr>
+          <w:p>
+            <w:r>
+              <w:rPr>
+                <w:sz w:val="19"/>
+              </w:rPr>
+            </w:r>
+            <w:r>
+              <w:rPr>
+                <w:sz w:val="19"/>
+              </w:rPr>
               <w:t>n8n</w:t>
             </w:r>
           </w:p>
@@ -1118,7 +1232,7 @@
               <w:rPr>
                 <w:sz w:val="19"/>
               </w:rPr>
-              <w:t>Cloud trial at n8n.io, or local Docker (see 0.2)</w:t>
+              <w:t>Assigned n8n training account (given in class), or local Docker (see 0.2)</w:t>
             </w:r>
           </w:p>
         </w:tc>
@@ -1194,6 +1308,62 @@
               <w:rPr>
                 <w:sz w:val="19"/>
               </w:rPr>
+              <w:t>n8n Gateway credits</w:t>
+            </w:r>
+          </w:p>
+        </w:tc>
+        <w:tc>
+          <w:tcPr>
+            <w:tcW w:type="dxa" w:w="2880"/>
+          </w:tcPr>
+          <w:p>
+            <w:r>
+              <w:rPr>
+                <w:sz w:val="19"/>
+              </w:rPr>
+            </w:r>
+            <w:r>
+              <w:rPr>
+                <w:sz w:val="19"/>
+              </w:rPr>
+              <w:t>Free LLM usage for AI agents — no API key</w:t>
+            </w:r>
+          </w:p>
+        </w:tc>
+        <w:tc>
+          <w:tcPr>
+            <w:tcW w:type="dxa" w:w="2880"/>
+          </w:tcPr>
+          <w:p>
+            <w:r>
+              <w:rPr>
+                <w:sz w:val="19"/>
+              </w:rPr>
+            </w:r>
+            <w:r>
+              <w:rPr>
+                <w:sz w:val="19"/>
+              </w:rPr>
+              <w:t>Included with the n8n Cloud trial (see 0.3)</w:t>
+            </w:r>
+          </w:p>
+        </w:tc>
+      </w:tr>
+      <w:tr>
+        <w:tc>
+          <w:tcPr>
+            <w:tcW w:type="dxa" w:w="2880"/>
+          </w:tcPr>
+          <w:p>
+            <w:r>
+              <w:rPr>
+                <w:sz w:val="19"/>
+              </w:rPr>
+            </w:r>
+            <w:r>
+              <w:rPr>
+                <w:sz w:val="19"/>
+              </w:rPr>
               <w:t>OpenAI API key</w:t>
             </w:r>
           </w:p>
@@ -1212,7 +1382,7 @@
               <w:rPr>
                 <w:sz w:val="19"/>
               </w:rPr>
-              <w:t>LLM for AI agents (Activities 4-8)</w:t>
+              <w:t>LLM for AI agents (Activities 4-8), if not using Gateway credits</w:t>
             </w:r>
           </w:p>
         </w:tc>
@@ -1230,7 +1400,7 @@
               <w:rPr>
                 <w:sz w:val="19"/>
               </w:rPr>
-              <w:t>platform.openai.com/api-keys (provided in class)</w:t>
+              <w:t>platform.openai.com/api-keys</w:t>
             </w:r>
           </w:p>
         </w:tc>
@@ -1521,21 +1691,21 @@
         <w:pStyle w:val="Heading3"/>
       </w:pPr>
       <w:r>
-        <w:t>0.2 Run n8n — Cloud trial OR local Docker</w:t>
-      </w:r>
-    </w:p>
-    <w:p>
-      <w:r>
-        <w:t xml:space="preserve">You have two ways to run n8n. For the course we start everyone on a </w:t>
-      </w:r>
-      <w:r>
-        <w:rPr>
-          <w:b/>
-        </w:rPr>
-        <w:t>cloud trial</w:t>
-      </w:r>
-      <w:r>
-        <w:t xml:space="preserve"> so we are productive immediately, and we also show how to </w:t>
+        <w:t>0.2 Run n8n — Training account (cloud) OR local Docker</w:t>
+      </w:r>
+    </w:p>
+    <w:p>
+      <w:r>
+        <w:t xml:space="preserve">You have two ways to run n8n. For the course we start everyone on an n8n </w:t>
+      </w:r>
+      <w:r>
+        <w:rPr>
+          <w:b/>
+        </w:rPr>
+        <w:t>cloud</w:t>
+      </w:r>
+      <w:r>
+        <w:t xml:space="preserve"> training account so we are productive immediately, and we also show how to </w:t>
       </w:r>
       <w:r>
         <w:rPr>
@@ -1552,46 +1722,124 @@
         <w:rPr>
           <w:b/>
         </w:rPr>
-        <w:t>Option A — Cloud trial (fastest).</w:t>
-      </w:r>
-      <w:r>
-        <w:t xml:space="preserve"> Sign up at n8n.io, create a workspace, and you land directly in the workflow editor. Note: trial </w:t>
-      </w:r>
-      <w:r>
-        <w:rPr>
-          <w:b/>
-        </w:rPr>
-        <w:t>Data Tables are not permanent</w:t>
-      </w:r>
-      <w:r>
-        <w:t xml:space="preserve"> — for anything you want to keep, store it externally (e.g. Google Sheets, see Activity 3b).</w:t>
-      </w:r>
-    </w:p>
-    <w:p>
-      <w:r>
-        <w:rPr>
-          <w:b/>
-        </w:rPr>
-        <w:t>Option B — Local install with Docker Compose (persistent).</w:t>
-      </w:r>
-      <w:r>
-        <w:t xml:space="preserve"> Install Docker Desktop, then create a file named </w:t>
+        <w:t>Option A — n8n training account (in class).</w:t>
+      </w:r>
+      <w:r>
+        <w:t xml:space="preserve"> Each learner is assigned ONE n8n Cloud training account (e.g. </w:t>
       </w:r>
       <w:r>
         <w:rPr>
           <w:rFonts w:ascii="Consolas" w:hAnsi="Consolas"/>
           <w:color w:val="C7254E"/>
         </w:rPr>
-        <w:t>docker-compose.yml</w:t>
-      </w:r>
-      <w:r>
-        <w:t xml:space="preserve"> (a ready-made copy is in </w:t>
+        <w:t>n8n18oct5@tertiaryinfotech.com</w:t>
+      </w:r>
+      <w:r>
+        <w:t xml:space="preserve">); the password is given by your trainer. The account is already set up — do not change the password or save real credentials in it. Note: trial </w:t>
+      </w:r>
+      <w:r>
+        <w:rPr>
+          <w:b/>
+        </w:rPr>
+        <w:t>Data Tables are not permanent</w:t>
+      </w:r>
+      <w:r>
+        <w:t xml:space="preserve"> — for anything you want to keep, store it externally (e.g. Google Sheets, see Activity 3b).</w:t>
+      </w:r>
+    </w:p>
+    <w:p>
+      <w:pPr>
+        <w:pStyle w:val="ListNumber"/>
+        <w:numPr>
+          <w:ilvl w:val="0"/>
+          <w:numId w:val="10"/>
+        </w:numPr>
+      </w:pPr>
+      <w:r>
+        <w:t xml:space="preserve">Go to </w:t>
+      </w:r>
+      <w:r>
+        <w:rPr>
+          <w:b/>
+        </w:rPr>
+        <w:t>app.n8n.cloud/login</w:t>
+      </w:r>
+      <w:r>
+        <w:t xml:space="preserve"> — or open your own instance URL directly.</w:t>
+      </w:r>
+    </w:p>
+    <w:p>
+      <w:pPr>
+        <w:pStyle w:val="ListNumber"/>
+      </w:pPr>
+      <w:r>
+        <w:t>Enter your assigned account email and the password your trainer gives you.</w:t>
+      </w:r>
+    </w:p>
+    <w:p>
+      <w:pPr>
+        <w:pStyle w:val="ListNumber"/>
+      </w:pPr>
+      <w:r>
+        <w:t>Open your instance from the dashboard — a free 14-day trial, active through the training.</w:t>
+      </w:r>
+    </w:p>
+    <w:p>
+      <w:pPr>
+        <w:pStyle w:val="ListNumber"/>
+      </w:pPr>
+      <w:r>
+        <w:t xml:space="preserve">You land in n8n — open </w:t>
+      </w:r>
+      <w:r>
+        <w:rPr>
+          <w:b/>
+        </w:rPr>
+        <w:t>Assistant</w:t>
+      </w:r>
+      <w:r>
+        <w:t xml:space="preserve"> or </w:t>
+      </w:r>
+      <w:r>
+        <w:rPr>
+          <w:b/>
+        </w:rPr>
+        <w:t>Overview</w:t>
+      </w:r>
+      <w:r>
+        <w:t xml:space="preserve"> to start building.</w:t>
+      </w:r>
+    </w:p>
+    <w:p>
+      <w:r>
+        <w:t>After the course you can sign up for your own free trial at n8n.io, or keep your work by self-hosting (Option B).</w:t>
+      </w:r>
+    </w:p>
+    <w:p>
+      <w:r>
+        <w:rPr>
+          <w:b/>
+        </w:rPr>
+        <w:t>Option B — Local install with Docker Compose (persistent).</w:t>
+      </w:r>
+      <w:r>
+        <w:t xml:space="preserve"> Install Docker Desktop, then create a file named </w:t>
       </w:r>
       <w:r>
         <w:rPr>
           <w:rFonts w:ascii="Consolas" w:hAnsi="Consolas"/>
           <w:color w:val="C7254E"/>
         </w:rPr>
+        <w:t>docker-compose.yml</w:t>
+      </w:r>
+      <w:r>
+        <w:t xml:space="preserve"> (a ready-made copy is in </w:t>
+      </w:r>
+      <w:r>
+        <w:rPr>
+          <w:rFonts w:ascii="Consolas" w:hAnsi="Consolas"/>
+          <w:color w:val="C7254E"/>
+        </w:rPr>
         <w:t>labs/n8n-installation/</w:t>
       </w:r>
       <w:r>
@@ -1600,6 +1848,7 @@
     </w:p>
     <w:p>
       <w:pPr>
+        <w:keepLines/>
         <w:shd w:val="clear" w:color="auto" w:fill="F3F5F8"/>
       </w:pPr>
       <w:r>
@@ -1641,7 +1890,7 @@
         <w:pStyle w:val="ListNumber"/>
         <w:numPr>
           <w:ilvl w:val="0"/>
-          <w:numId w:val="10"/>
+          <w:numId w:val="11"/>
         </w:numPr>
       </w:pPr>
       <w:r>
@@ -1784,10 +2033,42 @@
         <w:rPr>
           <w:b/>
         </w:rPr>
+        <w:t>AI models — free Gateway credits</w:t>
+      </w:r>
+      <w:r>
+        <w:t xml:space="preserve"> — on an AI node (e.g. AI Agent → Gemini or OpenAI Chat Model), choose </w:t>
+      </w:r>
+      <w:r>
+        <w:rPr>
+          <w:b/>
+        </w:rPr>
+        <w:t>Use Gateway credits</w:t>
+      </w:r>
+      <w:r>
+        <w:t xml:space="preserve"> in the Credential field; your balance shows beside it, and in </w:t>
+      </w:r>
+      <w:r>
+        <w:rPr>
+          <w:b/>
+        </w:rPr>
+        <w:t>Admin Panel → Gateway credits</w:t>
+      </w:r>
+      <w:r>
+        <w:t>. No provider account or API key is needed. (A red "Free AI credits — Enable to claim credits" toast is the legacy OpenAI offer — Gateway instances don't get it; use Gateway credits.)</w:t>
+      </w:r>
+    </w:p>
+    <w:p>
+      <w:pPr>
+        <w:pStyle w:val="ListBullet"/>
+      </w:pPr>
+      <w:r>
+        <w:rPr>
+          <w:b/>
+        </w:rPr>
         <w:t>OpenAI</w:t>
       </w:r>
       <w:r>
-        <w:t xml:space="preserve"> — paste your OpenAI API key. (Gemini: add a *Google Gemini (PaLM) API* credential instead.)</w:t>
+        <w:t xml:space="preserve"> (optional) — paste your own OpenAI API key instead. (Gemini: add a *Google Gemini (PaLM) API* credential.)</w:t>
       </w:r>
     </w:p>
     <w:p>
@@ -1915,7 +2196,7 @@
         <w:pStyle w:val="ListNumber"/>
         <w:numPr>
           <w:ilvl w:val="0"/>
-          <w:numId w:val="11"/>
+          <w:numId w:val="12"/>
         </w:numPr>
       </w:pPr>
       <w:r>
@@ -2228,7 +2509,7 @@
         <w:pStyle w:val="ListNumber"/>
         <w:numPr>
           <w:ilvl w:val="0"/>
-          <w:numId w:val="12"/>
+          <w:numId w:val="13"/>
         </w:numPr>
       </w:pPr>
       <w:r>
@@ -2451,7 +2732,7 @@
         <w:pStyle w:val="ListNumber"/>
         <w:numPr>
           <w:ilvl w:val="0"/>
-          <w:numId w:val="13"/>
+          <w:numId w:val="14"/>
         </w:numPr>
       </w:pPr>
       <w:r>
@@ -2660,7 +2941,7 @@
         <w:pStyle w:val="ListNumber"/>
         <w:numPr>
           <w:ilvl w:val="0"/>
-          <w:numId w:val="14"/>
+          <w:numId w:val="15"/>
         </w:numPr>
       </w:pPr>
       <w:r>
@@ -2951,7 +3232,7 @@
         <w:pStyle w:val="ListNumber"/>
         <w:numPr>
           <w:ilvl w:val="0"/>
-          <w:numId w:val="15"/>
+          <w:numId w:val="16"/>
         </w:numPr>
       </w:pPr>
       <w:r>
@@ -3301,7 +3582,7 @@
         <w:pStyle w:val="ListNumber"/>
         <w:numPr>
           <w:ilvl w:val="0"/>
-          <w:numId w:val="16"/>
+          <w:numId w:val="17"/>
         </w:numPr>
       </w:pPr>
       <w:r>
@@ -3475,7 +3756,7 @@
         <w:pStyle w:val="Heading2"/>
       </w:pPr>
       <w:r>
-        <w:t>Activity 4a — Telegram-Triggered AI Agent (Customer Service)</w:t>
+        <w:t>Activity 4a — HR Policy Chatbot on Telegram (built with n8n Assistant)</w:t>
       </w:r>
     </w:p>
     <w:p>
@@ -3495,6 +3776,25 @@
         </w:rPr>
         <w:t>labs/activity4-telegram-agent/</w:t>
       </w:r>
+      <w:r>
+        <w:t xml:space="preserve">  ·  </w:t>
+      </w:r>
+      <w:r>
+        <w:rPr>
+          <w:b/>
+        </w:rPr>
+        <w:t>Reference solution:</w:t>
+      </w:r>
+      <w:r>
+        <w:t xml:space="preserve"> </w:t>
+      </w:r>
+      <w:r>
+        <w:rPr>
+          <w:rFonts w:ascii="Consolas" w:hAnsi="Consolas"/>
+          <w:color w:val="C7254E"/>
+        </w:rPr>
+        <w:t>Activity4a-Telegram-HR-Agent.json</w:t>
+      </w:r>
     </w:p>
     <w:p>
       <w:pPr>
@@ -3515,7 +3815,16 @@
         <w:t>AI Agent</w:t>
       </w:r>
       <w:r>
-        <w:t xml:space="preserve">: a simple customer-service chatbot you talk to from </w:t>
+        <w:t xml:space="preserve">: </w:t>
+      </w:r>
+      <w:r>
+        <w:rPr>
+          <w:b/>
+        </w:rPr>
+        <w:t>Ava</w:t>
+      </w:r>
+      <w:r>
+        <w:t xml:space="preserve">, an HR policy chatbot that staff talk to on </w:t>
       </w:r>
       <w:r>
         <w:rPr>
@@ -3524,7 +3833,217 @@
         <w:t>Telegram</w:t>
       </w:r>
       <w:r>
-        <w:t>. The agent uses an LLM, short-term memory, and a system instruction that defines its persona.</w:t>
+        <w:t xml:space="preserve">. Instead of dragging every node yourself, you describe the workflow to </w:t>
+      </w:r>
+      <w:r>
+        <w:rPr>
+          <w:b/>
+        </w:rPr>
+        <w:t>n8n Assistant</w:t>
+      </w:r>
+      <w:r>
+        <w:t xml:space="preserve"> in one prompt and it builds the first draft — then you review it, connect the credentials, publish and chat.</w:t>
+      </w:r>
+    </w:p>
+    <w:p>
+      <w:pPr>
+        <w:pStyle w:val="Heading3"/>
+      </w:pPr>
+      <w:r>
+        <w:t>Concepts — what makes an AI Agent</w:t>
+      </w:r>
+    </w:p>
+    <w:p>
+      <w:pPr>
+        <w:pStyle w:val="ListBullet"/>
+      </w:pPr>
+      <w:r>
+        <w:rPr>
+          <w:b/>
+        </w:rPr>
+        <w:t>LLM</w:t>
+      </w:r>
+      <w:r>
+        <w:t xml:space="preserve"> — the chat model that writes replies (free n8n </w:t>
+      </w:r>
+      <w:r>
+        <w:rPr>
+          <w:b/>
+        </w:rPr>
+        <w:t>Gateway credits</w:t>
+      </w:r>
+      <w:r>
+        <w:t xml:space="preserve"> — no API key needed).</w:t>
+      </w:r>
+    </w:p>
+    <w:p>
+      <w:pPr>
+        <w:pStyle w:val="ListBullet"/>
+      </w:pPr>
+      <w:r>
+        <w:rPr>
+          <w:b/>
+        </w:rPr>
+        <w:t>Memory</w:t>
+      </w:r>
+      <w:r>
+        <w:t xml:space="preserve"> — remembers the recent conversation so follow-up questions make sense.</w:t>
+      </w:r>
+    </w:p>
+    <w:p>
+      <w:pPr>
+        <w:pStyle w:val="ListBullet"/>
+      </w:pPr>
+      <w:r>
+        <w:rPr>
+          <w:b/>
+        </w:rPr>
+        <w:t>Tools</w:t>
+      </w:r>
+      <w:r>
+        <w:t xml:space="preserve"> — optional actions the agent can call (added in Activity 4b).</w:t>
+      </w:r>
+    </w:p>
+    <w:p>
+      <w:pPr>
+        <w:pStyle w:val="ListBullet"/>
+      </w:pPr>
+      <w:r>
+        <w:rPr>
+          <w:b/>
+        </w:rPr>
+        <w:t>System Instruction</w:t>
+      </w:r>
+      <w:r>
+        <w:t xml:space="preserve"> — Ava's role, the sample HR policies and her rules (answer only from the policies, never invent a number, refer salary, medical or disciplinary questions to HR).</w:t>
+      </w:r>
+    </w:p>
+    <w:p>
+      <w:pPr>
+        <w:pStyle w:val="Heading3"/>
+      </w:pPr>
+      <w:r>
+        <w:t>Step 1 — Create the Telegram bot with BotFather</w:t>
+      </w:r>
+    </w:p>
+    <w:p>
+      <w:pPr>
+        <w:pStyle w:val="ListNumber"/>
+        <w:numPr>
+          <w:ilvl w:val="0"/>
+          <w:numId w:val="18"/>
+        </w:numPr>
+      </w:pPr>
+      <w:r>
+        <w:t xml:space="preserve">Open the Telegram app and search for the verified account named </w:t>
+      </w:r>
+      <w:r>
+        <w:rPr>
+          <w:b/>
+        </w:rPr>
+        <w:t>BotFather</w:t>
+      </w:r>
+      <w:r>
+        <w:t xml:space="preserve"> (look for the blue checkmark).</w:t>
+      </w:r>
+    </w:p>
+    <w:p>
+      <w:pPr>
+        <w:pStyle w:val="ListNumber"/>
+      </w:pPr>
+      <w:r>
+        <w:t xml:space="preserve">Start a chat and send the command </w:t>
+      </w:r>
+      <w:r>
+        <w:rPr>
+          <w:rFonts w:ascii="Consolas" w:hAnsi="Consolas"/>
+          <w:color w:val="C7254E"/>
+        </w:rPr>
+        <w:t>/newbot</w:t>
+      </w:r>
+      <w:r>
+        <w:t>.</w:t>
+      </w:r>
+    </w:p>
+    <w:p>
+      <w:pPr>
+        <w:pStyle w:val="ListNumber"/>
+      </w:pPr>
+      <w:r>
+        <w:t>Type a display name for your bot (e.g. My Free Helper Bot).</w:t>
+      </w:r>
+    </w:p>
+    <w:p>
+      <w:pPr>
+        <w:pStyle w:val="ListNumber"/>
+      </w:pPr>
+      <w:r>
+        <w:t xml:space="preserve">Choose a unique username that ends in </w:t>
+      </w:r>
+      <w:r>
+        <w:rPr>
+          <w:rFonts w:ascii="Consolas" w:hAnsi="Consolas"/>
+          <w:color w:val="C7254E"/>
+        </w:rPr>
+        <w:t>bot</w:t>
+      </w:r>
+      <w:r>
+        <w:t xml:space="preserve"> (e.g. </w:t>
+      </w:r>
+      <w:r>
+        <w:rPr>
+          <w:rFonts w:ascii="Consolas" w:hAnsi="Consolas"/>
+          <w:color w:val="C7254E"/>
+        </w:rPr>
+        <w:t>my_free_helper_bot</w:t>
+      </w:r>
+      <w:r>
+        <w:t>).</w:t>
+      </w:r>
+    </w:p>
+    <w:p>
+      <w:pPr>
+        <w:pStyle w:val="ListNumber"/>
+      </w:pPr>
+      <w:r>
+        <w:t xml:space="preserve">Copy the </w:t>
+      </w:r>
+      <w:r>
+        <w:rPr>
+          <w:b/>
+        </w:rPr>
+        <w:t>HTTP API token</w:t>
+      </w:r>
+      <w:r>
+        <w:t xml:space="preserve"> BotFather replies with (it looks like </w:t>
+      </w:r>
+      <w:r>
+        <w:rPr>
+          <w:rFonts w:ascii="Consolas" w:hAnsi="Consolas"/>
+          <w:color w:val="C7254E"/>
+        </w:rPr>
+        <w:t>123456789:AAH…</w:t>
+      </w:r>
+      <w:r>
+        <w:t xml:space="preserve">). Treat it like a password — if it leaks, send </w:t>
+      </w:r>
+      <w:r>
+        <w:rPr>
+          <w:rFonts w:ascii="Consolas" w:hAnsi="Consolas"/>
+          <w:color w:val="C7254E"/>
+        </w:rPr>
+        <w:t>/revoke</w:t>
+      </w:r>
+      <w:r>
+        <w:t xml:space="preserve"> to BotFather.</w:t>
+      </w:r>
+    </w:p>
+    <w:p>
+      <w:pPr>
+        <w:pStyle w:val="Heading3"/>
+      </w:pPr>
+      <w:r>
+        <w:t>Step 2 — Build the workflow with n8n Assistant</w:t>
       </w:r>
     </w:p>
     <w:p>
@@ -3534,7 +4053,7 @@
       <w:r>
         <w:drawing>
           <wp:inline xmlns:a="http://schemas.openxmlformats.org/drawingml/2006/main" xmlns:pic="http://schemas.openxmlformats.org/drawingml/2006/picture">
-            <wp:extent cx="5669280" cy="2323675"/>
+            <wp:extent cx="5669280" cy="4889104"/>
             <wp:docPr id="7" name="Picture 7"/>
             <wp:cNvGraphicFramePr>
               <a:graphicFrameLocks noChangeAspect="1"/>
@@ -3543,7 +4062,7 @@
               <a:graphicData uri="http://schemas.openxmlformats.org/drawingml/2006/picture">
                 <pic:pic>
                   <pic:nvPicPr>
-                    <pic:cNvPr id="0" name="Activity4a-Telegram-Agent.png"/>
+                    <pic:cNvPr id="0" name="n8n-build-with-ai.png"/>
                     <pic:cNvPicPr/>
                   </pic:nvPicPr>
                   <pic:blipFill>
@@ -3555,7 +4074,7 @@
                   <pic:spPr>
                     <a:xfrm>
                       <a:off x="0" y="0"/>
-                      <a:ext cx="5669280" cy="2323675"/>
+                      <a:ext cx="5669280" cy="4889104"/>
                     </a:xfrm>
                     <a:prstGeom prst="rect"/>
                   </pic:spPr>
@@ -3576,89 +4095,7 @@
           <w:color w:val="555B66"/>
           <w:sz w:val="18"/>
         </w:rPr>
-        <w:t>Activity 4a workflow — Telegram-triggered AI Agent</w:t>
-      </w:r>
-    </w:p>
-    <w:p>
-      <w:pPr>
-        <w:pStyle w:val="Heading3"/>
-      </w:pPr>
-      <w:r>
-        <w:t>Concepts — what makes an AI Agent</w:t>
-      </w:r>
-    </w:p>
-    <w:p>
-      <w:pPr>
-        <w:pStyle w:val="ListBullet"/>
-      </w:pPr>
-      <w:r>
-        <w:rPr>
-          <w:b/>
-        </w:rPr>
-        <w:t>LLM</w:t>
-      </w:r>
-      <w:r>
-        <w:t xml:space="preserve"> — the model that generates replies (OpenAI </w:t>
-      </w:r>
-      <w:r>
-        <w:rPr>
-          <w:rFonts w:ascii="Consolas" w:hAnsi="Consolas"/>
-          <w:color w:val="C7254E"/>
-        </w:rPr>
-        <w:t>gpt-4.1-mini</w:t>
-      </w:r>
-      <w:r>
-        <w:t xml:space="preserve"> or Google Gemini).</w:t>
-      </w:r>
-    </w:p>
-    <w:p>
-      <w:pPr>
-        <w:pStyle w:val="ListBullet"/>
-      </w:pPr>
-      <w:r>
-        <w:rPr>
-          <w:b/>
-        </w:rPr>
-        <w:t>Memory</w:t>
-      </w:r>
-      <w:r>
-        <w:t xml:space="preserve"> — remembers the recent conversation so follow-up questions make sense.</w:t>
-      </w:r>
-    </w:p>
-    <w:p>
-      <w:pPr>
-        <w:pStyle w:val="ListBullet"/>
-      </w:pPr>
-      <w:r>
-        <w:rPr>
-          <w:b/>
-        </w:rPr>
-        <w:t>Tools</w:t>
-      </w:r>
-      <w:r>
-        <w:t xml:space="preserve"> — optional actions the agent can call (added in Activity 4b).</w:t>
-      </w:r>
-    </w:p>
-    <w:p>
-      <w:pPr>
-        <w:pStyle w:val="ListBullet"/>
-      </w:pPr>
-      <w:r>
-        <w:rPr>
-          <w:b/>
-        </w:rPr>
-        <w:t>System Instruction</w:t>
-      </w:r>
-      <w:r>
-        <w:t xml:space="preserve"> — the agent's role, tone, and rules.</w:t>
-      </w:r>
-    </w:p>
-    <w:p>
-      <w:pPr>
-        <w:pStyle w:val="Heading3"/>
-      </w:pPr>
-      <w:r>
-        <w:t>Step 1 — Create the Telegram bot</w:t>
+        <w:t>An empty canvas offers Add first step or Build with AI — Build with AI opens n8n Assistant</w:t>
       </w:r>
     </w:p>
     <w:p>
@@ -3666,56 +4103,162 @@
         <w:pStyle w:val="ListNumber"/>
         <w:numPr>
           <w:ilvl w:val="0"/>
-          <w:numId w:val="17"/>
+          <w:numId w:val="19"/>
         </w:numPr>
       </w:pPr>
       <w:r>
-        <w:t xml:space="preserve">In Telegram, open </w:t>
-      </w:r>
-      <w:r>
-        <w:rPr>
-          <w:b/>
-        </w:rPr>
-        <w:t>@BotFather</w:t>
-      </w:r>
-      <w:r>
-        <w:t xml:space="preserve"> → </w:t>
+        <w:t xml:space="preserve">Create a new workflow and click </w:t>
+      </w:r>
+      <w:r>
+        <w:rPr>
+          <w:b/>
+        </w:rPr>
+        <w:t>Build with AI</w:t>
+      </w:r>
+      <w:r>
+        <w:t xml:space="preserve"> (or open </w:t>
+      </w:r>
+      <w:r>
+        <w:rPr>
+          <w:b/>
+        </w:rPr>
+        <w:t>Assistant</w:t>
+      </w:r>
+      <w:r>
+        <w:t xml:space="preserve"> in the left sidebar).</w:t>
+      </w:r>
+    </w:p>
+    <w:p>
+      <w:pPr>
+        <w:pStyle w:val="ListNumber"/>
+      </w:pPr>
+      <w:r>
+        <w:t>Paste the prompt below and let n8n Assistant plan the workflow. Review the plan before it builds.</w:t>
+      </w:r>
+    </w:p>
+    <w:p>
+      <w:pPr>
+        <w:keepLines/>
+        <w:shd w:val="clear" w:color="auto" w:fill="F3F5F8"/>
+      </w:pPr>
+      <w:r>
+        <w:rPr>
+          <w:rFonts w:ascii="Consolas" w:hAnsi="Consolas"/>
+          <w:sz w:val="18"/>
+        </w:rPr>
+        <w:t>Create a 3-node workflow:</w:t>
+        <w:br/>
+        <w:t>- A user posts a message to a Telegram bot.</w:t>
+        <w:br/>
+        <w:t>- Telegram sends the data to an HR agent.</w:t>
+        <w:br/>
+        <w:t>- The HR agent responds to the user on the company HR policies. Create a</w:t>
+        <w:br/>
+        <w:t xml:space="preserve">   system instruction for the HR agent with sample company policies in</w:t>
+        <w:br/>
+        <w:t xml:space="preserve">   it. The HR agent has a memory.</w:t>
+        <w:br/>
+        <w:t>- Respond to Telegram.</w:t>
+      </w:r>
+    </w:p>
+    <w:p>
+      <w:r>
+        <w:t>Then:</w:t>
+      </w:r>
+    </w:p>
+    <w:p>
+      <w:pPr>
+        <w:pStyle w:val="ListBullet"/>
+      </w:pPr>
+      <w:r>
+        <w:t>Read the system instruction it wrote — edit the sample policies if you like.</w:t>
+      </w:r>
+    </w:p>
+    <w:p>
+      <w:pPr>
+        <w:pStyle w:val="ListBullet"/>
+      </w:pPr>
+      <w:r>
+        <w:t xml:space="preserve">Check that a </w:t>
+      </w:r>
+      <w:r>
+        <w:rPr>
+          <w:b/>
+        </w:rPr>
+        <w:t>memory</w:t>
+      </w:r>
+      <w:r>
+        <w:t xml:space="preserve"> node is attached to the HR agent.</w:t>
+      </w:r>
+    </w:p>
+    <w:p>
+      <w:pPr>
+        <w:pStyle w:val="ListBullet"/>
+      </w:pPr>
+      <w:r>
+        <w:t xml:space="preserve">Stuck? Import </w:t>
       </w:r>
       <w:r>
         <w:rPr>
           <w:rFonts w:ascii="Consolas" w:hAnsi="Consolas"/>
           <w:color w:val="C7254E"/>
         </w:rPr>
-        <w:t>/newbot</w:t>
-      </w:r>
-      <w:r>
-        <w:t xml:space="preserve">, give it a name and username, and copy the </w:t>
-      </w:r>
-      <w:r>
-        <w:rPr>
-          <w:b/>
-        </w:rPr>
-        <w:t>bot token</w:t>
-      </w:r>
-      <w:r>
-        <w:t>.</w:t>
-      </w:r>
-    </w:p>
-    <w:p>
-      <w:pPr>
-        <w:pStyle w:val="ListNumber"/>
-      </w:pPr>
-      <w:r>
-        <w:t xml:space="preserve">In n8n add a </w:t>
-      </w:r>
-      <w:r>
-        <w:rPr>
-          <w:b/>
-        </w:rPr>
-        <w:t>Telegram</w:t>
-      </w:r>
-      <w:r>
-        <w:t xml:space="preserve"> credential and paste the token.</w:t>
+        <w:t>Activity4a-Telegram-HR-Agent.json</w:t>
+      </w:r>
+      <w:r>
+        <w:t xml:space="preserve"> from the folder instead (it includes the memory node).</w:t>
+      </w:r>
+    </w:p>
+    <w:p>
+      <w:pPr>
+        <w:jc w:val="center"/>
+      </w:pPr>
+      <w:r>
+        <w:drawing>
+          <wp:inline xmlns:a="http://schemas.openxmlformats.org/drawingml/2006/main" xmlns:pic="http://schemas.openxmlformats.org/drawingml/2006/picture">
+            <wp:extent cx="5669280" cy="2514944"/>
+            <wp:docPr id="8" name="Picture 8"/>
+            <wp:cNvGraphicFramePr>
+              <a:graphicFrameLocks noChangeAspect="1"/>
+            </wp:cNvGraphicFramePr>
+            <a:graphic>
+              <a:graphicData uri="http://schemas.openxmlformats.org/drawingml/2006/picture">
+                <pic:pic>
+                  <pic:nvPicPr>
+                    <pic:cNvPr id="0" name="n8n-flow-telegram-demo.png"/>
+                    <pic:cNvPicPr/>
+                  </pic:nvPicPr>
+                  <pic:blipFill>
+                    <a:blip r:embed="rId16"/>
+                    <a:stretch>
+                      <a:fillRect/>
+                    </a:stretch>
+                  </pic:blipFill>
+                  <pic:spPr>
+                    <a:xfrm>
+                      <a:off x="0" y="0"/>
+                      <a:ext cx="5669280" cy="2514944"/>
+                    </a:xfrm>
+                    <a:prstGeom prst="rect"/>
+                  </pic:spPr>
+                </pic:pic>
+              </a:graphicData>
+            </a:graphic>
+          </wp:inline>
+        </w:drawing>
+      </w:r>
+    </w:p>
+    <w:p>
+      <w:pPr>
+        <w:jc w:val="center"/>
+      </w:pPr>
+      <w:r>
+        <w:rPr>
+          <w:i/>
+          <w:color w:val="555B66"/>
+          <w:sz w:val="18"/>
+        </w:rPr>
+        <w:t>The workflow: Telegram Trigger → HR Agent → Reply on Telegram (shown before memory was added — attach a memory node under the HR Agent)</w:t>
       </w:r>
     </w:p>
     <w:p>
@@ -3723,7 +4266,7 @@
         <w:pStyle w:val="Heading3"/>
       </w:pPr>
       <w:r>
-        <w:t>Step 2 — Build the workflow</w:t>
+        <w:t>Step 3 — Connect the bot, publish and chat</w:t>
       </w:r>
     </w:p>
     <w:p>
@@ -3731,11 +4274,11 @@
         <w:pStyle w:val="ListNumber"/>
         <w:numPr>
           <w:ilvl w:val="0"/>
-          <w:numId w:val="18"/>
+          <w:numId w:val="20"/>
         </w:numPr>
       </w:pPr>
       <w:r>
-        <w:t xml:space="preserve">Add a </w:t>
+        <w:t xml:space="preserve">Open the </w:t>
       </w:r>
       <w:r>
         <w:rPr>
@@ -3744,7 +4287,16 @@
         <w:t>Telegram Trigger</w:t>
       </w:r>
       <w:r>
-        <w:t xml:space="preserve"> node (it fires on each incoming message). Select your Telegram credential.</w:t>
+        <w:t xml:space="preserve"> node → </w:t>
+      </w:r>
+      <w:r>
+        <w:rPr>
+          <w:b/>
+        </w:rPr>
+        <w:t>Credential → Create new credential</w:t>
+      </w:r>
+      <w:r>
+        <w:t>, paste the BotFather token as the Access Token and save.</w:t>
       </w:r>
     </w:p>
     <w:p>
@@ -3752,16 +4304,16 @@
         <w:pStyle w:val="ListNumber"/>
       </w:pPr>
       <w:r>
-        <w:t xml:space="preserve">Add an </w:t>
-      </w:r>
-      <w:r>
-        <w:rPr>
-          <w:b/>
-        </w:rPr>
-        <w:t>AI Agent</w:t>
-      </w:r>
-      <w:r>
-        <w:t xml:space="preserve"> node connected after the trigger.</w:t>
+        <w:t xml:space="preserve">Open the Telegram node that sends the reply and select the </w:t>
+      </w:r>
+      <w:r>
+        <w:rPr>
+          <w:b/>
+        </w:rPr>
+        <w:t>same</w:t>
+      </w:r>
+      <w:r>
+        <w:t xml:space="preserve"> Telegram credential.</w:t>
       </w:r>
     </w:p>
     <w:p>
@@ -3769,25 +4321,16 @@
         <w:pStyle w:val="ListNumber"/>
       </w:pPr>
       <w:r>
-        <w:t xml:space="preserve">Attach an </w:t>
-      </w:r>
-      <w:r>
-        <w:rPr>
-          <w:b/>
-        </w:rPr>
-        <w:t>OpenAI Chat Model</w:t>
-      </w:r>
-      <w:r>
-        <w:t xml:space="preserve"> (or </w:t>
-      </w:r>
-      <w:r>
-        <w:rPr>
-          <w:b/>
-        </w:rPr>
-        <w:t>Google Gemini Chat Model</w:t>
-      </w:r>
-      <w:r>
-        <w:t>) as the agent's model.</w:t>
+        <w:t xml:space="preserve">Open the chat model under the HR agent and choose </w:t>
+      </w:r>
+      <w:r>
+        <w:rPr>
+          <w:b/>
+        </w:rPr>
+        <w:t>Use Gateway credits</w:t>
+      </w:r>
+      <w:r>
+        <w:t xml:space="preserve"> as its credential.</w:t>
       </w:r>
     </w:p>
     <w:p>
@@ -3795,16 +4338,16 @@
         <w:pStyle w:val="ListNumber"/>
       </w:pPr>
       <w:r>
-        <w:t xml:space="preserve">Attach a </w:t>
-      </w:r>
-      <w:r>
-        <w:rPr>
-          <w:b/>
-        </w:rPr>
-        <w:t>Simple Memory</w:t>
-      </w:r>
-      <w:r>
-        <w:t xml:space="preserve"> node so the agent recalls the conversation.</w:t>
+        <w:t xml:space="preserve">Click </w:t>
+      </w:r>
+      <w:r>
+        <w:rPr>
+          <w:b/>
+        </w:rPr>
+        <w:t>Publish</w:t>
+      </w:r>
+      <w:r>
+        <w:t xml:space="preserve"> — n8n registers the workflow's Production webhook with Telegram. (A bot has ONE webhook at a time; testing in the editor swaps in the Test URL, so publish again when you are done.)</w:t>
       </w:r>
     </w:p>
     <w:p>
@@ -3812,84 +4355,78 @@
         <w:pStyle w:val="ListNumber"/>
       </w:pPr>
       <w:r>
-        <w:t xml:space="preserve">Write the </w:t>
-      </w:r>
-      <w:r>
-        <w:rPr>
-          <w:b/>
-        </w:rPr>
-        <w:t>System Instruction</w:t>
-      </w:r>
-      <w:r>
-        <w:t>, e.g. "You are a friendly customer-service assistant for MyCompany. Answer concisely and politely."</w:t>
-      </w:r>
-    </w:p>
-    <w:p>
-      <w:pPr>
-        <w:pStyle w:val="ListNumber"/>
-      </w:pPr>
-      <w:r>
-        <w:t xml:space="preserve">Add a </w:t>
-      </w:r>
-      <w:r>
-        <w:rPr>
-          <w:b/>
-        </w:rPr>
-        <w:t>Telegram → Send Message</w:t>
-      </w:r>
-      <w:r>
-        <w:t xml:space="preserve"> node after the agent; set </w:t>
-      </w:r>
-      <w:r>
-        <w:rPr>
-          <w:b/>
-        </w:rPr>
-        <w:t>Chat ID</w:t>
-      </w:r>
-      <w:r>
-        <w:t xml:space="preserve"> = </w:t>
+        <w:t xml:space="preserve">Open </w:t>
       </w:r>
       <w:r>
         <w:rPr>
           <w:rFonts w:ascii="Consolas" w:hAnsi="Consolas"/>
           <w:color w:val="C7254E"/>
         </w:rPr>
-        <w:t>{{ $json.message.chat.id }}</w:t>
-      </w:r>
-      <w:r>
-        <w:t xml:space="preserve"> and </w:t>
-      </w:r>
-      <w:r>
-        <w:rPr>
-          <w:b/>
-        </w:rPr>
-        <w:t>Text</w:t>
-      </w:r>
-      <w:r>
-        <w:t xml:space="preserve"> = the agent's output.</w:t>
-      </w:r>
-    </w:p>
-    <w:p>
-      <w:pPr>
-        <w:pStyle w:val="ListNumber"/>
-      </w:pPr>
-      <w:r>
-        <w:rPr>
-          <w:b/>
-        </w:rPr>
-        <w:t>Save</w:t>
-      </w:r>
-      <w:r>
-        <w:t xml:space="preserve"> and toggle </w:t>
-      </w:r>
-      <w:r>
-        <w:rPr>
-          <w:b/>
-        </w:rPr>
-        <w:t>Active</w:t>
-      </w:r>
-      <w:r>
-        <w:t>.</w:t>
+        <w:t>t.me/&lt;your bot username&gt;</w:t>
+      </w:r>
+      <w:r>
+        <w:t xml:space="preserve">, tap </w:t>
+      </w:r>
+      <w:r>
+        <w:rPr>
+          <w:b/>
+        </w:rPr>
+        <w:t>Start</w:t>
+      </w:r>
+      <w:r>
+        <w:t xml:space="preserve"> and chat.</w:t>
+      </w:r>
+    </w:p>
+    <w:p>
+      <w:pPr>
+        <w:jc w:val="center"/>
+      </w:pPr>
+      <w:r>
+        <w:drawing>
+          <wp:inline xmlns:a="http://schemas.openxmlformats.org/drawingml/2006/main" xmlns:pic="http://schemas.openxmlformats.org/drawingml/2006/picture">
+            <wp:extent cx="5669280" cy="6656569"/>
+            <wp:docPr id="9" name="Picture 9"/>
+            <wp:cNvGraphicFramePr>
+              <a:graphicFrameLocks noChangeAspect="1"/>
+            </wp:cNvGraphicFramePr>
+            <a:graphic>
+              <a:graphicData uri="http://schemas.openxmlformats.org/drawingml/2006/picture">
+                <pic:pic>
+                  <pic:nvPicPr>
+                    <pic:cNvPr id="0" name="telegram-chat-demo.png"/>
+                    <pic:cNvPicPr/>
+                  </pic:nvPicPr>
+                  <pic:blipFill>
+                    <a:blip r:embed="rId17"/>
+                    <a:stretch>
+                      <a:fillRect/>
+                    </a:stretch>
+                  </pic:blipFill>
+                  <pic:spPr>
+                    <a:xfrm>
+                      <a:off x="0" y="0"/>
+                      <a:ext cx="5669280" cy="6656569"/>
+                    </a:xfrm>
+                    <a:prstGeom prst="rect"/>
+                  </pic:spPr>
+                </pic:pic>
+              </a:graphicData>
+            </a:graphic>
+          </wp:inline>
+        </w:drawing>
+      </w:r>
+    </w:p>
+    <w:p>
+      <w:pPr>
+        <w:jc w:val="center"/>
+      </w:pPr>
+      <w:r>
+        <w:rPr>
+          <w:i/>
+          <w:color w:val="555B66"/>
+          <w:sz w:val="18"/>
+        </w:rPr>
+        <w:t>Chatting with Ava — she quotes the leave policy and keeps the context of the conversation</w:t>
       </w:r>
     </w:p>
     <w:p>
@@ -3904,7 +4441,7 @@
         <w:t xml:space="preserve">✅ Test it:  </w:t>
       </w:r>
       <w:r>
-        <w:t>Message your bot in Telegram (e.g. "What are your opening hours?") and confirm it replies.</w:t>
+        <w:t>Ask "How many days of annual leave do I get?" (the answer must quote the policy), ask a follow-up (memory keeps the context), then ask about a colleague's salary — Ava must refer you to HR.</w:t>
       </w:r>
     </w:p>
     <w:p>
@@ -3943,7 +4480,7 @@
     </w:p>
     <w:p>
       <w:r>
-        <w:t xml:space="preserve">Give the agent a </w:t>
+        <w:t xml:space="preserve">Give Ava a </w:t>
       </w:r>
       <w:r>
         <w:rPr>
@@ -3961,7 +4498,7 @@
         <w:t>Data Table</w:t>
       </w:r>
       <w:r>
-        <w:t xml:space="preserve"> it can look up. Now the same Telegram bot can answer HR-admin questions like "What department is Alice in?" by querying real data.</w:t>
+        <w:t xml:space="preserve"> she can look up. Now the same Telegram bot can answer HR-admin questions like "What department is Alice in?" by querying real data.</w:t>
       </w:r>
     </w:p>
     <w:p>
@@ -3972,7 +4509,7 @@
         <w:drawing>
           <wp:inline xmlns:a="http://schemas.openxmlformats.org/drawingml/2006/main" xmlns:pic="http://schemas.openxmlformats.org/drawingml/2006/picture">
             <wp:extent cx="5669280" cy="2421002"/>
-            <wp:docPr id="8" name="Picture 8"/>
+            <wp:docPr id="10" name="Picture 10"/>
             <wp:cNvGraphicFramePr>
               <a:graphicFrameLocks noChangeAspect="1"/>
             </wp:cNvGraphicFramePr>
@@ -3984,7 +4521,7 @@
                     <pic:cNvPicPr/>
                   </pic:nvPicPr>
                   <pic:blipFill>
-                    <a:blip r:embed="rId16"/>
+                    <a:blip r:embed="rId18"/>
                     <a:stretch>
                       <a:fillRect/>
                     </a:stretch>
@@ -4013,7 +4550,7 @@
           <w:color w:val="555B66"/>
           <w:sz w:val="18"/>
         </w:rPr>
-        <w:t>Activity 4b workflow — Agent with a Data Table tool</w:t>
+        <w:t>Activity 4b reference layout — the agent (Ava in your build) with a Data Table tool</w:t>
       </w:r>
     </w:p>
     <w:p>
@@ -4029,7 +4566,7 @@
         <w:pStyle w:val="ListNumber"/>
         <w:numPr>
           <w:ilvl w:val="0"/>
-          <w:numId w:val="19"/>
+          <w:numId w:val="21"/>
         </w:numPr>
       </w:pPr>
       <w:r>
@@ -4123,7 +4660,7 @@
         <w:pStyle w:val="ListNumber"/>
       </w:pPr>
       <w:r>
-        <w:t xml:space="preserve">Update the </w:t>
+        <w:t xml:space="preserve">Add to Ava's </w:t>
       </w:r>
       <w:r>
         <w:rPr>
@@ -4132,7 +4669,7 @@
         <w:t>System Instruction</w:t>
       </w:r>
       <w:r>
-        <w:t>: "You are an HR admin assistant. Use the Employees tool to answer questions about staff. If the data is not found, say so."</w:t>
+        <w:t>: "Use the Employees tool to answer questions about staff (department, role, contact). If the data is not found, say so. Never reveal salaries."</w:t>
       </w:r>
     </w:p>
     <w:p>
@@ -4258,567 +4795,6 @@
       </w:r>
       <w:r>
         <w:t>. The provided one-page Investment Advisor site has an enquiry form and a floating chatbot; both POST to a single n8n webhook, which routes to an email-the-advisor path and an AI-chat path.</w:t>
-      </w:r>
-    </w:p>
-    <w:p>
-      <w:pPr>
-        <w:jc w:val="center"/>
-      </w:pPr>
-      <w:r>
-        <w:drawing>
-          <wp:inline xmlns:a="http://schemas.openxmlformats.org/drawingml/2006/main" xmlns:pic="http://schemas.openxmlformats.org/drawingml/2006/picture">
-            <wp:extent cx="5669280" cy="3371197"/>
-            <wp:docPr id="9" name="Picture 9"/>
-            <wp:cNvGraphicFramePr>
-              <a:graphicFrameLocks noChangeAspect="1"/>
-            </wp:cNvGraphicFramePr>
-            <a:graphic>
-              <a:graphicData uri="http://schemas.openxmlformats.org/drawingml/2006/picture">
-                <pic:pic>
-                  <pic:nvPicPr>
-                    <pic:cNvPr id="0" name="Activity5-Investment-Advisor.png"/>
-                    <pic:cNvPicPr/>
-                  </pic:nvPicPr>
-                  <pic:blipFill>
-                    <a:blip r:embed="rId17"/>
-                    <a:stretch>
-                      <a:fillRect/>
-                    </a:stretch>
-                  </pic:blipFill>
-                  <pic:spPr>
-                    <a:xfrm>
-                      <a:off x="0" y="0"/>
-                      <a:ext cx="5669280" cy="3371197"/>
-                    </a:xfrm>
-                    <a:prstGeom prst="rect"/>
-                  </pic:spPr>
-                </pic:pic>
-              </a:graphicData>
-            </a:graphic>
-          </wp:inline>
-        </w:drawing>
-      </w:r>
-    </w:p>
-    <w:p>
-      <w:pPr>
-        <w:jc w:val="center"/>
-      </w:pPr>
-      <w:r>
-        <w:rPr>
-          <w:i/>
-          <w:color w:val="555B66"/>
-          <w:sz w:val="18"/>
-        </w:rPr>
-        <w:t>Activity 5 workflow — Webhook chatbot + enquiry</w:t>
-      </w:r>
-    </w:p>
-    <w:p>
-      <w:pPr>
-        <w:pStyle w:val="Heading3"/>
-      </w:pPr>
-      <w:r>
-        <w:t>Concepts — Webhooks</w:t>
-      </w:r>
-    </w:p>
-    <w:p>
-      <w:pPr>
-        <w:pStyle w:val="ListBullet"/>
-      </w:pPr>
-      <w:r>
-        <w:t xml:space="preserve">A </w:t>
-      </w:r>
-      <w:r>
-        <w:rPr>
-          <w:b/>
-        </w:rPr>
-        <w:t>Webhook</w:t>
-      </w:r>
-      <w:r>
-        <w:t xml:space="preserve"> is a URL that external systems (a website, another app) call to </w:t>
-      </w:r>
-      <w:r>
-        <w:rPr>
-          <w:b/>
-        </w:rPr>
-        <w:t>trigger</w:t>
-      </w:r>
-      <w:r>
-        <w:t xml:space="preserve"> your workflow.</w:t>
-      </w:r>
-    </w:p>
-    <w:p>
-      <w:pPr>
-        <w:pStyle w:val="ListBullet"/>
-      </w:pPr>
-      <w:r>
-        <w:t>Use cases: website chat, form submissions, payment events, GitHub/Stripe notifications — any external trigger.</w:t>
-      </w:r>
-    </w:p>
-    <w:p>
-      <w:pPr>
-        <w:pStyle w:val="ListBullet"/>
-      </w:pPr>
-      <w:r>
-        <w:rPr>
-          <w:b/>
-        </w:rPr>
-        <w:t>GET vs POST:</w:t>
-      </w:r>
-      <w:r>
-        <w:t xml:space="preserve"> GET carries data in the URL query string (read it as </w:t>
-      </w:r>
-      <w:r>
-        <w:rPr>
-          <w:rFonts w:ascii="Consolas" w:hAnsi="Consolas"/>
-          <w:color w:val="C7254E"/>
-        </w:rPr>
-        <w:t>{{ $json.query.field }}</w:t>
-      </w:r>
-      <w:r>
-        <w:t xml:space="preserve">); POST carries a JSON body (read it as </w:t>
-      </w:r>
-      <w:r>
-        <w:rPr>
-          <w:rFonts w:ascii="Consolas" w:hAnsi="Consolas"/>
-          <w:color w:val="C7254E"/>
-        </w:rPr>
-        <w:t>{{ $json.body.field }}</w:t>
-      </w:r>
-      <w:r>
-        <w:t>). Website chat and forms POST; the Activity 8b dashboard GETs.</w:t>
-      </w:r>
-    </w:p>
-    <w:p>
-      <w:pPr>
-        <w:pStyle w:val="ListBullet"/>
-      </w:pPr>
-      <w:r>
-        <w:rPr>
-          <w:b/>
-        </w:rPr>
-        <w:t>Test URL vs Production URL:</w:t>
-      </w:r>
-      <w:r>
-        <w:t xml:space="preserve"> the Test URL (</w:t>
-      </w:r>
-      <w:r>
-        <w:rPr>
-          <w:rFonts w:ascii="Consolas" w:hAnsi="Consolas"/>
-          <w:color w:val="C7254E"/>
-        </w:rPr>
-        <w:t>/webhook-test/…</w:t>
-      </w:r>
-      <w:r>
-        <w:t>) listens for ONE call while you click *Listen for test event* and shows the run live on the canvas; the Production URL (</w:t>
-      </w:r>
-      <w:r>
-        <w:rPr>
-          <w:rFonts w:ascii="Consolas" w:hAnsi="Consolas"/>
-          <w:color w:val="C7254E"/>
-        </w:rPr>
-        <w:t>/webhook/…</w:t>
-      </w:r>
-      <w:r>
-        <w:t xml:space="preserve">) requires the workflow to be </w:t>
-      </w:r>
-      <w:r>
-        <w:rPr>
-          <w:b/>
-        </w:rPr>
-        <w:t>Active</w:t>
-      </w:r>
-      <w:r>
-        <w:t xml:space="preserve">, is always on, and logs runs in the </w:t>
-      </w:r>
-      <w:r>
-        <w:rPr>
-          <w:b/>
-        </w:rPr>
-        <w:t>Executions</w:t>
-      </w:r>
-      <w:r>
-        <w:t xml:space="preserve"> list. Websites must always call the </w:t>
-      </w:r>
-      <w:r>
-        <w:rPr>
-          <w:b/>
-        </w:rPr>
-        <w:t>Production URL</w:t>
-      </w:r>
-      <w:r>
-        <w:t xml:space="preserve"> of an Active workflow.</w:t>
-      </w:r>
-    </w:p>
-    <w:p>
-      <w:pPr>
-        <w:pStyle w:val="ListBullet"/>
-      </w:pPr>
-      <w:r>
-        <w:t xml:space="preserve">Pair the Webhook trigger with a </w:t>
-      </w:r>
-      <w:r>
-        <w:rPr>
-          <w:b/>
-        </w:rPr>
-        <w:t>Respond to Webhook</w:t>
-      </w:r>
-      <w:r>
-        <w:t xml:space="preserve"> node to send a reply back to the caller.</w:t>
-      </w:r>
-    </w:p>
-    <w:p>
-      <w:pPr>
-        <w:pStyle w:val="Heading3"/>
-      </w:pPr>
-      <w:r>
-        <w:t>Step-by-step</w:t>
-      </w:r>
-    </w:p>
-    <w:p>
-      <w:pPr>
-        <w:pStyle w:val="ListNumber"/>
-        <w:numPr>
-          <w:ilvl w:val="0"/>
-          <w:numId w:val="20"/>
-        </w:numPr>
-      </w:pPr>
-      <w:r>
-        <w:t xml:space="preserve">Import </w:t>
-      </w:r>
-      <w:r>
-        <w:rPr>
-          <w:rFonts w:ascii="Consolas" w:hAnsi="Consolas"/>
-          <w:color w:val="C7254E"/>
-        </w:rPr>
-        <w:t>Activity5-Investment-Advisor.json</w:t>
-      </w:r>
-      <w:r>
-        <w:t xml:space="preserve"> into n8n.</w:t>
-      </w:r>
-    </w:p>
-    <w:p>
-      <w:pPr>
-        <w:pStyle w:val="ListNumber"/>
-      </w:pPr>
-      <w:r>
-        <w:t xml:space="preserve">Open the </w:t>
-      </w:r>
-      <w:r>
-        <w:rPr>
-          <w:b/>
-        </w:rPr>
-        <w:t>Webhook</w:t>
-      </w:r>
-      <w:r>
-        <w:t xml:space="preserve"> node(s) and ensure </w:t>
-      </w:r>
-      <w:r>
-        <w:rPr>
-          <w:b/>
-        </w:rPr>
-        <w:t>Allowed Origins (CORS)</w:t>
-      </w:r>
-      <w:r>
-        <w:t xml:space="preserve"> is </w:t>
-      </w:r>
-      <w:r>
-        <w:rPr>
-          <w:rFonts w:ascii="Consolas" w:hAnsi="Consolas"/>
-          <w:color w:val="C7254E"/>
-        </w:rPr>
-        <w:t>*</w:t>
-      </w:r>
-      <w:r>
-        <w:t xml:space="preserve"> so the browser page can call it.</w:t>
-      </w:r>
-    </w:p>
-    <w:p>
-      <w:pPr>
-        <w:pStyle w:val="ListNumber"/>
-      </w:pPr>
-      <w:r>
-        <w:t xml:space="preserve">Re-select your </w:t>
-      </w:r>
-      <w:r>
-        <w:rPr>
-          <w:b/>
-        </w:rPr>
-        <w:t>OpenAI</w:t>
-      </w:r>
-      <w:r>
-        <w:t xml:space="preserve"> and </w:t>
-      </w:r>
-      <w:r>
-        <w:rPr>
-          <w:b/>
-        </w:rPr>
-        <w:t>Gmail</w:t>
-      </w:r>
-      <w:r>
-        <w:t xml:space="preserve"> credentials on the AI Agent and Email nodes.</w:t>
-      </w:r>
-    </w:p>
-    <w:p>
-      <w:pPr>
-        <w:pStyle w:val="ListNumber"/>
-      </w:pPr>
-      <w:r>
-        <w:t>Review the agent's compliance system instruction (no guaranteed returns, no personalised advice).</w:t>
-      </w:r>
-    </w:p>
-    <w:p>
-      <w:pPr>
-        <w:pStyle w:val="ListNumber"/>
-      </w:pPr>
-      <w:r>
-        <w:rPr>
-          <w:b/>
-        </w:rPr>
-        <w:t>Save</w:t>
-      </w:r>
-      <w:r>
-        <w:t xml:space="preserve">, toggle </w:t>
-      </w:r>
-      <w:r>
-        <w:rPr>
-          <w:b/>
-        </w:rPr>
-        <w:t>Active</w:t>
-      </w:r>
-      <w:r>
-        <w:t xml:space="preserve">, and copy the webhook </w:t>
-      </w:r>
-      <w:r>
-        <w:rPr>
-          <w:b/>
-        </w:rPr>
-        <w:t>Production URL</w:t>
-      </w:r>
-      <w:r>
-        <w:t>.</w:t>
-      </w:r>
-    </w:p>
-    <w:p>
-      <w:pPr>
-        <w:pStyle w:val="ListNumber"/>
-      </w:pPr>
-      <w:r>
-        <w:t xml:space="preserve">Paste the Production URL into </w:t>
-      </w:r>
-      <w:r>
-        <w:rPr>
-          <w:rFonts w:ascii="Consolas" w:hAnsi="Consolas"/>
-          <w:color w:val="C7254E"/>
-        </w:rPr>
-        <w:t>script.js</w:t>
-      </w:r>
-      <w:r>
-        <w:t xml:space="preserve"> in the activity folder.</w:t>
-      </w:r>
-    </w:p>
-    <w:p>
-      <w:pPr>
-        <w:pStyle w:val="ListNumber"/>
-      </w:pPr>
-      <w:r>
-        <w:t xml:space="preserve">Open </w:t>
-      </w:r>
-      <w:r>
-        <w:rPr>
-          <w:rFonts w:ascii="Consolas" w:hAnsi="Consolas"/>
-          <w:color w:val="C7254E"/>
-        </w:rPr>
-        <w:t>index.html</w:t>
-      </w:r>
-      <w:r>
-        <w:t xml:space="preserve"> from the activity folder.</w:t>
-      </w:r>
-    </w:p>
-    <w:p>
-      <w:pPr>
-        <w:jc w:val="center"/>
-      </w:pPr>
-      <w:r>
-        <w:drawing>
-          <wp:inline xmlns:a="http://schemas.openxmlformats.org/drawingml/2006/main" xmlns:pic="http://schemas.openxmlformats.org/drawingml/2006/picture">
-            <wp:extent cx="5669280" cy="3543300"/>
-            <wp:docPr id="10" name="Picture 10"/>
-            <wp:cNvGraphicFramePr>
-              <a:graphicFrameLocks noChangeAspect="1"/>
-            </wp:cNvGraphicFramePr>
-            <a:graphic>
-              <a:graphicData uri="http://schemas.openxmlformats.org/drawingml/2006/picture">
-                <pic:pic>
-                  <pic:nvPicPr>
-                    <pic:cNvPr id="0" name="Activity5-website.png"/>
-                    <pic:cNvPicPr/>
-                  </pic:nvPicPr>
-                  <pic:blipFill>
-                    <a:blip r:embed="rId18"/>
-                    <a:stretch>
-                      <a:fillRect/>
-                    </a:stretch>
-                  </pic:blipFill>
-                  <pic:spPr>
-                    <a:xfrm>
-                      <a:off x="0" y="0"/>
-                      <a:ext cx="5669280" cy="3543300"/>
-                    </a:xfrm>
-                    <a:prstGeom prst="rect"/>
-                  </pic:spPr>
-                </pic:pic>
-              </a:graphicData>
-            </a:graphic>
-          </wp:inline>
-        </w:drawing>
-      </w:r>
-    </w:p>
-    <w:p>
-      <w:pPr>
-        <w:jc w:val="center"/>
-      </w:pPr>
-      <w:r>
-        <w:rPr>
-          <w:i/>
-          <w:color w:val="555B66"/>
-          <w:sz w:val="18"/>
-        </w:rPr>
-        <w:t>The Investment Advisor website — enquiry form + floating 'Ask Advisor' chatbot, both posting to one n8n webhook</w:t>
-      </w:r>
-    </w:p>
-    <w:p>
-      <w:pPr>
-        <w:shd w:val="clear" w:color="auto" w:fill="FFF4E5"/>
-      </w:pPr>
-      <w:r>
-        <w:rPr>
-          <w:b/>
-          <w:color w:val="B56A00"/>
-        </w:rPr>
-        <w:t xml:space="preserve">Note:  </w:t>
-      </w:r>
-      <w:r>
-        <w:t>Get a few learners to present their live website and chatbot.</w:t>
-      </w:r>
-    </w:p>
-    <w:p>
-      <w:pPr>
-        <w:shd w:val="clear" w:color="auto" w:fill="E8F7EE"/>
-      </w:pPr>
-      <w:r>
-        <w:rPr>
-          <w:b/>
-          <w:color w:val="127A3E"/>
-        </w:rPr>
-        <w:t xml:space="preserve">✅ Test it:  </w:t>
-      </w:r>
-      <w:r>
-        <w:t>On the website, send a chat message and submit the enquiry form; confirm the bot replies and the advisor receives the enquiry email.</w:t>
-      </w:r>
-    </w:p>
-    <w:p>
-      <w:pPr>
-        <w:spacing w:before="40" w:after="40"/>
-        <w:pBdr>
-          <w:bottom w:val="single" w:sz="6" w:space="1" w:color="D0D7DE"/>
-        </w:pBdr>
-      </w:pPr>
-    </w:p>
-    <w:p>
-      <w:pPr>
-        <w:pStyle w:val="Heading1"/>
-      </w:pPr>
-      <w:r>
-        <w:t>Topic 4: APIs and HTTP Requests</w:t>
-      </w:r>
-    </w:p>
-    <w:p>
-      <w:r>
-        <w:rPr>
-          <w:b/>
-        </w:rPr>
-        <w:t>Day 2 afternoon (first half).</w:t>
-      </w:r>
-      <w:r>
-        <w:t xml:space="preserve"> Pull live data from external APIs into your workflows using the </w:t>
-      </w:r>
-      <w:r>
-        <w:rPr>
-          <w:b/>
-        </w:rPr>
-        <w:t>HTTP Request</w:t>
-      </w:r>
-      <w:r>
-        <w:t xml:space="preserve"> node. You will connect to a financial data API and a news API.</w:t>
-      </w:r>
-    </w:p>
-    <w:p>
-      <w:pPr>
-        <w:pStyle w:val="Heading2"/>
-      </w:pPr>
-      <w:r>
-        <w:t>Activity 6 — Finance API → Telegram (AI Day-Trading Agent)</w:t>
-      </w:r>
-    </w:p>
-    <w:p>
-      <w:r>
-        <w:rPr>
-          <w:b/>
-        </w:rPr>
-        <w:t>Folder:</w:t>
-      </w:r>
-      <w:r>
-        <w:t xml:space="preserve"> </w:t>
-      </w:r>
-      <w:r>
-        <w:rPr>
-          <w:rFonts w:ascii="Consolas" w:hAnsi="Consolas"/>
-          <w:color w:val="C7254E"/>
-        </w:rPr>
-        <w:t>labs/activity6-finance-advisor/</w:t>
-      </w:r>
-      <w:r>
-        <w:t xml:space="preserve">  ·  Reference: https://alfredang.github.io/n8n-financeadvisor/</w:t>
-      </w:r>
-    </w:p>
-    <w:p>
-      <w:pPr>
-        <w:pStyle w:val="Heading3"/>
-      </w:pPr>
-      <w:r>
-        <w:t>Goal</w:t>
-      </w:r>
-    </w:p>
-    <w:p>
-      <w:r>
-        <w:t xml:space="preserve">Combine </w:t>
-      </w:r>
-      <w:r>
-        <w:rPr>
-          <w:b/>
-        </w:rPr>
-        <w:t>APIs/HTTP Requests</w:t>
-      </w:r>
-      <w:r>
-        <w:t xml:space="preserve"> with an AI agent. Ask the Telegram bot about a stock; it resolves the ticker, pulls </w:t>
-      </w:r>
-      <w:r>
-        <w:rPr>
-          <w:b/>
-        </w:rPr>
-        <w:t>multi-timeframe candles from Twelve Data</w:t>
-      </w:r>
-      <w:r>
-        <w:t xml:space="preserve"> and </w:t>
-      </w:r>
-      <w:r>
-        <w:rPr>
-          <w:b/>
-        </w:rPr>
-        <w:t>headlines from NewsAPI</w:t>
-      </w:r>
-      <w:r>
-        <w:t>, and replies with a Buy / Sell / Hold call and reasoning. A companion dashboard shows live price and charts.</w:t>
       </w:r>
     </w:p>
     <w:p>
@@ -4837,7 +4813,7 @@
               <a:graphicData uri="http://schemas.openxmlformats.org/drawingml/2006/picture">
                 <pic:pic>
                   <pic:nvPicPr>
-                    <pic:cNvPr id="0" name="Activity6-Finance-Advisor.png"/>
+                    <pic:cNvPr id="0" name="Activity5-Investment-Advisor.png"/>
                     <pic:cNvPicPr/>
                   </pic:nvPicPr>
                   <pic:blipFill>
@@ -4870,7 +4846,7 @@
           <w:color w:val="555B66"/>
           <w:sz w:val="18"/>
         </w:rPr>
-        <w:t>Activity 6 workflow — Finance API to Telegram day trader</w:t>
+        <w:t>Activity 5 workflow — Webhook chatbot + enquiry</w:t>
       </w:r>
     </w:p>
     <w:p>
@@ -4878,7 +4854,7 @@
         <w:pStyle w:val="Heading3"/>
       </w:pPr>
       <w:r>
-        <w:t>Concepts — APIs &amp; HTTP Request</w:t>
+        <w:t>Concepts — Webhooks</w:t>
       </w:r>
     </w:p>
     <w:p>
@@ -4886,16 +4862,25 @@
         <w:pStyle w:val="ListBullet"/>
       </w:pPr>
       <w:r>
-        <w:t xml:space="preserve">An </w:t>
-      </w:r>
-      <w:r>
-        <w:rPr>
-          <w:b/>
-        </w:rPr>
-        <w:t>API</w:t>
-      </w:r>
-      <w:r>
-        <w:t xml:space="preserve"> lets your workflow request data from another service over HTTP.</w:t>
+        <w:t xml:space="preserve">A </w:t>
+      </w:r>
+      <w:r>
+        <w:rPr>
+          <w:b/>
+        </w:rPr>
+        <w:t>Webhook</w:t>
+      </w:r>
+      <w:r>
+        <w:t xml:space="preserve"> is a URL that external systems (a website, another app) call to </w:t>
+      </w:r>
+      <w:r>
+        <w:rPr>
+          <w:b/>
+        </w:rPr>
+        <w:t>trigger</w:t>
+      </w:r>
+      <w:r>
+        <w:t xml:space="preserve"> your workflow.</w:t>
       </w:r>
     </w:p>
     <w:p>
@@ -4903,16 +4888,7 @@
         <w:pStyle w:val="ListBullet"/>
       </w:pPr>
       <w:r>
-        <w:t xml:space="preserve">The </w:t>
-      </w:r>
-      <w:r>
-        <w:rPr>
-          <w:b/>
-        </w:rPr>
-        <w:t>HTTP Request</w:t>
-      </w:r>
-      <w:r>
-        <w:t xml:space="preserve"> node calls an endpoint with a method (GET/POST), headers, and query parameters.</w:t>
+        <w:t>Use cases: website chat, form submissions, payment events, GitHub/Stripe notifications — any external trigger.</w:t>
       </w:r>
     </w:p>
     <w:p>
@@ -4923,10 +4899,108 @@
         <w:rPr>
           <w:b/>
         </w:rPr>
-        <w:t>API keys</w:t>
-      </w:r>
-      <w:r>
-        <w:t xml:space="preserve"> authenticate you — keep them in credentials, never hard-coded.</w:t>
+        <w:t>GET vs POST:</w:t>
+      </w:r>
+      <w:r>
+        <w:t xml:space="preserve"> GET carries data in the URL query string (read it as </w:t>
+      </w:r>
+      <w:r>
+        <w:rPr>
+          <w:rFonts w:ascii="Consolas" w:hAnsi="Consolas"/>
+          <w:color w:val="C7254E"/>
+        </w:rPr>
+        <w:t>{{ $json.query.field }}</w:t>
+      </w:r>
+      <w:r>
+        <w:t xml:space="preserve">); POST carries a JSON body (read it as </w:t>
+      </w:r>
+      <w:r>
+        <w:rPr>
+          <w:rFonts w:ascii="Consolas" w:hAnsi="Consolas"/>
+          <w:color w:val="C7254E"/>
+        </w:rPr>
+        <w:t>{{ $json.body.field }}</w:t>
+      </w:r>
+      <w:r>
+        <w:t>). Website chat and forms POST; the Activity 8b dashboard GETs.</w:t>
+      </w:r>
+    </w:p>
+    <w:p>
+      <w:pPr>
+        <w:pStyle w:val="ListBullet"/>
+      </w:pPr>
+      <w:r>
+        <w:rPr>
+          <w:b/>
+        </w:rPr>
+        <w:t>Test URL vs Production URL:</w:t>
+      </w:r>
+      <w:r>
+        <w:t xml:space="preserve"> the Test URL (</w:t>
+      </w:r>
+      <w:r>
+        <w:rPr>
+          <w:rFonts w:ascii="Consolas" w:hAnsi="Consolas"/>
+          <w:color w:val="C7254E"/>
+        </w:rPr>
+        <w:t>/webhook-test/…</w:t>
+      </w:r>
+      <w:r>
+        <w:t>) listens for ONE call while you click *Listen for test event* and shows the run live on the canvas; the Production URL (</w:t>
+      </w:r>
+      <w:r>
+        <w:rPr>
+          <w:rFonts w:ascii="Consolas" w:hAnsi="Consolas"/>
+          <w:color w:val="C7254E"/>
+        </w:rPr>
+        <w:t>/webhook/…</w:t>
+      </w:r>
+      <w:r>
+        <w:t xml:space="preserve">) requires the workflow to be </w:t>
+      </w:r>
+      <w:r>
+        <w:rPr>
+          <w:b/>
+        </w:rPr>
+        <w:t>Active</w:t>
+      </w:r>
+      <w:r>
+        <w:t xml:space="preserve">, is always on, and logs runs in the </w:t>
+      </w:r>
+      <w:r>
+        <w:rPr>
+          <w:b/>
+        </w:rPr>
+        <w:t>Executions</w:t>
+      </w:r>
+      <w:r>
+        <w:t xml:space="preserve"> list. Websites must always call the </w:t>
+      </w:r>
+      <w:r>
+        <w:rPr>
+          <w:b/>
+        </w:rPr>
+        <w:t>Production URL</w:t>
+      </w:r>
+      <w:r>
+        <w:t xml:space="preserve"> of an Active workflow.</w:t>
+      </w:r>
+    </w:p>
+    <w:p>
+      <w:pPr>
+        <w:pStyle w:val="ListBullet"/>
+      </w:pPr>
+      <w:r>
+        <w:t xml:space="preserve">Pair the Webhook trigger with a </w:t>
+      </w:r>
+      <w:r>
+        <w:rPr>
+          <w:b/>
+        </w:rPr>
+        <w:t>Respond to Webhook</w:t>
+      </w:r>
+      <w:r>
+        <w:t xml:space="preserve"> node to send a reply back to the caller.</w:t>
       </w:r>
     </w:p>
     <w:p>
@@ -4934,7 +5008,7 @@
         <w:pStyle w:val="Heading3"/>
       </w:pPr>
       <w:r>
-        <w:t>Step A — Get your Twelve Data API key (free)</w:t>
+        <w:t>Step-by-step</w:t>
       </w:r>
     </w:p>
     <w:p>
@@ -4942,29 +5016,21 @@
         <w:pStyle w:val="ListNumber"/>
         <w:numPr>
           <w:ilvl w:val="0"/>
-          <w:numId w:val="21"/>
+          <w:numId w:val="22"/>
         </w:numPr>
       </w:pPr>
       <w:r>
-        <w:t xml:space="preserve">Open https://twelvedata.com/ and click </w:t>
-      </w:r>
-      <w:r>
-        <w:rPr>
-          <w:b/>
-        </w:rPr>
-        <w:t>Sign Up</w:t>
-      </w:r>
-      <w:r>
-        <w:t xml:space="preserve"> (the free </w:t>
-      </w:r>
-      <w:r>
-        <w:rPr>
-          <w:b/>
-        </w:rPr>
-        <w:t>Basic</w:t>
-      </w:r>
-      <w:r>
-        <w:t xml:space="preserve"> plan is enough for this lab).</w:t>
+        <w:t xml:space="preserve">Import </w:t>
+      </w:r>
+      <w:r>
+        <w:rPr>
+          <w:rFonts w:ascii="Consolas" w:hAnsi="Consolas"/>
+          <w:color w:val="C7254E"/>
+        </w:rPr>
+        <w:t>Activity5-Investment-Advisor.json</w:t>
+      </w:r>
+      <w:r>
+        <w:t xml:space="preserve"> into n8n.</w:t>
       </w:r>
     </w:p>
     <w:p>
@@ -4972,7 +5038,35 @@
         <w:pStyle w:val="ListNumber"/>
       </w:pPr>
       <w:r>
-        <w:t>Register with your email and verify the account.</w:t>
+        <w:t xml:space="preserve">Open the </w:t>
+      </w:r>
+      <w:r>
+        <w:rPr>
+          <w:b/>
+        </w:rPr>
+        <w:t>Webhook</w:t>
+      </w:r>
+      <w:r>
+        <w:t xml:space="preserve"> node(s) and ensure </w:t>
+      </w:r>
+      <w:r>
+        <w:rPr>
+          <w:b/>
+        </w:rPr>
+        <w:t>Allowed Origins (CORS)</w:t>
+      </w:r>
+      <w:r>
+        <w:t xml:space="preserve"> is </w:t>
+      </w:r>
+      <w:r>
+        <w:rPr>
+          <w:rFonts w:ascii="Consolas" w:hAnsi="Consolas"/>
+          <w:color w:val="C7254E"/>
+        </w:rPr>
+        <w:t>*</w:t>
+      </w:r>
+      <w:r>
+        <w:t xml:space="preserve"> so the browser page can call it.</w:t>
       </w:r>
     </w:p>
     <w:p>
@@ -4980,16 +5074,25 @@
         <w:pStyle w:val="ListNumber"/>
       </w:pPr>
       <w:r>
-        <w:t xml:space="preserve">Once logged in, go to </w:t>
-      </w:r>
-      <w:r>
-        <w:rPr>
-          <w:b/>
-        </w:rPr>
-        <w:t>https://twelvedata.com/account/api-keys</w:t>
-      </w:r>
-      <w:r>
-        <w:t xml:space="preserve"> (Account → API Keys).</w:t>
+        <w:t xml:space="preserve">Re-select your </w:t>
+      </w:r>
+      <w:r>
+        <w:rPr>
+          <w:b/>
+        </w:rPr>
+        <w:t>OpenAI</w:t>
+      </w:r>
+      <w:r>
+        <w:t xml:space="preserve"> and </w:t>
+      </w:r>
+      <w:r>
+        <w:rPr>
+          <w:b/>
+        </w:rPr>
+        <w:t>Gmail</w:t>
+      </w:r>
+      <w:r>
+        <w:t xml:space="preserve"> credentials on the AI Agent and Email nodes.</w:t>
       </w:r>
     </w:p>
     <w:p>
@@ -4997,40 +5100,75 @@
         <w:pStyle w:val="ListNumber"/>
       </w:pPr>
       <w:r>
-        <w:t xml:space="preserve">Copy the </w:t>
-      </w:r>
-      <w:r>
-        <w:rPr>
-          <w:b/>
-        </w:rPr>
-        <w:t>API key</w:t>
-      </w:r>
-      <w:r>
-        <w:t xml:space="preserve"> shown there — you'll paste it into the workflow in Step C.</w:t>
-      </w:r>
-    </w:p>
-    <w:p>
-      <w:pPr>
-        <w:shd w:val="clear" w:color="auto" w:fill="FFF4E5"/>
-      </w:pPr>
-      <w:r>
-        <w:rPr>
-          <w:b/>
-          <w:color w:val="B56A00"/>
-        </w:rPr>
-        <w:t xml:space="preserve">Note:  </w:t>
-      </w:r>
-      <w:r>
-        <w:t xml:space="preserve">The free Twelve Data plan allows ~8 requests/minute and ~800 calls/day — plenty for testing. All three candle requests in this activity use the </w:t>
-      </w:r>
-      <w:r>
-        <w:rPr>
-          <w:b/>
-        </w:rPr>
-        <w:t>same</w:t>
-      </w:r>
-      <w:r>
-        <w:t xml:space="preserve"> Twelve Data key.</w:t>
+        <w:t>Review the agent's compliance system instruction (no guaranteed returns, no personalised advice).</w:t>
+      </w:r>
+    </w:p>
+    <w:p>
+      <w:pPr>
+        <w:pStyle w:val="ListNumber"/>
+      </w:pPr>
+      <w:r>
+        <w:rPr>
+          <w:b/>
+        </w:rPr>
+        <w:t>Save</w:t>
+      </w:r>
+      <w:r>
+        <w:t xml:space="preserve">, toggle </w:t>
+      </w:r>
+      <w:r>
+        <w:rPr>
+          <w:b/>
+        </w:rPr>
+        <w:t>Active</w:t>
+      </w:r>
+      <w:r>
+        <w:t xml:space="preserve">, and copy the webhook </w:t>
+      </w:r>
+      <w:r>
+        <w:rPr>
+          <w:b/>
+        </w:rPr>
+        <w:t>Production URL</w:t>
+      </w:r>
+      <w:r>
+        <w:t>.</w:t>
+      </w:r>
+    </w:p>
+    <w:p>
+      <w:pPr>
+        <w:pStyle w:val="ListNumber"/>
+      </w:pPr>
+      <w:r>
+        <w:t xml:space="preserve">Paste the Production URL into </w:t>
+      </w:r>
+      <w:r>
+        <w:rPr>
+          <w:rFonts w:ascii="Consolas" w:hAnsi="Consolas"/>
+          <w:color w:val="C7254E"/>
+        </w:rPr>
+        <w:t>script.js</w:t>
+      </w:r>
+      <w:r>
+        <w:t xml:space="preserve"> in the activity folder.</w:t>
+      </w:r>
+    </w:p>
+    <w:p>
+      <w:pPr>
+        <w:pStyle w:val="ListNumber"/>
+      </w:pPr>
+      <w:r>
+        <w:t xml:space="preserve">Open </w:t>
+      </w:r>
+      <w:r>
+        <w:rPr>
+          <w:rFonts w:ascii="Consolas" w:hAnsi="Consolas"/>
+          <w:color w:val="C7254E"/>
+        </w:rPr>
+        <w:t>index.html</w:t>
+      </w:r>
+      <w:r>
+        <w:t xml:space="preserve"> from the activity folder.</w:t>
       </w:r>
     </w:p>
     <w:p>
@@ -5049,7 +5187,7 @@
               <a:graphicData uri="http://schemas.openxmlformats.org/drawingml/2006/picture">
                 <pic:pic>
                   <pic:nvPicPr>
-                    <pic:cNvPr id="0" name="site-twelvedata.png"/>
+                    <pic:cNvPr id="0" name="Activity5-website.png"/>
                     <pic:cNvPicPr/>
                   </pic:nvPicPr>
                   <pic:blipFill>
@@ -5082,7 +5220,102 @@
           <w:color w:val="555B66"/>
           <w:sz w:val="18"/>
         </w:rPr>
-        <w:t>Twelve Data home page — click Sign Up, then Account → API Keys to copy your key</w:t>
+        <w:t>The Investment Advisor website — enquiry form + floating 'Ask Advisor' chatbot, both posting to one n8n webhook</w:t>
+      </w:r>
+    </w:p>
+    <w:p>
+      <w:pPr>
+        <w:shd w:val="clear" w:color="auto" w:fill="FFF4E5"/>
+      </w:pPr>
+      <w:r>
+        <w:rPr>
+          <w:b/>
+          <w:color w:val="B56A00"/>
+        </w:rPr>
+        <w:t xml:space="preserve">Note:  </w:t>
+      </w:r>
+      <w:r>
+        <w:t>Get a few learners to present their live website and chatbot.</w:t>
+      </w:r>
+    </w:p>
+    <w:p>
+      <w:pPr>
+        <w:shd w:val="clear" w:color="auto" w:fill="E8F7EE"/>
+      </w:pPr>
+      <w:r>
+        <w:rPr>
+          <w:b/>
+          <w:color w:val="127A3E"/>
+        </w:rPr>
+        <w:t xml:space="preserve">✅ Test it:  </w:t>
+      </w:r>
+      <w:r>
+        <w:t>On the website, send a chat message and submit the enquiry form; confirm the bot replies and the advisor receives the enquiry email.</w:t>
+      </w:r>
+    </w:p>
+    <w:p>
+      <w:pPr>
+        <w:spacing w:before="40" w:after="40"/>
+        <w:pBdr>
+          <w:bottom w:val="single" w:sz="6" w:space="1" w:color="D0D7DE"/>
+        </w:pBdr>
+      </w:pPr>
+    </w:p>
+    <w:p>
+      <w:pPr>
+        <w:pStyle w:val="Heading1"/>
+      </w:pPr>
+      <w:r>
+        <w:t>Topic 4: APIs and HTTP Requests</w:t>
+      </w:r>
+    </w:p>
+    <w:p>
+      <w:r>
+        <w:rPr>
+          <w:b/>
+        </w:rPr>
+        <w:t>Day 2 afternoon (first half).</w:t>
+      </w:r>
+      <w:r>
+        <w:t xml:space="preserve"> Pull live data from external APIs into your workflows using the </w:t>
+      </w:r>
+      <w:r>
+        <w:rPr>
+          <w:b/>
+        </w:rPr>
+        <w:t>HTTP Request</w:t>
+      </w:r>
+      <w:r>
+        <w:t xml:space="preserve"> node. You will connect to a financial data API and a news API.</w:t>
+      </w:r>
+    </w:p>
+    <w:p>
+      <w:pPr>
+        <w:pStyle w:val="Heading2"/>
+      </w:pPr>
+      <w:r>
+        <w:t>Activity 6 — Finance API → Telegram (AI Day-Trading Agent)</w:t>
+      </w:r>
+    </w:p>
+    <w:p>
+      <w:r>
+        <w:rPr>
+          <w:b/>
+        </w:rPr>
+        <w:t>Folder:</w:t>
+      </w:r>
+      <w:r>
+        <w:t xml:space="preserve"> </w:t>
+      </w:r>
+      <w:r>
+        <w:rPr>
+          <w:rFonts w:ascii="Consolas" w:hAnsi="Consolas"/>
+          <w:color w:val="C7254E"/>
+        </w:rPr>
+        <w:t>labs/activity6-finance-advisor/</w:t>
+      </w:r>
+      <w:r>
+        <w:t xml:space="preserve">  ·  Reference: https://alfredang.github.io/n8n-financeadvisor/</w:t>
       </w:r>
     </w:p>
     <w:p>
@@ -5090,62 +5323,39 @@
         <w:pStyle w:val="Heading3"/>
       </w:pPr>
       <w:r>
-        <w:t>Step B — Get your NewsAPI key (free)</w:t>
-      </w:r>
-    </w:p>
-    <w:p>
-      <w:pPr>
-        <w:pStyle w:val="ListNumber"/>
-        <w:numPr>
-          <w:ilvl w:val="0"/>
-          <w:numId w:val="22"/>
-        </w:numPr>
-      </w:pPr>
-      <w:r>
-        <w:t xml:space="preserve">Open https://newsapi.org/ and click </w:t>
-      </w:r>
-      <w:r>
-        <w:rPr>
-          <w:b/>
-        </w:rPr>
-        <w:t>Get API Key</w:t>
-      </w:r>
-      <w:r>
-        <w:t>.</w:t>
-      </w:r>
-    </w:p>
-    <w:p>
-      <w:pPr>
-        <w:pStyle w:val="ListNumber"/>
-      </w:pPr>
-      <w:r>
-        <w:t xml:space="preserve">Register with your email (choose the free </w:t>
-      </w:r>
-      <w:r>
-        <w:rPr>
-          <w:b/>
-        </w:rPr>
-        <w:t>Developer</w:t>
-      </w:r>
-      <w:r>
-        <w:t xml:space="preserve"> plan).</w:t>
-      </w:r>
-    </w:p>
-    <w:p>
-      <w:pPr>
-        <w:pStyle w:val="ListNumber"/>
-      </w:pPr>
-      <w:r>
-        <w:t xml:space="preserve">Your key appears on your account page at </w:t>
-      </w:r>
-      <w:r>
-        <w:rPr>
-          <w:b/>
-        </w:rPr>
-        <w:t>https://newsapi.org/account</w:t>
-      </w:r>
-      <w:r>
-        <w:t xml:space="preserve"> — copy it.</w:t>
+        <w:t>Goal</w:t>
+      </w:r>
+    </w:p>
+    <w:p>
+      <w:r>
+        <w:t xml:space="preserve">Combine </w:t>
+      </w:r>
+      <w:r>
+        <w:rPr>
+          <w:b/>
+        </w:rPr>
+        <w:t>APIs/HTTP Requests</w:t>
+      </w:r>
+      <w:r>
+        <w:t xml:space="preserve"> with an AI agent. Ask the Telegram bot about a stock; it resolves the ticker, pulls </w:t>
+      </w:r>
+      <w:r>
+        <w:rPr>
+          <w:b/>
+        </w:rPr>
+        <w:t>multi-timeframe candles from Twelve Data</w:t>
+      </w:r>
+      <w:r>
+        <w:t xml:space="preserve"> and </w:t>
+      </w:r>
+      <w:r>
+        <w:rPr>
+          <w:b/>
+        </w:rPr>
+        <w:t>headlines from NewsAPI</w:t>
+      </w:r>
+      <w:r>
+        <w:t>, and replies with a Buy / Sell / Hold call and reasoning. A companion dashboard shows live price and charts.</w:t>
       </w:r>
     </w:p>
     <w:p>
@@ -5155,7 +5365,7 @@
       <w:r>
         <w:drawing>
           <wp:inline xmlns:a="http://schemas.openxmlformats.org/drawingml/2006/main" xmlns:pic="http://schemas.openxmlformats.org/drawingml/2006/picture">
-            <wp:extent cx="5669280" cy="3543300"/>
+            <wp:extent cx="5669280" cy="3371197"/>
             <wp:docPr id="13" name="Picture 13"/>
             <wp:cNvGraphicFramePr>
               <a:graphicFrameLocks noChangeAspect="1"/>
@@ -5164,11 +5374,223 @@
               <a:graphicData uri="http://schemas.openxmlformats.org/drawingml/2006/picture">
                 <pic:pic>
                   <pic:nvPicPr>
-                    <pic:cNvPr id="0" name="site-newsapi.png"/>
+                    <pic:cNvPr id="0" name="Activity6-Finance-Advisor.png"/>
                     <pic:cNvPicPr/>
                   </pic:nvPicPr>
                   <pic:blipFill>
                     <a:blip r:embed="rId21"/>
+                    <a:stretch>
+                      <a:fillRect/>
+                    </a:stretch>
+                  </pic:blipFill>
+                  <pic:spPr>
+                    <a:xfrm>
+                      <a:off x="0" y="0"/>
+                      <a:ext cx="5669280" cy="3371197"/>
+                    </a:xfrm>
+                    <a:prstGeom prst="rect"/>
+                  </pic:spPr>
+                </pic:pic>
+              </a:graphicData>
+            </a:graphic>
+          </wp:inline>
+        </w:drawing>
+      </w:r>
+    </w:p>
+    <w:p>
+      <w:pPr>
+        <w:jc w:val="center"/>
+      </w:pPr>
+      <w:r>
+        <w:rPr>
+          <w:i/>
+          <w:color w:val="555B66"/>
+          <w:sz w:val="18"/>
+        </w:rPr>
+        <w:t>Activity 6 workflow — Finance API to Telegram day trader</w:t>
+      </w:r>
+    </w:p>
+    <w:p>
+      <w:pPr>
+        <w:pStyle w:val="Heading3"/>
+      </w:pPr>
+      <w:r>
+        <w:t>Concepts — APIs &amp; HTTP Request</w:t>
+      </w:r>
+    </w:p>
+    <w:p>
+      <w:pPr>
+        <w:pStyle w:val="ListBullet"/>
+      </w:pPr>
+      <w:r>
+        <w:t xml:space="preserve">An </w:t>
+      </w:r>
+      <w:r>
+        <w:rPr>
+          <w:b/>
+        </w:rPr>
+        <w:t>API</w:t>
+      </w:r>
+      <w:r>
+        <w:t xml:space="preserve"> lets your workflow request data from another service over HTTP.</w:t>
+      </w:r>
+    </w:p>
+    <w:p>
+      <w:pPr>
+        <w:pStyle w:val="ListBullet"/>
+      </w:pPr>
+      <w:r>
+        <w:t xml:space="preserve">The </w:t>
+      </w:r>
+      <w:r>
+        <w:rPr>
+          <w:b/>
+        </w:rPr>
+        <w:t>HTTP Request</w:t>
+      </w:r>
+      <w:r>
+        <w:t xml:space="preserve"> node calls an endpoint with a method (GET/POST), headers, and query parameters.</w:t>
+      </w:r>
+    </w:p>
+    <w:p>
+      <w:pPr>
+        <w:pStyle w:val="ListBullet"/>
+      </w:pPr>
+      <w:r>
+        <w:rPr>
+          <w:b/>
+        </w:rPr>
+        <w:t>API keys</w:t>
+      </w:r>
+      <w:r>
+        <w:t xml:space="preserve"> authenticate you — keep them in credentials, never hard-coded.</w:t>
+      </w:r>
+    </w:p>
+    <w:p>
+      <w:pPr>
+        <w:pStyle w:val="Heading3"/>
+      </w:pPr>
+      <w:r>
+        <w:t>Step A — Get your Twelve Data API key (free)</w:t>
+      </w:r>
+    </w:p>
+    <w:p>
+      <w:pPr>
+        <w:pStyle w:val="ListNumber"/>
+        <w:numPr>
+          <w:ilvl w:val="0"/>
+          <w:numId w:val="23"/>
+        </w:numPr>
+      </w:pPr>
+      <w:r>
+        <w:t xml:space="preserve">Open https://twelvedata.com/ and click </w:t>
+      </w:r>
+      <w:r>
+        <w:rPr>
+          <w:b/>
+        </w:rPr>
+        <w:t>Sign Up</w:t>
+      </w:r>
+      <w:r>
+        <w:t xml:space="preserve"> (the free </w:t>
+      </w:r>
+      <w:r>
+        <w:rPr>
+          <w:b/>
+        </w:rPr>
+        <w:t>Basic</w:t>
+      </w:r>
+      <w:r>
+        <w:t xml:space="preserve"> plan is enough for this lab).</w:t>
+      </w:r>
+    </w:p>
+    <w:p>
+      <w:pPr>
+        <w:pStyle w:val="ListNumber"/>
+      </w:pPr>
+      <w:r>
+        <w:t>Register with your email and verify the account.</w:t>
+      </w:r>
+    </w:p>
+    <w:p>
+      <w:pPr>
+        <w:pStyle w:val="ListNumber"/>
+      </w:pPr>
+      <w:r>
+        <w:t xml:space="preserve">Once logged in, go to </w:t>
+      </w:r>
+      <w:r>
+        <w:rPr>
+          <w:b/>
+        </w:rPr>
+        <w:t>https://twelvedata.com/account/api-keys</w:t>
+      </w:r>
+      <w:r>
+        <w:t xml:space="preserve"> (Account → API Keys).</w:t>
+      </w:r>
+    </w:p>
+    <w:p>
+      <w:pPr>
+        <w:pStyle w:val="ListNumber"/>
+      </w:pPr>
+      <w:r>
+        <w:t xml:space="preserve">Copy the </w:t>
+      </w:r>
+      <w:r>
+        <w:rPr>
+          <w:b/>
+        </w:rPr>
+        <w:t>API key</w:t>
+      </w:r>
+      <w:r>
+        <w:t xml:space="preserve"> shown there — you'll paste it into the workflow in Step C.</w:t>
+      </w:r>
+    </w:p>
+    <w:p>
+      <w:pPr>
+        <w:shd w:val="clear" w:color="auto" w:fill="FFF4E5"/>
+      </w:pPr>
+      <w:r>
+        <w:rPr>
+          <w:b/>
+          <w:color w:val="B56A00"/>
+        </w:rPr>
+        <w:t xml:space="preserve">Note:  </w:t>
+      </w:r>
+      <w:r>
+        <w:t xml:space="preserve">The free Twelve Data plan allows ~8 requests/minute and ~800 calls/day — plenty for testing. All three candle requests in this activity use the </w:t>
+      </w:r>
+      <w:r>
+        <w:rPr>
+          <w:b/>
+        </w:rPr>
+        <w:t>same</w:t>
+      </w:r>
+      <w:r>
+        <w:t xml:space="preserve"> Twelve Data key.</w:t>
+      </w:r>
+    </w:p>
+    <w:p>
+      <w:pPr>
+        <w:jc w:val="center"/>
+      </w:pPr>
+      <w:r>
+        <w:drawing>
+          <wp:inline xmlns:a="http://schemas.openxmlformats.org/drawingml/2006/main" xmlns:pic="http://schemas.openxmlformats.org/drawingml/2006/picture">
+            <wp:extent cx="5669280" cy="3543300"/>
+            <wp:docPr id="14" name="Picture 14"/>
+            <wp:cNvGraphicFramePr>
+              <a:graphicFrameLocks noChangeAspect="1"/>
+            </wp:cNvGraphicFramePr>
+            <a:graphic>
+              <a:graphicData uri="http://schemas.openxmlformats.org/drawingml/2006/picture">
+                <pic:pic>
+                  <pic:nvPicPr>
+                    <pic:cNvPr id="0" name="site-twelvedata.png"/>
+                    <pic:cNvPicPr/>
+                  </pic:nvPicPr>
+                  <pic:blipFill>
+                    <a:blip r:embed="rId22"/>
                     <a:stretch>
                       <a:fillRect/>
                     </a:stretch>
@@ -5197,7 +5619,7 @@
           <w:color w:val="555B66"/>
           <w:sz w:val="18"/>
         </w:rPr>
-        <w:t>NewsAPI home page — click Get API Key and register for the free Developer plan</w:t>
+        <w:t>Twelve Data home page — click Sign Up, then Account → API Keys to copy your key</w:t>
       </w:r>
     </w:p>
     <w:p>
@@ -5205,206 +5627,7 @@
         <w:pStyle w:val="Heading3"/>
       </w:pPr>
       <w:r>
-        <w:t>Step C — Put the keys into the workflow</w:t>
-      </w:r>
-    </w:p>
-    <w:p>
-      <w:r>
-        <w:t xml:space="preserve">Import </w:t>
-      </w:r>
-      <w:r>
-        <w:rPr>
-          <w:rFonts w:ascii="Consolas" w:hAnsi="Consolas"/>
-          <w:color w:val="C7254E"/>
-        </w:rPr>
-        <w:t>Activity6-Finance-Advisor.json</w:t>
-      </w:r>
-      <w:r>
-        <w:t xml:space="preserve"> into n8n, then set the keys. </w:t>
-      </w:r>
-      <w:r>
-        <w:rPr>
-          <w:b/>
-        </w:rPr>
-        <w:t>Twelve Data</w:t>
-      </w:r>
-      <w:r>
-        <w:t xml:space="preserve"> and </w:t>
-      </w:r>
-      <w:r>
-        <w:rPr>
-          <w:b/>
-        </w:rPr>
-        <w:t>NewsAPI</w:t>
-      </w:r>
-      <w:r>
-        <w:t xml:space="preserve"> are configured in two different ways:</w:t>
-      </w:r>
-    </w:p>
-    <w:p>
-      <w:r>
-        <w:rPr>
-          <w:b/>
-        </w:rPr>
-        <w:t>C1 — Twelve Data (3 HTTP Request nodes).</w:t>
-      </w:r>
-      <w:r>
-        <w:t xml:space="preserve"> The key is a query parameter you paste directly:</w:t>
-      </w:r>
-    </w:p>
-    <w:p>
-      <w:pPr>
-        <w:pStyle w:val="ListNumber"/>
-        <w:numPr>
-          <w:ilvl w:val="0"/>
-          <w:numId w:val="23"/>
-        </w:numPr>
-      </w:pPr>
-      <w:r>
-        <w:t xml:space="preserve">Open the </w:t>
-      </w:r>
-      <w:r>
-        <w:rPr>
-          <w:b/>
-        </w:rPr>
-        <w:t>candles1min</w:t>
-      </w:r>
-      <w:r>
-        <w:t xml:space="preserve"> node (an HTTP Request node).</w:t>
-      </w:r>
-    </w:p>
-    <w:p>
-      <w:pPr>
-        <w:pStyle w:val="ListNumber"/>
-      </w:pPr>
-      <w:r>
-        <w:t xml:space="preserve">Scroll to </w:t>
-      </w:r>
-      <w:r>
-        <w:rPr>
-          <w:b/>
-        </w:rPr>
-        <w:t>Query Parameters</w:t>
-      </w:r>
-      <w:r>
-        <w:t xml:space="preserve"> and find the parameter named </w:t>
-      </w:r>
-      <w:r>
-        <w:rPr>
-          <w:b/>
-        </w:rPr>
-        <w:t>`apikey`</w:t>
-      </w:r>
-      <w:r>
-        <w:t>.</w:t>
-      </w:r>
-    </w:p>
-    <w:p>
-      <w:pPr>
-        <w:pStyle w:val="ListNumber"/>
-      </w:pPr>
-      <w:r>
-        <w:t xml:space="preserve">Replace its value </w:t>
-      </w:r>
-      <w:r>
-        <w:rPr>
-          <w:rFonts w:ascii="Consolas" w:hAnsi="Consolas"/>
-          <w:color w:val="C7254E"/>
-        </w:rPr>
-        <w:t>YOUR_TWELVEDATA_API_KEY</w:t>
-      </w:r>
-      <w:r>
-        <w:t xml:space="preserve"> with the key you copied from Twelve Data.</w:t>
-      </w:r>
-    </w:p>
-    <w:p>
-      <w:pPr>
-        <w:pStyle w:val="ListNumber"/>
-      </w:pPr>
-      <w:r>
-        <w:t xml:space="preserve">Repeat for </w:t>
-      </w:r>
-      <w:r>
-        <w:rPr>
-          <w:b/>
-        </w:rPr>
-        <w:t>candles15min</w:t>
-      </w:r>
-      <w:r>
-        <w:t xml:space="preserve"> and </w:t>
-      </w:r>
-      <w:r>
-        <w:rPr>
-          <w:b/>
-        </w:rPr>
-        <w:t>candles1hr</w:t>
-      </w:r>
-      <w:r>
-        <w:t xml:space="preserve"> — all three call Twelve Data and need the same key.</w:t>
-      </w:r>
-    </w:p>
-    <w:p>
-      <w:pPr>
-        <w:shd w:val="clear" w:color="auto" w:fill="FFF4E5"/>
-      </w:pPr>
-      <w:r>
-        <w:rPr>
-          <w:b/>
-          <w:color w:val="B56A00"/>
-        </w:rPr>
-        <w:t xml:space="preserve">Note:  </w:t>
-      </w:r>
-      <w:r>
-        <w:t xml:space="preserve">Tip — set it once: create a </w:t>
-      </w:r>
-      <w:r>
-        <w:rPr>
-          <w:b/>
-        </w:rPr>
-        <w:t>Query Auth</w:t>
-      </w:r>
-      <w:r>
-        <w:t xml:space="preserve"> credential (Name = </w:t>
-      </w:r>
-      <w:r>
-        <w:rPr>
-          <w:rFonts w:ascii="Consolas" w:hAnsi="Consolas"/>
-          <w:color w:val="C7254E"/>
-        </w:rPr>
-        <w:t>apikey</w:t>
-      </w:r>
-      <w:r>
-        <w:t xml:space="preserve">, Value = your Twelve Data key), then on each candle node set </w:t>
-      </w:r>
-      <w:r>
-        <w:rPr>
-          <w:b/>
-        </w:rPr>
-        <w:t>Authentication → Generic Credential Type → Query Auth</w:t>
-      </w:r>
-      <w:r>
-        <w:t xml:space="preserve"> and delete the inline </w:t>
-      </w:r>
-      <w:r>
-        <w:rPr>
-          <w:rFonts w:ascii="Consolas" w:hAnsi="Consolas"/>
-          <w:color w:val="C7254E"/>
-        </w:rPr>
-        <w:t>apikey</w:t>
-      </w:r>
-      <w:r>
-        <w:t xml:space="preserve"> parameter. That way the key lives in one place.</w:t>
-      </w:r>
-    </w:p>
-    <w:p>
-      <w:r>
-        <w:rPr>
-          <w:b/>
-        </w:rPr>
-        <w:t>C2 — NewsAPI (the `news` node).</w:t>
-      </w:r>
-      <w:r>
-        <w:t xml:space="preserve"> The key is stored as a credential:</w:t>
+        <w:t>Step B — Get your NewsAPI key (free)</w:t>
       </w:r>
     </w:p>
     <w:p>
@@ -5416,16 +5639,16 @@
         </w:numPr>
       </w:pPr>
       <w:r>
-        <w:t xml:space="preserve">Open the </w:t>
-      </w:r>
-      <w:r>
-        <w:rPr>
-          <w:b/>
-        </w:rPr>
-        <w:t>news</w:t>
-      </w:r>
-      <w:r>
-        <w:t xml:space="preserve"> HTTP Request node.</w:t>
+        <w:t xml:space="preserve">Open https://newsapi.org/ and click </w:t>
+      </w:r>
+      <w:r>
+        <w:rPr>
+          <w:b/>
+        </w:rPr>
+        <w:t>Get API Key</w:t>
+      </w:r>
+      <w:r>
+        <w:t>.</w:t>
       </w:r>
     </w:p>
     <w:p>
@@ -5433,25 +5656,16 @@
         <w:pStyle w:val="ListNumber"/>
       </w:pPr>
       <w:r>
-        <w:t xml:space="preserve">Click the </w:t>
-      </w:r>
-      <w:r>
-        <w:rPr>
-          <w:b/>
-        </w:rPr>
-        <w:t>Credential</w:t>
-      </w:r>
-      <w:r>
-        <w:t xml:space="preserve"> dropdown → </w:t>
-      </w:r>
-      <w:r>
-        <w:rPr>
-          <w:b/>
-        </w:rPr>
-        <w:t>Create New Credential</w:t>
-      </w:r>
-      <w:r>
-        <w:t>.</w:t>
+        <w:t xml:space="preserve">Register with your email (choose the free </w:t>
+      </w:r>
+      <w:r>
+        <w:rPr>
+          <w:b/>
+        </w:rPr>
+        <w:t>Developer</w:t>
+      </w:r>
+      <w:r>
+        <w:t xml:space="preserve"> plan).</w:t>
       </w:r>
     </w:p>
     <w:p>
@@ -5459,157 +5673,16 @@
         <w:pStyle w:val="ListNumber"/>
       </w:pPr>
       <w:r>
-        <w:t xml:space="preserve">Scroll to </w:t>
-      </w:r>
-      <w:r>
-        <w:rPr>
-          <w:b/>
-        </w:rPr>
-        <w:t>Query Parameters</w:t>
-      </w:r>
-      <w:r>
-        <w:t xml:space="preserve"> and find the parameter named </w:t>
-      </w:r>
-      <w:r>
-        <w:rPr>
-          <w:b/>
-        </w:rPr>
-        <w:t>`apikey`</w:t>
-      </w:r>
-      <w:r>
-        <w:t>.</w:t>
-      </w:r>
-    </w:p>
-    <w:p>
-      <w:pPr>
-        <w:pStyle w:val="ListNumber"/>
-      </w:pPr>
-      <w:r>
-        <w:t xml:space="preserve">Replace its value </w:t>
-      </w:r>
-      <w:r>
-        <w:rPr>
-          <w:rFonts w:ascii="Consolas" w:hAnsi="Consolas"/>
-          <w:color w:val="C7254E"/>
-        </w:rPr>
-        <w:t>YOUR_NEWS_API_KEY</w:t>
-      </w:r>
-      <w:r>
-        <w:t xml:space="preserve"> with the key you copied from NewsAPI.</w:t>
-      </w:r>
-    </w:p>
-    <w:p>
-      <w:pPr>
-        <w:pStyle w:val="ListNumber"/>
-      </w:pPr>
-      <w:r>
-        <w:t xml:space="preserve">Back on the </w:t>
-      </w:r>
-      <w:r>
-        <w:rPr>
-          <w:rFonts w:ascii="Consolas" w:hAnsi="Consolas"/>
-          <w:color w:val="C7254E"/>
-        </w:rPr>
-        <w:t>news</w:t>
-      </w:r>
-      <w:r>
-        <w:t xml:space="preserve"> node, make sure your new credential is selected.</w:t>
-      </w:r>
-    </w:p>
-    <w:p>
-      <w:pPr>
-        <w:pStyle w:val="Heading3"/>
-      </w:pPr>
-      <w:r>
-        <w:t>Step D — Finish &amp; run</w:t>
-      </w:r>
-    </w:p>
-    <w:p>
-      <w:pPr>
-        <w:pStyle w:val="ListNumber"/>
-        <w:numPr>
-          <w:ilvl w:val="0"/>
-          <w:numId w:val="25"/>
-        </w:numPr>
-      </w:pPr>
-      <w:r>
-        <w:t xml:space="preserve">Re-select your own </w:t>
-      </w:r>
-      <w:r>
-        <w:rPr>
-          <w:b/>
-        </w:rPr>
-        <w:t>OpenAI</w:t>
-      </w:r>
-      <w:r>
-        <w:t xml:space="preserve"> and </w:t>
-      </w:r>
-      <w:r>
-        <w:rPr>
-          <w:b/>
-        </w:rPr>
-        <w:t>Telegram</w:t>
-      </w:r>
-      <w:r>
-        <w:t xml:space="preserve"> credentials on the model and Telegram nodes.</w:t>
-      </w:r>
-    </w:p>
-    <w:p>
-      <w:pPr>
-        <w:pStyle w:val="ListNumber"/>
-      </w:pPr>
-      <w:r>
-        <w:t xml:space="preserve">Review the flow: </w:t>
-      </w:r>
-      <w:r>
-        <w:rPr>
-          <w:b/>
-        </w:rPr>
-        <w:t>Telegram Trigger → Extract Ticker (LLM) → HTTP candles (1m/15m/1h) + HTTP news → Aggregate/Merge → AI Agent → Telegram reply</w:t>
-      </w:r>
-      <w:r>
-        <w:t>.</w:t>
-      </w:r>
-    </w:p>
-    <w:p>
-      <w:pPr>
-        <w:pStyle w:val="ListNumber"/>
-      </w:pPr>
-      <w:r>
-        <w:rPr>
-          <w:b/>
-        </w:rPr>
-        <w:t>Save</w:t>
-      </w:r>
-      <w:r>
-        <w:t xml:space="preserve"> the workflow and toggle it </w:t>
-      </w:r>
-      <w:r>
-        <w:rPr>
-          <w:b/>
-        </w:rPr>
-        <w:t>Active</w:t>
-      </w:r>
-      <w:r>
-        <w:t>.</w:t>
-      </w:r>
-    </w:p>
-    <w:p>
-      <w:pPr>
-        <w:pStyle w:val="ListNumber"/>
-      </w:pPr>
-      <w:r>
-        <w:t xml:space="preserve">*(Optional)* open </w:t>
-      </w:r>
-      <w:r>
-        <w:rPr>
-          <w:rFonts w:ascii="Consolas" w:hAnsi="Consolas"/>
-          <w:color w:val="C7254E"/>
-        </w:rPr>
-        <w:t>index.html</w:t>
-      </w:r>
-      <w:r>
-        <w:t>, click the gear, and paste your Twelve Data key + Telegram bot username for the dashboard.</w:t>
+        <w:t xml:space="preserve">Your key appears on your account page at </w:t>
+      </w:r>
+      <w:r>
+        <w:rPr>
+          <w:b/>
+        </w:rPr>
+        <w:t>https://newsapi.org/account</w:t>
+      </w:r>
+      <w:r>
+        <w:t xml:space="preserve"> — copy it.</w:t>
       </w:r>
     </w:p>
     <w:p>
@@ -5619,274 +5692,7 @@
       <w:r>
         <w:drawing>
           <wp:inline xmlns:a="http://schemas.openxmlformats.org/drawingml/2006/main" xmlns:pic="http://schemas.openxmlformats.org/drawingml/2006/picture">
-            <wp:extent cx="5669280" cy="3297631"/>
-            <wp:docPr id="14" name="Picture 14"/>
-            <wp:cNvGraphicFramePr>
-              <a:graphicFrameLocks noChangeAspect="1"/>
-            </wp:cNvGraphicFramePr>
-            <a:graphic>
-              <a:graphicData uri="http://schemas.openxmlformats.org/drawingml/2006/picture">
-                <pic:pic>
-                  <pic:nvPicPr>
-                    <pic:cNvPr id="0" name="Activity6-website.png"/>
-                    <pic:cNvPicPr/>
-                  </pic:nvPicPr>
-                  <pic:blipFill>
-                    <a:blip r:embed="rId22"/>
-                    <a:stretch>
-                      <a:fillRect/>
-                    </a:stretch>
-                  </pic:blipFill>
-                  <pic:spPr>
-                    <a:xfrm>
-                      <a:off x="0" y="0"/>
-                      <a:ext cx="5669280" cy="3297631"/>
-                    </a:xfrm>
-                    <a:prstGeom prst="rect"/>
-                  </pic:spPr>
-                </pic:pic>
-              </a:graphicData>
-            </a:graphic>
-          </wp:inline>
-        </w:drawing>
-      </w:r>
-    </w:p>
-    <w:p>
-      <w:pPr>
-        <w:jc w:val="center"/>
-      </w:pPr>
-      <w:r>
-        <w:rPr>
-          <w:i/>
-          <w:color w:val="555B66"/>
-          <w:sz w:val="18"/>
-        </w:rPr>
-        <w:t>The Stock Analysis dashboard — live TradingView chart, Twelve Data quote stats, and a Telegram chat widget for the AI day-trading agent</w:t>
-      </w:r>
-    </w:p>
-    <w:p>
-      <w:pPr>
-        <w:shd w:val="clear" w:color="auto" w:fill="E8F7EE"/>
-      </w:pPr>
-      <w:r>
-        <w:rPr>
-          <w:b/>
-          <w:color w:val="127A3E"/>
-        </w:rPr>
-        <w:t xml:space="preserve">✅ Test it:  </w:t>
-      </w:r>
-      <w:r>
-        <w:t>Message the bot "Should I buy AAPL?" and confirm it returns a recommendation with reasoning. If you get a 401/429 from an HTTP node, re-check the corresponding API key (401 = wrong key, 429 = rate limit).</w:t>
-      </w:r>
-    </w:p>
-    <w:p>
-      <w:pPr>
-        <w:spacing w:before="40" w:after="40"/>
-        <w:pBdr>
-          <w:bottom w:val="single" w:sz="6" w:space="1" w:color="D0D7DE"/>
-        </w:pBdr>
-      </w:pPr>
-    </w:p>
-    <w:p>
-      <w:pPr>
-        <w:pStyle w:val="Heading1"/>
-      </w:pPr>
-      <w:r>
-        <w:t>Topic 5: Retrieval-Augmented Generation (RAG)</w:t>
-      </w:r>
-    </w:p>
-    <w:p>
-      <w:r>
-        <w:rPr>
-          <w:b/>
-        </w:rPr>
-        <w:t>Day 2 afternoon (second half).</w:t>
-      </w:r>
-      <w:r>
-        <w:t xml:space="preserve"> Extend the Telegram agent with document knowledge. RAG lets the agent answer questions from PDFs and Word documents by retrieving the most relevant chunks at query time.</w:t>
-      </w:r>
-    </w:p>
-    <w:p>
-      <w:pPr>
-        <w:pStyle w:val="Heading2"/>
-      </w:pPr>
-      <w:r>
-        <w:t>Activity 7a — RAG Chatbot: Upload a PDF, Ask in Telegram</w:t>
-      </w:r>
-    </w:p>
-    <w:p>
-      <w:r>
-        <w:rPr>
-          <w:b/>
-        </w:rPr>
-        <w:t>Folder:</w:t>
-      </w:r>
-      <w:r>
-        <w:t xml:space="preserve"> </w:t>
-      </w:r>
-      <w:r>
-        <w:rPr>
-          <w:rFonts w:ascii="Consolas" w:hAnsi="Consolas"/>
-          <w:color w:val="C7254E"/>
-        </w:rPr>
-        <w:t>labs/activity7-rag/</w:t>
-      </w:r>
-      <w:r>
-        <w:t xml:space="preserve">  ·  workflow </w:t>
-      </w:r>
-      <w:r>
-        <w:rPr>
-          <w:rFonts w:ascii="Consolas" w:hAnsi="Consolas"/>
-          <w:color w:val="C7254E"/>
-        </w:rPr>
-        <w:t>Activity7a-RAG-Telegram.json</w:t>
-      </w:r>
-      <w:r>
-        <w:t xml:space="preserve">  ·  uploader </w:t>
-      </w:r>
-      <w:r>
-        <w:rPr>
-          <w:rFonts w:ascii="Consolas" w:hAnsi="Consolas"/>
-          <w:color w:val="C7254E"/>
-        </w:rPr>
-        <w:t>Activity7a-upload.html</w:t>
-      </w:r>
-      <w:r>
-        <w:t xml:space="preserve">  ·  sample doc </w:t>
-      </w:r>
-      <w:r>
-        <w:rPr>
-          <w:rFonts w:ascii="Consolas" w:hAnsi="Consolas"/>
-          <w:color w:val="C7254E"/>
-        </w:rPr>
-        <w:t>it-faq.pdf</w:t>
-      </w:r>
-    </w:p>
-    <w:p>
-      <w:pPr>
-        <w:pStyle w:val="Heading3"/>
-      </w:pPr>
-      <w:r>
-        <w:t>Goal</w:t>
-      </w:r>
-    </w:p>
-    <w:p>
-      <w:r>
-        <w:t xml:space="preserve">Build the </w:t>
-      </w:r>
-      <w:r>
-        <w:rPr>
-          <w:b/>
-        </w:rPr>
-        <w:t>complete RAG loop</w:t>
-      </w:r>
-      <w:r>
-        <w:t xml:space="preserve"> with no-code blocks. A single web page extracts the text from a </w:t>
-      </w:r>
-      <w:r>
-        <w:rPr>
-          <w:b/>
-        </w:rPr>
-        <w:t>PDF</w:t>
-      </w:r>
-      <w:r>
-        <w:t xml:space="preserve"> (an IT-Support FAQ) and uploads it to n8n, which </w:t>
-      </w:r>
-      <w:r>
-        <w:rPr>
-          <w:b/>
-        </w:rPr>
-        <w:t>embeds</w:t>
-      </w:r>
-      <w:r>
-        <w:t xml:space="preserve"> it into a </w:t>
-      </w:r>
-      <w:r>
-        <w:rPr>
-          <w:b/>
-        </w:rPr>
-        <w:t>vector store</w:t>
-      </w:r>
-      <w:r>
-        <w:t xml:space="preserve">. A </w:t>
-      </w:r>
-      <w:r>
-        <w:rPr>
-          <w:b/>
-        </w:rPr>
-        <w:t>Telegram</w:t>
-      </w:r>
-      <w:r>
-        <w:t xml:space="preserve"> bot then answers questions using </w:t>
-      </w:r>
-      <w:r>
-        <w:rPr>
-          <w:b/>
-        </w:rPr>
-        <w:t>only</w:t>
-      </w:r>
-      <w:r>
-        <w:t xml:space="preserve"> that document — the foundation of every RAG assistant.</w:t>
-      </w:r>
-    </w:p>
-    <w:p>
-      <w:pPr>
-        <w:pStyle w:val="Heading3"/>
-      </w:pPr>
-      <w:r>
-        <w:t>Concepts — RAG in one minute</w:t>
-      </w:r>
-    </w:p>
-    <w:p>
-      <w:pPr>
-        <w:pStyle w:val="ListBullet"/>
-      </w:pPr>
-      <w:r>
-        <w:rPr>
-          <w:b/>
-        </w:rPr>
-        <w:t>Tokenization</w:t>
-      </w:r>
-      <w:r>
-        <w:t xml:space="preserve"> — text is split into tokens the model can process.</w:t>
-      </w:r>
-    </w:p>
-    <w:p>
-      <w:pPr>
-        <w:pStyle w:val="ListBullet"/>
-      </w:pPr>
-      <w:r>
-        <w:rPr>
-          <w:b/>
-        </w:rPr>
-        <w:t>Embeddings</w:t>
-      </w:r>
-      <w:r>
-        <w:t xml:space="preserve"> — each chunk of a document becomes a vector (a list of numbers capturing meaning).</w:t>
-      </w:r>
-    </w:p>
-    <w:p>
-      <w:pPr>
-        <w:pStyle w:val="ListBullet"/>
-      </w:pPr>
-      <w:r>
-        <w:rPr>
-          <w:b/>
-        </w:rPr>
-        <w:t>Vector store</w:t>
-      </w:r>
-      <w:r>
-        <w:t xml:space="preserve"> — those vectors are saved so the most relevant chunks can be retrieved for a question.</w:t>
-      </w:r>
-    </w:p>
-    <w:p>
-      <w:pPr>
-        <w:jc w:val="center"/>
-      </w:pPr>
-      <w:r>
-        <w:drawing>
-          <wp:inline xmlns:a="http://schemas.openxmlformats.org/drawingml/2006/main" xmlns:pic="http://schemas.openxmlformats.org/drawingml/2006/picture">
-            <wp:extent cx="5669280" cy="2854577"/>
+            <wp:extent cx="5669280" cy="3543300"/>
             <wp:docPr id="15" name="Picture 15"/>
             <wp:cNvGraphicFramePr>
               <a:graphicFrameLocks noChangeAspect="1"/>
@@ -5895,7 +5701,7 @@
               <a:graphicData uri="http://schemas.openxmlformats.org/drawingml/2006/picture">
                 <pic:pic>
                   <pic:nvPicPr>
-                    <pic:cNvPr id="0" name="rag-flow.png"/>
+                    <pic:cNvPr id="0" name="site-newsapi.png"/>
                     <pic:cNvPicPr/>
                   </pic:nvPicPr>
                   <pic:blipFill>
@@ -5907,7 +5713,7 @@
                   <pic:spPr>
                     <a:xfrm>
                       <a:off x="0" y="0"/>
-                      <a:ext cx="5669280" cy="2854577"/>
+                      <a:ext cx="5669280" cy="3543300"/>
                     </a:xfrm>
                     <a:prstGeom prst="rect"/>
                   </pic:spPr>
@@ -5928,7 +5734,419 @@
           <w:color w:val="555B66"/>
           <w:sz w:val="18"/>
         </w:rPr>
-        <w:t>How RAG works — User → Prompt → Data Retrieval (search/retrieve over your data sources) → Generator → Response</w:t>
+        <w:t>NewsAPI home page — click Get API Key and register for the free Developer plan</w:t>
+      </w:r>
+    </w:p>
+    <w:p>
+      <w:pPr>
+        <w:pStyle w:val="Heading3"/>
+      </w:pPr>
+      <w:r>
+        <w:t>Step C — Put the keys into the workflow</w:t>
+      </w:r>
+    </w:p>
+    <w:p>
+      <w:r>
+        <w:t xml:space="preserve">Import </w:t>
+      </w:r>
+      <w:r>
+        <w:rPr>
+          <w:rFonts w:ascii="Consolas" w:hAnsi="Consolas"/>
+          <w:color w:val="C7254E"/>
+        </w:rPr>
+        <w:t>Activity6-Finance-Advisor.json</w:t>
+      </w:r>
+      <w:r>
+        <w:t xml:space="preserve"> into n8n, then set the keys. </w:t>
+      </w:r>
+      <w:r>
+        <w:rPr>
+          <w:b/>
+        </w:rPr>
+        <w:t>Twelve Data</w:t>
+      </w:r>
+      <w:r>
+        <w:t xml:space="preserve"> and </w:t>
+      </w:r>
+      <w:r>
+        <w:rPr>
+          <w:b/>
+        </w:rPr>
+        <w:t>NewsAPI</w:t>
+      </w:r>
+      <w:r>
+        <w:t xml:space="preserve"> are configured in two different ways:</w:t>
+      </w:r>
+    </w:p>
+    <w:p>
+      <w:r>
+        <w:rPr>
+          <w:b/>
+        </w:rPr>
+        <w:t>C1 — Twelve Data (3 HTTP Request nodes).</w:t>
+      </w:r>
+      <w:r>
+        <w:t xml:space="preserve"> The key is a query parameter you paste directly:</w:t>
+      </w:r>
+    </w:p>
+    <w:p>
+      <w:pPr>
+        <w:pStyle w:val="ListNumber"/>
+        <w:numPr>
+          <w:ilvl w:val="0"/>
+          <w:numId w:val="25"/>
+        </w:numPr>
+      </w:pPr>
+      <w:r>
+        <w:t xml:space="preserve">Open the </w:t>
+      </w:r>
+      <w:r>
+        <w:rPr>
+          <w:b/>
+        </w:rPr>
+        <w:t>candles1min</w:t>
+      </w:r>
+      <w:r>
+        <w:t xml:space="preserve"> node (an HTTP Request node).</w:t>
+      </w:r>
+    </w:p>
+    <w:p>
+      <w:pPr>
+        <w:pStyle w:val="ListNumber"/>
+      </w:pPr>
+      <w:r>
+        <w:t xml:space="preserve">Scroll to </w:t>
+      </w:r>
+      <w:r>
+        <w:rPr>
+          <w:b/>
+        </w:rPr>
+        <w:t>Query Parameters</w:t>
+      </w:r>
+      <w:r>
+        <w:t xml:space="preserve"> and find the parameter named </w:t>
+      </w:r>
+      <w:r>
+        <w:rPr>
+          <w:b/>
+        </w:rPr>
+        <w:t>`apikey`</w:t>
+      </w:r>
+      <w:r>
+        <w:t>.</w:t>
+      </w:r>
+    </w:p>
+    <w:p>
+      <w:pPr>
+        <w:pStyle w:val="ListNumber"/>
+      </w:pPr>
+      <w:r>
+        <w:t xml:space="preserve">Replace its value </w:t>
+      </w:r>
+      <w:r>
+        <w:rPr>
+          <w:rFonts w:ascii="Consolas" w:hAnsi="Consolas"/>
+          <w:color w:val="C7254E"/>
+        </w:rPr>
+        <w:t>YOUR_TWELVEDATA_API_KEY</w:t>
+      </w:r>
+      <w:r>
+        <w:t xml:space="preserve"> with the key you copied from Twelve Data.</w:t>
+      </w:r>
+    </w:p>
+    <w:p>
+      <w:pPr>
+        <w:pStyle w:val="ListNumber"/>
+      </w:pPr>
+      <w:r>
+        <w:t xml:space="preserve">Repeat for </w:t>
+      </w:r>
+      <w:r>
+        <w:rPr>
+          <w:b/>
+        </w:rPr>
+        <w:t>candles15min</w:t>
+      </w:r>
+      <w:r>
+        <w:t xml:space="preserve"> and </w:t>
+      </w:r>
+      <w:r>
+        <w:rPr>
+          <w:b/>
+        </w:rPr>
+        <w:t>candles1hr</w:t>
+      </w:r>
+      <w:r>
+        <w:t xml:space="preserve"> — all three call Twelve Data and need the same key.</w:t>
+      </w:r>
+    </w:p>
+    <w:p>
+      <w:pPr>
+        <w:shd w:val="clear" w:color="auto" w:fill="FFF4E5"/>
+      </w:pPr>
+      <w:r>
+        <w:rPr>
+          <w:b/>
+          <w:color w:val="B56A00"/>
+        </w:rPr>
+        <w:t xml:space="preserve">Note:  </w:t>
+      </w:r>
+      <w:r>
+        <w:t xml:space="preserve">Tip — set it once: create a </w:t>
+      </w:r>
+      <w:r>
+        <w:rPr>
+          <w:b/>
+        </w:rPr>
+        <w:t>Query Auth</w:t>
+      </w:r>
+      <w:r>
+        <w:t xml:space="preserve"> credential (Name = </w:t>
+      </w:r>
+      <w:r>
+        <w:rPr>
+          <w:rFonts w:ascii="Consolas" w:hAnsi="Consolas"/>
+          <w:color w:val="C7254E"/>
+        </w:rPr>
+        <w:t>apikey</w:t>
+      </w:r>
+      <w:r>
+        <w:t xml:space="preserve">, Value = your Twelve Data key), then on each candle node set </w:t>
+      </w:r>
+      <w:r>
+        <w:rPr>
+          <w:b/>
+        </w:rPr>
+        <w:t>Authentication → Generic Credential Type → Query Auth</w:t>
+      </w:r>
+      <w:r>
+        <w:t xml:space="preserve"> and delete the inline </w:t>
+      </w:r>
+      <w:r>
+        <w:rPr>
+          <w:rFonts w:ascii="Consolas" w:hAnsi="Consolas"/>
+          <w:color w:val="C7254E"/>
+        </w:rPr>
+        <w:t>apikey</w:t>
+      </w:r>
+      <w:r>
+        <w:t xml:space="preserve"> parameter. That way the key lives in one place.</w:t>
+      </w:r>
+    </w:p>
+    <w:p>
+      <w:r>
+        <w:rPr>
+          <w:b/>
+        </w:rPr>
+        <w:t>C2 — NewsAPI (the `news` node).</w:t>
+      </w:r>
+      <w:r>
+        <w:t xml:space="preserve"> The key is stored as a credential:</w:t>
+      </w:r>
+    </w:p>
+    <w:p>
+      <w:pPr>
+        <w:pStyle w:val="ListNumber"/>
+        <w:numPr>
+          <w:ilvl w:val="0"/>
+          <w:numId w:val="26"/>
+        </w:numPr>
+      </w:pPr>
+      <w:r>
+        <w:t xml:space="preserve">Open the </w:t>
+      </w:r>
+      <w:r>
+        <w:rPr>
+          <w:b/>
+        </w:rPr>
+        <w:t>news</w:t>
+      </w:r>
+      <w:r>
+        <w:t xml:space="preserve"> HTTP Request node.</w:t>
+      </w:r>
+    </w:p>
+    <w:p>
+      <w:pPr>
+        <w:pStyle w:val="ListNumber"/>
+      </w:pPr>
+      <w:r>
+        <w:t xml:space="preserve">Click the </w:t>
+      </w:r>
+      <w:r>
+        <w:rPr>
+          <w:b/>
+        </w:rPr>
+        <w:t>Credential</w:t>
+      </w:r>
+      <w:r>
+        <w:t xml:space="preserve"> dropdown → </w:t>
+      </w:r>
+      <w:r>
+        <w:rPr>
+          <w:b/>
+        </w:rPr>
+        <w:t>Create New Credential</w:t>
+      </w:r>
+      <w:r>
+        <w:t>.</w:t>
+      </w:r>
+    </w:p>
+    <w:p>
+      <w:pPr>
+        <w:pStyle w:val="ListNumber"/>
+      </w:pPr>
+      <w:r>
+        <w:t xml:space="preserve">Scroll to </w:t>
+      </w:r>
+      <w:r>
+        <w:rPr>
+          <w:b/>
+        </w:rPr>
+        <w:t>Query Parameters</w:t>
+      </w:r>
+      <w:r>
+        <w:t xml:space="preserve"> and find the parameter named </w:t>
+      </w:r>
+      <w:r>
+        <w:rPr>
+          <w:b/>
+        </w:rPr>
+        <w:t>`apikey`</w:t>
+      </w:r>
+      <w:r>
+        <w:t>.</w:t>
+      </w:r>
+    </w:p>
+    <w:p>
+      <w:pPr>
+        <w:pStyle w:val="ListNumber"/>
+      </w:pPr>
+      <w:r>
+        <w:t xml:space="preserve">Replace its value </w:t>
+      </w:r>
+      <w:r>
+        <w:rPr>
+          <w:rFonts w:ascii="Consolas" w:hAnsi="Consolas"/>
+          <w:color w:val="C7254E"/>
+        </w:rPr>
+        <w:t>YOUR_NEWS_API_KEY</w:t>
+      </w:r>
+      <w:r>
+        <w:t xml:space="preserve"> with the key you copied from NewsAPI.</w:t>
+      </w:r>
+    </w:p>
+    <w:p>
+      <w:pPr>
+        <w:pStyle w:val="ListNumber"/>
+      </w:pPr>
+      <w:r>
+        <w:t xml:space="preserve">Back on the </w:t>
+      </w:r>
+      <w:r>
+        <w:rPr>
+          <w:rFonts w:ascii="Consolas" w:hAnsi="Consolas"/>
+          <w:color w:val="C7254E"/>
+        </w:rPr>
+        <w:t>news</w:t>
+      </w:r>
+      <w:r>
+        <w:t xml:space="preserve"> node, make sure your new credential is selected.</w:t>
+      </w:r>
+    </w:p>
+    <w:p>
+      <w:pPr>
+        <w:pStyle w:val="Heading3"/>
+      </w:pPr>
+      <w:r>
+        <w:t>Step D — Finish &amp; run</w:t>
+      </w:r>
+    </w:p>
+    <w:p>
+      <w:pPr>
+        <w:pStyle w:val="ListNumber"/>
+        <w:numPr>
+          <w:ilvl w:val="0"/>
+          <w:numId w:val="27"/>
+        </w:numPr>
+      </w:pPr>
+      <w:r>
+        <w:t xml:space="preserve">Re-select your own </w:t>
+      </w:r>
+      <w:r>
+        <w:rPr>
+          <w:b/>
+        </w:rPr>
+        <w:t>OpenAI</w:t>
+      </w:r>
+      <w:r>
+        <w:t xml:space="preserve"> and </w:t>
+      </w:r>
+      <w:r>
+        <w:rPr>
+          <w:b/>
+        </w:rPr>
+        <w:t>Telegram</w:t>
+      </w:r>
+      <w:r>
+        <w:t xml:space="preserve"> credentials on the model and Telegram nodes.</w:t>
+      </w:r>
+    </w:p>
+    <w:p>
+      <w:pPr>
+        <w:pStyle w:val="ListNumber"/>
+      </w:pPr>
+      <w:r>
+        <w:t xml:space="preserve">Review the flow: </w:t>
+      </w:r>
+      <w:r>
+        <w:rPr>
+          <w:b/>
+        </w:rPr>
+        <w:t>Telegram Trigger → Extract Ticker (LLM) → HTTP candles (1m/15m/1h) + HTTP news → Aggregate/Merge → AI Agent → Telegram reply</w:t>
+      </w:r>
+      <w:r>
+        <w:t>.</w:t>
+      </w:r>
+    </w:p>
+    <w:p>
+      <w:pPr>
+        <w:pStyle w:val="ListNumber"/>
+      </w:pPr>
+      <w:r>
+        <w:rPr>
+          <w:b/>
+        </w:rPr>
+        <w:t>Save</w:t>
+      </w:r>
+      <w:r>
+        <w:t xml:space="preserve"> the workflow and toggle it </w:t>
+      </w:r>
+      <w:r>
+        <w:rPr>
+          <w:b/>
+        </w:rPr>
+        <w:t>Active</w:t>
+      </w:r>
+      <w:r>
+        <w:t>.</w:t>
+      </w:r>
+    </w:p>
+    <w:p>
+      <w:pPr>
+        <w:pStyle w:val="ListNumber"/>
+      </w:pPr>
+      <w:r>
+        <w:t xml:space="preserve">*(Optional)* open </w:t>
+      </w:r>
+      <w:r>
+        <w:rPr>
+          <w:rFonts w:ascii="Consolas" w:hAnsi="Consolas"/>
+          <w:color w:val="C7254E"/>
+        </w:rPr>
+        <w:t>index.html</w:t>
+      </w:r>
+      <w:r>
+        <w:t>, click the gear, and paste your Twelve Data key + Telegram bot username for the dashboard.</w:t>
       </w:r>
     </w:p>
     <w:p>
@@ -5947,7 +6165,7 @@
               <a:graphicData uri="http://schemas.openxmlformats.org/drawingml/2006/picture">
                 <pic:pic>
                   <pic:nvPicPr>
-                    <pic:cNvPr id="0" name="Activity7a-RAG-Telegram.png"/>
+                    <pic:cNvPr id="0" name="Activity6-website.png"/>
                     <pic:cNvPicPr/>
                   </pic:nvPicPr>
                   <pic:blipFill>
@@ -5980,6 +6198,325 @@
           <w:color w:val="555B66"/>
           <w:sz w:val="18"/>
         </w:rPr>
+        <w:t>The Stock Analysis dashboard — live TradingView chart, Twelve Data quote stats, and a Telegram chat widget for the AI day-trading agent</w:t>
+      </w:r>
+    </w:p>
+    <w:p>
+      <w:pPr>
+        <w:shd w:val="clear" w:color="auto" w:fill="E8F7EE"/>
+      </w:pPr>
+      <w:r>
+        <w:rPr>
+          <w:b/>
+          <w:color w:val="127A3E"/>
+        </w:rPr>
+        <w:t xml:space="preserve">✅ Test it:  </w:t>
+      </w:r>
+      <w:r>
+        <w:t>Message the bot "Should I buy AAPL?" and confirm it returns a recommendation with reasoning. If you get a 401/429 from an HTTP node, re-check the corresponding API key (401 = wrong key, 429 = rate limit).</w:t>
+      </w:r>
+    </w:p>
+    <w:p>
+      <w:pPr>
+        <w:spacing w:before="40" w:after="40"/>
+        <w:pBdr>
+          <w:bottom w:val="single" w:sz="6" w:space="1" w:color="D0D7DE"/>
+        </w:pBdr>
+      </w:pPr>
+    </w:p>
+    <w:p>
+      <w:pPr>
+        <w:pStyle w:val="Heading1"/>
+      </w:pPr>
+      <w:r>
+        <w:t>Topic 5: Retrieval-Augmented Generation (RAG)</w:t>
+      </w:r>
+    </w:p>
+    <w:p>
+      <w:r>
+        <w:rPr>
+          <w:b/>
+        </w:rPr>
+        <w:t>Day 2 afternoon (second half).</w:t>
+      </w:r>
+      <w:r>
+        <w:t xml:space="preserve"> Extend the Telegram agent with document knowledge. RAG lets the agent answer questions from PDFs and Word documents by retrieving the most relevant chunks at query time.</w:t>
+      </w:r>
+    </w:p>
+    <w:p>
+      <w:pPr>
+        <w:pStyle w:val="Heading2"/>
+      </w:pPr>
+      <w:r>
+        <w:t>Activity 7a — RAG Chatbot: Upload a PDF, Ask in Telegram</w:t>
+      </w:r>
+    </w:p>
+    <w:p>
+      <w:r>
+        <w:rPr>
+          <w:b/>
+        </w:rPr>
+        <w:t>Folder:</w:t>
+      </w:r>
+      <w:r>
+        <w:t xml:space="preserve"> </w:t>
+      </w:r>
+      <w:r>
+        <w:rPr>
+          <w:rFonts w:ascii="Consolas" w:hAnsi="Consolas"/>
+          <w:color w:val="C7254E"/>
+        </w:rPr>
+        <w:t>labs/activity7-rag/</w:t>
+      </w:r>
+      <w:r>
+        <w:t xml:space="preserve">  ·  workflow </w:t>
+      </w:r>
+      <w:r>
+        <w:rPr>
+          <w:rFonts w:ascii="Consolas" w:hAnsi="Consolas"/>
+          <w:color w:val="C7254E"/>
+        </w:rPr>
+        <w:t>Activity7a-RAG-Telegram.json</w:t>
+      </w:r>
+      <w:r>
+        <w:t xml:space="preserve">  ·  uploader </w:t>
+      </w:r>
+      <w:r>
+        <w:rPr>
+          <w:rFonts w:ascii="Consolas" w:hAnsi="Consolas"/>
+          <w:color w:val="C7254E"/>
+        </w:rPr>
+        <w:t>Activity7a-upload.html</w:t>
+      </w:r>
+      <w:r>
+        <w:t xml:space="preserve">  ·  sample doc </w:t>
+      </w:r>
+      <w:r>
+        <w:rPr>
+          <w:rFonts w:ascii="Consolas" w:hAnsi="Consolas"/>
+          <w:color w:val="C7254E"/>
+        </w:rPr>
+        <w:t>it-faq.pdf</w:t>
+      </w:r>
+    </w:p>
+    <w:p>
+      <w:pPr>
+        <w:pStyle w:val="Heading3"/>
+      </w:pPr>
+      <w:r>
+        <w:t>Goal</w:t>
+      </w:r>
+    </w:p>
+    <w:p>
+      <w:r>
+        <w:t xml:space="preserve">Build the </w:t>
+      </w:r>
+      <w:r>
+        <w:rPr>
+          <w:b/>
+        </w:rPr>
+        <w:t>complete RAG loop</w:t>
+      </w:r>
+      <w:r>
+        <w:t xml:space="preserve"> with no-code blocks. A single web page extracts the text from a </w:t>
+      </w:r>
+      <w:r>
+        <w:rPr>
+          <w:b/>
+        </w:rPr>
+        <w:t>PDF</w:t>
+      </w:r>
+      <w:r>
+        <w:t xml:space="preserve"> (an IT-Support FAQ) and uploads it to n8n, which </w:t>
+      </w:r>
+      <w:r>
+        <w:rPr>
+          <w:b/>
+        </w:rPr>
+        <w:t>embeds</w:t>
+      </w:r>
+      <w:r>
+        <w:t xml:space="preserve"> it into a </w:t>
+      </w:r>
+      <w:r>
+        <w:rPr>
+          <w:b/>
+        </w:rPr>
+        <w:t>vector store</w:t>
+      </w:r>
+      <w:r>
+        <w:t xml:space="preserve">. A </w:t>
+      </w:r>
+      <w:r>
+        <w:rPr>
+          <w:b/>
+        </w:rPr>
+        <w:t>Telegram</w:t>
+      </w:r>
+      <w:r>
+        <w:t xml:space="preserve"> bot then answers questions using </w:t>
+      </w:r>
+      <w:r>
+        <w:rPr>
+          <w:b/>
+        </w:rPr>
+        <w:t>only</w:t>
+      </w:r>
+      <w:r>
+        <w:t xml:space="preserve"> that document — the foundation of every RAG assistant.</w:t>
+      </w:r>
+    </w:p>
+    <w:p>
+      <w:pPr>
+        <w:pStyle w:val="Heading3"/>
+      </w:pPr>
+      <w:r>
+        <w:t>Concepts — RAG in one minute</w:t>
+      </w:r>
+    </w:p>
+    <w:p>
+      <w:pPr>
+        <w:pStyle w:val="ListBullet"/>
+      </w:pPr>
+      <w:r>
+        <w:rPr>
+          <w:b/>
+        </w:rPr>
+        <w:t>Tokenization</w:t>
+      </w:r>
+      <w:r>
+        <w:t xml:space="preserve"> — text is split into tokens the model can process.</w:t>
+      </w:r>
+    </w:p>
+    <w:p>
+      <w:pPr>
+        <w:pStyle w:val="ListBullet"/>
+      </w:pPr>
+      <w:r>
+        <w:rPr>
+          <w:b/>
+        </w:rPr>
+        <w:t>Embeddings</w:t>
+      </w:r>
+      <w:r>
+        <w:t xml:space="preserve"> — each chunk of a document becomes a vector (a list of numbers capturing meaning).</w:t>
+      </w:r>
+    </w:p>
+    <w:p>
+      <w:pPr>
+        <w:pStyle w:val="ListBullet"/>
+      </w:pPr>
+      <w:r>
+        <w:rPr>
+          <w:b/>
+        </w:rPr>
+        <w:t>Vector store</w:t>
+      </w:r>
+      <w:r>
+        <w:t xml:space="preserve"> — those vectors are saved so the most relevant chunks can be retrieved for a question.</w:t>
+      </w:r>
+    </w:p>
+    <w:p>
+      <w:pPr>
+        <w:jc w:val="center"/>
+      </w:pPr>
+      <w:r>
+        <w:drawing>
+          <wp:inline xmlns:a="http://schemas.openxmlformats.org/drawingml/2006/main" xmlns:pic="http://schemas.openxmlformats.org/drawingml/2006/picture">
+            <wp:extent cx="5669280" cy="2854577"/>
+            <wp:docPr id="17" name="Picture 17"/>
+            <wp:cNvGraphicFramePr>
+              <a:graphicFrameLocks noChangeAspect="1"/>
+            </wp:cNvGraphicFramePr>
+            <a:graphic>
+              <a:graphicData uri="http://schemas.openxmlformats.org/drawingml/2006/picture">
+                <pic:pic>
+                  <pic:nvPicPr>
+                    <pic:cNvPr id="0" name="rag-flow.png"/>
+                    <pic:cNvPicPr/>
+                  </pic:nvPicPr>
+                  <pic:blipFill>
+                    <a:blip r:embed="rId25"/>
+                    <a:stretch>
+                      <a:fillRect/>
+                    </a:stretch>
+                  </pic:blipFill>
+                  <pic:spPr>
+                    <a:xfrm>
+                      <a:off x="0" y="0"/>
+                      <a:ext cx="5669280" cy="2854577"/>
+                    </a:xfrm>
+                    <a:prstGeom prst="rect"/>
+                  </pic:spPr>
+                </pic:pic>
+              </a:graphicData>
+            </a:graphic>
+          </wp:inline>
+        </w:drawing>
+      </w:r>
+    </w:p>
+    <w:p>
+      <w:pPr>
+        <w:jc w:val="center"/>
+      </w:pPr>
+      <w:r>
+        <w:rPr>
+          <w:i/>
+          <w:color w:val="555B66"/>
+          <w:sz w:val="18"/>
+        </w:rPr>
+        <w:t>How RAG works — User → Prompt → Data Retrieval (search/retrieve over your data sources) → Generator → Response</w:t>
+      </w:r>
+    </w:p>
+    <w:p>
+      <w:pPr>
+        <w:jc w:val="center"/>
+      </w:pPr>
+      <w:r>
+        <w:drawing>
+          <wp:inline xmlns:a="http://schemas.openxmlformats.org/drawingml/2006/main" xmlns:pic="http://schemas.openxmlformats.org/drawingml/2006/picture">
+            <wp:extent cx="5669280" cy="3297631"/>
+            <wp:docPr id="18" name="Picture 18"/>
+            <wp:cNvGraphicFramePr>
+              <a:graphicFrameLocks noChangeAspect="1"/>
+            </wp:cNvGraphicFramePr>
+            <a:graphic>
+              <a:graphicData uri="http://schemas.openxmlformats.org/drawingml/2006/picture">
+                <pic:pic>
+                  <pic:nvPicPr>
+                    <pic:cNvPr id="0" name="Activity7a-RAG-Telegram.png"/>
+                    <pic:cNvPicPr/>
+                  </pic:nvPicPr>
+                  <pic:blipFill>
+                    <a:blip r:embed="rId26"/>
+                    <a:stretch>
+                      <a:fillRect/>
+                    </a:stretch>
+                  </pic:blipFill>
+                  <pic:spPr>
+                    <a:xfrm>
+                      <a:off x="0" y="0"/>
+                      <a:ext cx="5669280" cy="3297631"/>
+                    </a:xfrm>
+                    <a:prstGeom prst="rect"/>
+                  </pic:spPr>
+                </pic:pic>
+              </a:graphicData>
+            </a:graphic>
+          </wp:inline>
+        </w:drawing>
+      </w:r>
+    </w:p>
+    <w:p>
+      <w:pPr>
+        <w:jc w:val="center"/>
+      </w:pPr>
+      <w:r>
+        <w:rPr>
+          <w:i/>
+          <w:color w:val="555B66"/>
+          <w:sz w:val="18"/>
+        </w:rPr>
         <w:t>Activity 7a workflow — PDF ingestion path (Upload Webhook → Gemini Embeddings → Simple Vector Store) and Telegram chat path (AI Agent + knowledge_base tool)</w:t>
       </w:r>
     </w:p>
@@ -5996,7 +6533,7 @@
         <w:pStyle w:val="ListNumber"/>
         <w:numPr>
           <w:ilvl w:val="0"/>
-          <w:numId w:val="26"/>
+          <w:numId w:val="28"/>
         </w:numPr>
       </w:pPr>
       <w:r>
@@ -6129,7 +6666,7 @@
         <w:pStyle w:val="ListNumber"/>
         <w:numPr>
           <w:ilvl w:val="0"/>
-          <w:numId w:val="27"/>
+          <w:numId w:val="29"/>
         </w:numPr>
       </w:pPr>
       <w:r>
@@ -6252,7 +6789,7 @@
         <w:drawing>
           <wp:inline xmlns:a="http://schemas.openxmlformats.org/drawingml/2006/main" xmlns:pic="http://schemas.openxmlformats.org/drawingml/2006/picture">
             <wp:extent cx="5669280" cy="5912882"/>
-            <wp:docPr id="17" name="Picture 17"/>
+            <wp:docPr id="19" name="Picture 19"/>
             <wp:cNvGraphicFramePr>
               <a:graphicFrameLocks noChangeAspect="1"/>
             </wp:cNvGraphicFramePr>
@@ -6264,7 +6801,7 @@
                     <pic:cNvPicPr/>
                   </pic:nvPicPr>
                   <pic:blipFill>
-                    <a:blip r:embed="rId25"/>
+                    <a:blip r:embed="rId27"/>
                     <a:stretch>
                       <a:fillRect/>
                     </a:stretch>
@@ -6309,7 +6846,7 @@
         <w:pStyle w:val="ListNumber"/>
         <w:numPr>
           <w:ilvl w:val="0"/>
-          <w:numId w:val="28"/>
+          <w:numId w:val="30"/>
         </w:numPr>
       </w:pPr>
       <w:r>
@@ -6604,744 +7141,6 @@
       </w:r>
       <w:r>
         <w:t xml:space="preserve"> — and see that the RAG flow is identical; only the store changes.</w:t>
-      </w:r>
-    </w:p>
-    <w:p>
-      <w:pPr>
-        <w:jc w:val="center"/>
-      </w:pPr>
-      <w:r>
-        <w:drawing>
-          <wp:inline xmlns:a="http://schemas.openxmlformats.org/drawingml/2006/main" xmlns:pic="http://schemas.openxmlformats.org/drawingml/2006/picture">
-            <wp:extent cx="5669280" cy="3188970"/>
-            <wp:docPr id="18" name="Picture 18"/>
-            <wp:cNvGraphicFramePr>
-              <a:graphicFrameLocks noChangeAspect="1"/>
-            </wp:cNvGraphicFramePr>
-            <a:graphic>
-              <a:graphicData uri="http://schemas.openxmlformats.org/drawingml/2006/picture">
-                <pic:pic>
-                  <pic:nvPicPr>
-                    <pic:cNvPr id="0" name="Activity7b-CX-Agent.png"/>
-                    <pic:cNvPicPr/>
-                  </pic:nvPicPr>
-                  <pic:blipFill>
-                    <a:blip r:embed="rId26"/>
-                    <a:stretch>
-                      <a:fillRect/>
-                    </a:stretch>
-                  </pic:blipFill>
-                  <pic:spPr>
-                    <a:xfrm>
-                      <a:off x="0" y="0"/>
-                      <a:ext cx="5669280" cy="3188970"/>
-                    </a:xfrm>
-                    <a:prstGeom prst="rect"/>
-                  </pic:spPr>
-                </pic:pic>
-              </a:graphicData>
-            </a:graphic>
-          </wp:inline>
-        </w:drawing>
-      </w:r>
-    </w:p>
-    <w:p>
-      <w:pPr>
-        <w:jc w:val="center"/>
-      </w:pPr>
-      <w:r>
-        <w:rPr>
-          <w:i/>
-          <w:color w:val="555B66"/>
-          <w:sz w:val="18"/>
-        </w:rPr>
-        <w:t>Activity 7b CX Agent — website webhook (POST) → AI Agent with a Pinecone retriever tool + Gemini chat model → respond to the chat widget</w:t>
-      </w:r>
-    </w:p>
-    <w:p>
-      <w:pPr>
-        <w:pStyle w:val="Heading3"/>
-      </w:pPr>
-      <w:r>
-        <w:t>Why a real vector database?</w:t>
-      </w:r>
-    </w:p>
-    <w:p>
-      <w:pPr>
-        <w:pStyle w:val="ListBullet"/>
-      </w:pPr>
-      <w:r>
-        <w:t xml:space="preserve">An </w:t>
-      </w:r>
-      <w:r>
-        <w:rPr>
-          <w:b/>
-        </w:rPr>
-        <w:t>in-memory</w:t>
-      </w:r>
-      <w:r>
-        <w:t xml:space="preserve"> store (Activity 7a) is lost on restart; a </w:t>
-      </w:r>
-      <w:r>
-        <w:rPr>
-          <w:b/>
-        </w:rPr>
-        <w:t>vector database</w:t>
-      </w:r>
-      <w:r>
-        <w:t xml:space="preserve"> persists and scales.</w:t>
-      </w:r>
-    </w:p>
-    <w:p>
-      <w:pPr>
-        <w:pStyle w:val="ListBullet"/>
-      </w:pPr>
-      <w:r>
-        <w:rPr>
-          <w:b/>
-        </w:rPr>
-        <w:t>Supabase (pgvector)</w:t>
-      </w:r>
-      <w:r>
-        <w:t xml:space="preserve"> — Postgres + a vector extension; great if you already use Postgres.</w:t>
-      </w:r>
-    </w:p>
-    <w:p>
-      <w:pPr>
-        <w:pStyle w:val="ListBullet"/>
-      </w:pPr>
-      <w:r>
-        <w:rPr>
-          <w:b/>
-        </w:rPr>
-        <w:t>Pinecone</w:t>
-      </w:r>
-      <w:r>
-        <w:t xml:space="preserve"> — fully-managed SaaS; just create an index, zero-ops.</w:t>
-      </w:r>
-    </w:p>
-    <w:p>
-      <w:pPr>
-        <w:pStyle w:val="ListBullet"/>
-      </w:pPr>
-      <w:r>
-        <w:rPr>
-          <w:b/>
-        </w:rPr>
-        <w:t>Qdrant</w:t>
-      </w:r>
-      <w:r>
-        <w:t xml:space="preserve"> — open-source; run it via Docker or use Qdrant Cloud for full control.</w:t>
-      </w:r>
-    </w:p>
-    <w:p>
-      <w:pPr>
-        <w:shd w:val="clear" w:color="auto" w:fill="FFF4E5"/>
-      </w:pPr>
-      <w:r>
-        <w:rPr>
-          <w:b/>
-          <w:color w:val="B56A00"/>
-        </w:rPr>
-        <w:t xml:space="preserve">Note:  </w:t>
-      </w:r>
-      <w:r>
-        <w:t xml:space="preserve">The </w:t>
-      </w:r>
-      <w:r>
-        <w:rPr>
-          <w:b/>
-        </w:rPr>
-        <w:t>Supabase</w:t>
-      </w:r>
-      <w:r>
-        <w:t xml:space="preserve"> and </w:t>
-      </w:r>
-      <w:r>
-        <w:rPr>
-          <w:b/>
-        </w:rPr>
-        <w:t>Qdrant</w:t>
-      </w:r>
-      <w:r>
-        <w:t xml:space="preserve"> flows embed with OpenAI </w:t>
-      </w:r>
-      <w:r>
-        <w:rPr>
-          <w:b/>
-        </w:rPr>
-        <w:t>`text-embedding-3-small` (1536 dimensions)</w:t>
-      </w:r>
-      <w:r>
-        <w:t xml:space="preserve">; the </w:t>
-      </w:r>
-      <w:r>
-        <w:rPr>
-          <w:b/>
-        </w:rPr>
-        <w:t>Pinecone</w:t>
-      </w:r>
-      <w:r>
-        <w:t xml:space="preserve"> flow and the </w:t>
-      </w:r>
-      <w:r>
-        <w:rPr>
-          <w:b/>
-        </w:rPr>
-        <w:t>CX Agent</w:t>
-      </w:r>
-      <w:r>
-        <w:t xml:space="preserve"> embed with Google Gemini </w:t>
-      </w:r>
-      <w:r>
-        <w:rPr>
-          <w:b/>
-        </w:rPr>
-        <w:t>`gemini-embedding-001` (3072 dimensions)</w:t>
-      </w:r>
-      <w:r>
-        <w:t xml:space="preserve">. The table/index/collection dimension </w:t>
-      </w:r>
-      <w:r>
-        <w:rPr>
-          <w:b/>
-        </w:rPr>
-        <w:t>must</w:t>
-      </w:r>
-      <w:r>
-        <w:t xml:space="preserve"> equal the embedding model's dimension or inserts will fail.</w:t>
-      </w:r>
-    </w:p>
-    <w:p>
-      <w:pPr>
-        <w:pStyle w:val="Heading3"/>
-      </w:pPr>
-      <w:r>
-        <w:t>Step 1 — Upload the brochures to Google Drive</w:t>
-      </w:r>
-    </w:p>
-    <w:p>
-      <w:pPr>
-        <w:pStyle w:val="ListNumber"/>
-        <w:numPr>
-          <w:ilvl w:val="0"/>
-          <w:numId w:val="29"/>
-        </w:numPr>
-      </w:pPr>
-      <w:r>
-        <w:t xml:space="preserve">In Google Drive, create a folder named </w:t>
-      </w:r>
-      <w:r>
-        <w:rPr>
-          <w:b/>
-        </w:rPr>
-        <w:t>`Course Brochures`</w:t>
-      </w:r>
-      <w:r>
-        <w:t>.</w:t>
-      </w:r>
-    </w:p>
-    <w:p>
-      <w:pPr>
-        <w:pStyle w:val="ListNumber"/>
-      </w:pPr>
-      <w:r>
-        <w:t xml:space="preserve">Upload all </w:t>
-      </w:r>
-      <w:r>
-        <w:rPr>
-          <w:b/>
-        </w:rPr>
-        <w:t>20</w:t>
-      </w:r>
-      <w:r>
-        <w:t xml:space="preserve"> </w:t>
-      </w:r>
-      <w:r>
-        <w:rPr>
-          <w:rFonts w:ascii="Consolas" w:hAnsi="Consolas"/>
-          <w:color w:val="C7254E"/>
-        </w:rPr>
-        <w:t>.txt</w:t>
-      </w:r>
-      <w:r>
-        <w:t xml:space="preserve"> files from </w:t>
-      </w:r>
-      <w:r>
-        <w:rPr>
-          <w:rFonts w:ascii="Consolas" w:hAnsi="Consolas"/>
-          <w:color w:val="C7254E"/>
-        </w:rPr>
-        <w:t>labs/activity7-rag/brochures/</w:t>
-      </w:r>
-      <w:r>
-        <w:t xml:space="preserve"> (10 bakery + 10 cooking).</w:t>
-      </w:r>
-    </w:p>
-    <w:p>
-      <w:pPr>
-        <w:pStyle w:val="ListNumber"/>
-      </w:pPr>
-      <w:r>
-        <w:t xml:space="preserve">Open the folder and copy its </w:t>
-      </w:r>
-      <w:r>
-        <w:rPr>
-          <w:b/>
-        </w:rPr>
-        <w:t>folder ID</w:t>
-      </w:r>
-      <w:r>
-        <w:t xml:space="preserve"> from the URL (</w:t>
-      </w:r>
-      <w:r>
-        <w:rPr>
-          <w:rFonts w:ascii="Consolas" w:hAnsi="Consolas"/>
-          <w:color w:val="C7254E"/>
-        </w:rPr>
-        <w:t>drive.google.com/drive/folders/&lt;FOLDER_ID&gt;</w:t>
-      </w:r>
-      <w:r>
-        <w:t xml:space="preserve">). You'll paste it into the </w:t>
-      </w:r>
-      <w:r>
-        <w:rPr>
-          <w:b/>
-        </w:rPr>
-        <w:t>List Brochures in Folder</w:t>
-      </w:r>
-      <w:r>
-        <w:t xml:space="preserve"> node.</w:t>
-      </w:r>
-    </w:p>
-    <w:p>
-      <w:pPr>
-        <w:pStyle w:val="Heading3"/>
-      </w:pPr>
-      <w:r>
-        <w:t>Step 2 — Set up ONE vector database</w:t>
-      </w:r>
-    </w:p>
-    <w:p>
-      <w:r>
-        <w:t xml:space="preserve">Pick </w:t>
-      </w:r>
-      <w:r>
-        <w:rPr>
-          <w:b/>
-        </w:rPr>
-        <w:t>one</w:t>
-      </w:r>
-      <w:r>
-        <w:t xml:space="preserve"> of the three. Each ingestion workflow is the </w:t>
-      </w:r>
-      <w:r>
-        <w:rPr>
-          <w:b/>
-        </w:rPr>
-        <w:t>same shape</w:t>
-      </w:r>
-      <w:r>
-        <w:t xml:space="preserve"> — </w:t>
-      </w:r>
-      <w:r>
-        <w:rPr>
-          <w:b/>
-        </w:rPr>
-        <w:t>Manual Trigger → List Drive folder → Download each brochure → Text Splitter → Embeddings → Vector Store (Insert)</w:t>
-      </w:r>
-      <w:r>
-        <w:t xml:space="preserve"> — only the final </w:t>
-      </w:r>
-      <w:r>
-        <w:rPr>
-          <w:b/>
-        </w:rPr>
-        <w:t>Vector Store</w:t>
-      </w:r>
-      <w:r>
-        <w:t xml:space="preserve"> node (and its matching embedding model) changes.</w:t>
-      </w:r>
-    </w:p>
-    <w:p>
-      <w:pPr>
-        <w:pStyle w:val="Heading3"/>
-      </w:pPr>
-      <w:r>
-        <w:t>Step 2A — Supabase (pgvector)</w:t>
-      </w:r>
-    </w:p>
-    <w:p>
-      <w:pPr>
-        <w:pStyle w:val="ListNumber"/>
-        <w:numPr>
-          <w:ilvl w:val="0"/>
-          <w:numId w:val="30"/>
-        </w:numPr>
-      </w:pPr>
-      <w:r>
-        <w:t xml:space="preserve">Create a project at https://supabase.com and note the project </w:t>
-      </w:r>
-      <w:r>
-        <w:rPr>
-          <w:b/>
-        </w:rPr>
-        <w:t>URL</w:t>
-      </w:r>
-      <w:r>
-        <w:t xml:space="preserve"> + </w:t>
-      </w:r>
-      <w:r>
-        <w:rPr>
-          <w:b/>
-        </w:rPr>
-        <w:t>service_role</w:t>
-      </w:r>
-      <w:r>
-        <w:t xml:space="preserve"> key (Project Settings → API).</w:t>
-      </w:r>
-    </w:p>
-    <w:p>
-      <w:pPr>
-        <w:pStyle w:val="ListNumber"/>
-      </w:pPr>
-      <w:r>
-        <w:t xml:space="preserve">In the </w:t>
-      </w:r>
-      <w:r>
-        <w:rPr>
-          <w:b/>
-        </w:rPr>
-        <w:t>SQL Editor</w:t>
-      </w:r>
-      <w:r>
-        <w:t xml:space="preserve">, enable the extension and create the table + search function: </w:t>
-      </w:r>
-      <w:r>
-        <w:rPr>
-          <w:rFonts w:ascii="Consolas" w:hAnsi="Consolas"/>
-          <w:color w:val="C7254E"/>
-        </w:rPr>
-        <w:t>create extension if not exists vector;</w:t>
-      </w:r>
-      <w:r>
-        <w:t xml:space="preserve"> then a </w:t>
-      </w:r>
-      <w:r>
-        <w:rPr>
-          <w:rFonts w:ascii="Consolas" w:hAnsi="Consolas"/>
-          <w:color w:val="C7254E"/>
-        </w:rPr>
-        <w:t>documents</w:t>
-      </w:r>
-      <w:r>
-        <w:t xml:space="preserve"> table with </w:t>
-      </w:r>
-      <w:r>
-        <w:rPr>
-          <w:rFonts w:ascii="Consolas" w:hAnsi="Consolas"/>
-          <w:color w:val="C7254E"/>
-        </w:rPr>
-        <w:t>embedding vector(1536)</w:t>
-      </w:r>
-      <w:r>
-        <w:t xml:space="preserve"> and a </w:t>
-      </w:r>
-      <w:r>
-        <w:rPr>
-          <w:rFonts w:ascii="Consolas" w:hAnsi="Consolas"/>
-          <w:color w:val="C7254E"/>
-        </w:rPr>
-        <w:t>match_documents(...)</w:t>
-      </w:r>
-      <w:r>
-        <w:t xml:space="preserve"> function (full SQL is in </w:t>
-      </w:r>
-      <w:r>
-        <w:rPr>
-          <w:rFonts w:ascii="Consolas" w:hAnsi="Consolas"/>
-          <w:color w:val="C7254E"/>
-        </w:rPr>
-        <w:t>LEARNER-GUIDE-7b.md</w:t>
-      </w:r>
-      <w:r>
-        <w:t>).</w:t>
-      </w:r>
-    </w:p>
-    <w:p>
-      <w:pPr>
-        <w:pStyle w:val="ListNumber"/>
-      </w:pPr>
-      <w:r>
-        <w:t xml:space="preserve">In n8n add a </w:t>
-      </w:r>
-      <w:r>
-        <w:rPr>
-          <w:b/>
-        </w:rPr>
-        <w:t>Supabase API</w:t>
-      </w:r>
-      <w:r>
-        <w:t xml:space="preserve"> credential (Host = project URL, Service Role Secret = service_role key).</w:t>
-      </w:r>
-    </w:p>
-    <w:p>
-      <w:pPr>
-        <w:pStyle w:val="ListNumber"/>
-      </w:pPr>
-      <w:r>
-        <w:t xml:space="preserve">Import </w:t>
-      </w:r>
-      <w:r>
-        <w:rPr>
-          <w:rFonts w:ascii="Consolas" w:hAnsi="Consolas"/>
-          <w:color w:val="C7254E"/>
-        </w:rPr>
-        <w:t>Activity7b-Supabase-Upload.json</w:t>
-      </w:r>
-      <w:r>
-        <w:t>.</w:t>
-      </w:r>
-    </w:p>
-    <w:p>
-      <w:pPr>
-        <w:jc w:val="center"/>
-      </w:pPr>
-      <w:r>
-        <w:drawing>
-          <wp:inline xmlns:a="http://schemas.openxmlformats.org/drawingml/2006/main" xmlns:pic="http://schemas.openxmlformats.org/drawingml/2006/picture">
-            <wp:extent cx="5669280" cy="3297631"/>
-            <wp:docPr id="19" name="Picture 19"/>
-            <wp:cNvGraphicFramePr>
-              <a:graphicFrameLocks noChangeAspect="1"/>
-            </wp:cNvGraphicFramePr>
-            <a:graphic>
-              <a:graphicData uri="http://schemas.openxmlformats.org/drawingml/2006/picture">
-                <pic:pic>
-                  <pic:nvPicPr>
-                    <pic:cNvPr id="0" name="Activity7b-Supabase-Upload.png"/>
-                    <pic:cNvPicPr/>
-                  </pic:nvPicPr>
-                  <pic:blipFill>
-                    <a:blip r:embed="rId27"/>
-                    <a:stretch>
-                      <a:fillRect/>
-                    </a:stretch>
-                  </pic:blipFill>
-                  <pic:spPr>
-                    <a:xfrm>
-                      <a:off x="0" y="0"/>
-                      <a:ext cx="5669280" cy="3297631"/>
-                    </a:xfrm>
-                    <a:prstGeom prst="rect"/>
-                  </pic:spPr>
-                </pic:pic>
-              </a:graphicData>
-            </a:graphic>
-          </wp:inline>
-        </w:drawing>
-      </w:r>
-    </w:p>
-    <w:p>
-      <w:pPr>
-        <w:jc w:val="center"/>
-      </w:pPr>
-      <w:r>
-        <w:rPr>
-          <w:i/>
-          <w:color w:val="555B66"/>
-          <w:sz w:val="18"/>
-        </w:rPr>
-        <w:t>Supabase ingestion — Manual Trigger → List &amp; download brochures → split → embed (OpenAI 1536-d) → Supabase Vector Store (Insert)</w:t>
-      </w:r>
-    </w:p>
-    <w:p>
-      <w:pPr>
-        <w:pStyle w:val="Heading3"/>
-      </w:pPr>
-      <w:r>
-        <w:t>Step 2B — Pinecone</w:t>
-      </w:r>
-    </w:p>
-    <w:p>
-      <w:pPr>
-        <w:pStyle w:val="ListNumber"/>
-        <w:numPr>
-          <w:ilvl w:val="0"/>
-          <w:numId w:val="31"/>
-        </w:numPr>
-      </w:pPr>
-      <w:r>
-        <w:t xml:space="preserve">At https://app.pinecone.io create an index named </w:t>
-      </w:r>
-      <w:r>
-        <w:rPr>
-          <w:b/>
-        </w:rPr>
-        <w:t>`course-brochures`</w:t>
-      </w:r>
-      <w:r>
-        <w:t xml:space="preserve">, </w:t>
-      </w:r>
-      <w:r>
-        <w:rPr>
-          <w:b/>
-        </w:rPr>
-        <w:t>Dimensions = 3072</w:t>
-      </w:r>
-      <w:r>
-        <w:t xml:space="preserve"> (Gemini </w:t>
-      </w:r>
-      <w:r>
-        <w:rPr>
-          <w:rFonts w:ascii="Consolas" w:hAnsi="Consolas"/>
-          <w:color w:val="C7254E"/>
-        </w:rPr>
-        <w:t>gemini-embedding-001</w:t>
-      </w:r>
-      <w:r>
-        <w:t xml:space="preserve">), </w:t>
-      </w:r>
-      <w:r>
-        <w:rPr>
-          <w:b/>
-        </w:rPr>
-        <w:t>Metric = cosine</w:t>
-      </w:r>
-      <w:r>
-        <w:t xml:space="preserve"> (serverless region).</w:t>
-      </w:r>
-    </w:p>
-    <w:p>
-      <w:pPr>
-        <w:pStyle w:val="ListNumber"/>
-      </w:pPr>
-      <w:r>
-        <w:t xml:space="preserve">Copy your </w:t>
-      </w:r>
-      <w:r>
-        <w:rPr>
-          <w:b/>
-        </w:rPr>
-        <w:t>API key</w:t>
-      </w:r>
-      <w:r>
-        <w:t xml:space="preserve"> (API Keys), then add </w:t>
-      </w:r>
-      <w:r>
-        <w:rPr>
-          <w:b/>
-        </w:rPr>
-        <w:t>Pinecone API</w:t>
-      </w:r>
-      <w:r>
-        <w:t xml:space="preserve"> and </w:t>
-      </w:r>
-      <w:r>
-        <w:rPr>
-          <w:b/>
-        </w:rPr>
-        <w:t>Google Gemini</w:t>
-      </w:r>
-      <w:r>
-        <w:t xml:space="preserve"> credentials in n8n.</w:t>
-      </w:r>
-    </w:p>
-    <w:p>
-      <w:pPr>
-        <w:pStyle w:val="ListNumber"/>
-      </w:pPr>
-      <w:r>
-        <w:t xml:space="preserve">Import </w:t>
-      </w:r>
-      <w:r>
-        <w:rPr>
-          <w:rFonts w:ascii="Consolas" w:hAnsi="Consolas"/>
-          <w:color w:val="C7254E"/>
-        </w:rPr>
-        <w:t>Activity7b-Pinecone-Upload.json</w:t>
-      </w:r>
-      <w:r>
-        <w:t xml:space="preserve">; in the Pinecone Vector Store node select the </w:t>
-      </w:r>
-      <w:r>
-        <w:rPr>
-          <w:rFonts w:ascii="Consolas" w:hAnsi="Consolas"/>
-          <w:color w:val="C7254E"/>
-        </w:rPr>
-        <w:t>course-brochures</w:t>
-      </w:r>
-      <w:r>
-        <w:t xml:space="preserve"> index.</w:t>
-      </w:r>
-    </w:p>
-    <w:p>
-      <w:pPr>
-        <w:shd w:val="clear" w:color="auto" w:fill="FFF4E5"/>
-      </w:pPr>
-      <w:r>
-        <w:rPr>
-          <w:b/>
-          <w:color w:val="B56A00"/>
-        </w:rPr>
-        <w:t xml:space="preserve">Note:  </w:t>
-      </w:r>
-      <w:r>
-        <w:rPr>
-          <w:b/>
-        </w:rPr>
-        <w:t>Namespace rule:</w:t>
-      </w:r>
-      <w:r>
-        <w:t xml:space="preserve"> the upload flow and the CX Agent's retriever must use the </w:t>
-      </w:r>
-      <w:r>
-        <w:rPr>
-          <w:b/>
-        </w:rPr>
-        <w:t>same namespace</w:t>
-      </w:r>
-      <w:r>
-        <w:t xml:space="preserve"> — both are left on the </w:t>
-      </w:r>
-      <w:r>
-        <w:rPr>
-          <w:b/>
-        </w:rPr>
-        <w:t>default namespace</w:t>
-      </w:r>
-      <w:r>
-        <w:t>. If you set a namespace on one side, set the identical value on the other, or the agent searches an empty namespace and returns nothing.</w:t>
-      </w:r>
-    </w:p>
-    <w:p>
-      <w:pPr>
-        <w:shd w:val="clear" w:color="auto" w:fill="FFF4E5"/>
-      </w:pPr>
-      <w:r>
-        <w:rPr>
-          <w:b/>
-          <w:color w:val="B56A00"/>
-        </w:rPr>
-        <w:t xml:space="preserve">Note:  </w:t>
-      </w:r>
-      <w:r>
-        <w:rPr>
-          <w:b/>
-        </w:rPr>
-        <w:t>One brochure = one chunk:</w:t>
-      </w:r>
-      <w:r>
-        <w:t xml:space="preserve"> the 20 brochures are very similar, so small chunks make retrieval mix up courses. The </w:t>
-      </w:r>
-      <w:r>
-        <w:rPr>
-          <w:b/>
-        </w:rPr>
-        <w:t>Whole-Brochure Splitter</w:t>
-      </w:r>
-      <w:r>
-        <w:t xml:space="preserve"> (chunk size 4000, overlap 0) keeps each brochure as a single vector, so the agent always retrieves complete brochures and never confuses one course's fees with another's.</w:t>
       </w:r>
     </w:p>
     <w:p>
@@ -7360,7 +7159,7 @@
               <a:graphicData uri="http://schemas.openxmlformats.org/drawingml/2006/picture">
                 <pic:pic>
                   <pic:nvPicPr>
-                    <pic:cNvPr id="0" name="Activity7b-Pinecone-Upload.png"/>
+                    <pic:cNvPr id="0" name="Activity7b-CX-Agent.png"/>
                     <pic:cNvPicPr/>
                   </pic:nvPicPr>
                   <pic:blipFill>
@@ -7393,7 +7192,7 @@
           <w:color w:val="555B66"/>
           <w:sz w:val="18"/>
         </w:rPr>
-        <w:t>Pinecone ingestion — whole-brochure chunks embedded with Gemini (3072-d) into a Pinecone Vector Store (Insert) node</w:t>
+        <w:t>Activity 7b CX Agent — website webhook (POST) → AI Agent with a Pinecone retriever tool + Gemini chat model → respond to the chat widget</w:t>
       </w:r>
     </w:p>
     <w:p>
@@ -7401,7 +7200,312 @@
         <w:pStyle w:val="Heading3"/>
       </w:pPr>
       <w:r>
-        <w:t>Step 2C — Qdrant</w:t>
+        <w:t>Why a real vector database?</w:t>
+      </w:r>
+    </w:p>
+    <w:p>
+      <w:pPr>
+        <w:pStyle w:val="ListBullet"/>
+      </w:pPr>
+      <w:r>
+        <w:t xml:space="preserve">An </w:t>
+      </w:r>
+      <w:r>
+        <w:rPr>
+          <w:b/>
+        </w:rPr>
+        <w:t>in-memory</w:t>
+      </w:r>
+      <w:r>
+        <w:t xml:space="preserve"> store (Activity 7a) is lost on restart; a </w:t>
+      </w:r>
+      <w:r>
+        <w:rPr>
+          <w:b/>
+        </w:rPr>
+        <w:t>vector database</w:t>
+      </w:r>
+      <w:r>
+        <w:t xml:space="preserve"> persists and scales.</w:t>
+      </w:r>
+    </w:p>
+    <w:p>
+      <w:pPr>
+        <w:pStyle w:val="ListBullet"/>
+      </w:pPr>
+      <w:r>
+        <w:rPr>
+          <w:b/>
+        </w:rPr>
+        <w:t>Supabase (pgvector)</w:t>
+      </w:r>
+      <w:r>
+        <w:t xml:space="preserve"> — Postgres + a vector extension; great if you already use Postgres.</w:t>
+      </w:r>
+    </w:p>
+    <w:p>
+      <w:pPr>
+        <w:pStyle w:val="ListBullet"/>
+      </w:pPr>
+      <w:r>
+        <w:rPr>
+          <w:b/>
+        </w:rPr>
+        <w:t>Pinecone</w:t>
+      </w:r>
+      <w:r>
+        <w:t xml:space="preserve"> — fully-managed SaaS; just create an index, zero-ops.</w:t>
+      </w:r>
+    </w:p>
+    <w:p>
+      <w:pPr>
+        <w:pStyle w:val="ListBullet"/>
+      </w:pPr>
+      <w:r>
+        <w:rPr>
+          <w:b/>
+        </w:rPr>
+        <w:t>Qdrant</w:t>
+      </w:r>
+      <w:r>
+        <w:t xml:space="preserve"> — open-source; run it via Docker or use Qdrant Cloud for full control.</w:t>
+      </w:r>
+    </w:p>
+    <w:p>
+      <w:pPr>
+        <w:shd w:val="clear" w:color="auto" w:fill="FFF4E5"/>
+      </w:pPr>
+      <w:r>
+        <w:rPr>
+          <w:b/>
+          <w:color w:val="B56A00"/>
+        </w:rPr>
+        <w:t xml:space="preserve">Note:  </w:t>
+      </w:r>
+      <w:r>
+        <w:t xml:space="preserve">The </w:t>
+      </w:r>
+      <w:r>
+        <w:rPr>
+          <w:b/>
+        </w:rPr>
+        <w:t>Supabase</w:t>
+      </w:r>
+      <w:r>
+        <w:t xml:space="preserve"> and </w:t>
+      </w:r>
+      <w:r>
+        <w:rPr>
+          <w:b/>
+        </w:rPr>
+        <w:t>Qdrant</w:t>
+      </w:r>
+      <w:r>
+        <w:t xml:space="preserve"> flows embed with OpenAI </w:t>
+      </w:r>
+      <w:r>
+        <w:rPr>
+          <w:b/>
+        </w:rPr>
+        <w:t>`text-embedding-3-small` (1536 dimensions)</w:t>
+      </w:r>
+      <w:r>
+        <w:t xml:space="preserve">; the </w:t>
+      </w:r>
+      <w:r>
+        <w:rPr>
+          <w:b/>
+        </w:rPr>
+        <w:t>Pinecone</w:t>
+      </w:r>
+      <w:r>
+        <w:t xml:space="preserve"> flow and the </w:t>
+      </w:r>
+      <w:r>
+        <w:rPr>
+          <w:b/>
+        </w:rPr>
+        <w:t>CX Agent</w:t>
+      </w:r>
+      <w:r>
+        <w:t xml:space="preserve"> embed with Google Gemini </w:t>
+      </w:r>
+      <w:r>
+        <w:rPr>
+          <w:b/>
+        </w:rPr>
+        <w:t>`gemini-embedding-001` (3072 dimensions)</w:t>
+      </w:r>
+      <w:r>
+        <w:t xml:space="preserve">. The table/index/collection dimension </w:t>
+      </w:r>
+      <w:r>
+        <w:rPr>
+          <w:b/>
+        </w:rPr>
+        <w:t>must</w:t>
+      </w:r>
+      <w:r>
+        <w:t xml:space="preserve"> equal the embedding model's dimension or inserts will fail.</w:t>
+      </w:r>
+    </w:p>
+    <w:p>
+      <w:pPr>
+        <w:pStyle w:val="Heading3"/>
+      </w:pPr>
+      <w:r>
+        <w:t>Step 1 — Upload the brochures to Google Drive</w:t>
+      </w:r>
+    </w:p>
+    <w:p>
+      <w:pPr>
+        <w:pStyle w:val="ListNumber"/>
+        <w:numPr>
+          <w:ilvl w:val="0"/>
+          <w:numId w:val="31"/>
+        </w:numPr>
+      </w:pPr>
+      <w:r>
+        <w:t xml:space="preserve">In Google Drive, create a folder named </w:t>
+      </w:r>
+      <w:r>
+        <w:rPr>
+          <w:b/>
+        </w:rPr>
+        <w:t>`Course Brochures`</w:t>
+      </w:r>
+      <w:r>
+        <w:t>.</w:t>
+      </w:r>
+    </w:p>
+    <w:p>
+      <w:pPr>
+        <w:pStyle w:val="ListNumber"/>
+      </w:pPr>
+      <w:r>
+        <w:t xml:space="preserve">Upload all </w:t>
+      </w:r>
+      <w:r>
+        <w:rPr>
+          <w:b/>
+        </w:rPr>
+        <w:t>20</w:t>
+      </w:r>
+      <w:r>
+        <w:t xml:space="preserve"> </w:t>
+      </w:r>
+      <w:r>
+        <w:rPr>
+          <w:rFonts w:ascii="Consolas" w:hAnsi="Consolas"/>
+          <w:color w:val="C7254E"/>
+        </w:rPr>
+        <w:t>.txt</w:t>
+      </w:r>
+      <w:r>
+        <w:t xml:space="preserve"> files from </w:t>
+      </w:r>
+      <w:r>
+        <w:rPr>
+          <w:rFonts w:ascii="Consolas" w:hAnsi="Consolas"/>
+          <w:color w:val="C7254E"/>
+        </w:rPr>
+        <w:t>labs/activity7-rag/brochures/</w:t>
+      </w:r>
+      <w:r>
+        <w:t xml:space="preserve"> (10 bakery + 10 cooking).</w:t>
+      </w:r>
+    </w:p>
+    <w:p>
+      <w:pPr>
+        <w:pStyle w:val="ListNumber"/>
+      </w:pPr>
+      <w:r>
+        <w:t xml:space="preserve">Open the folder and copy its </w:t>
+      </w:r>
+      <w:r>
+        <w:rPr>
+          <w:b/>
+        </w:rPr>
+        <w:t>folder ID</w:t>
+      </w:r>
+      <w:r>
+        <w:t xml:space="preserve"> from the URL (</w:t>
+      </w:r>
+      <w:r>
+        <w:rPr>
+          <w:rFonts w:ascii="Consolas" w:hAnsi="Consolas"/>
+          <w:color w:val="C7254E"/>
+        </w:rPr>
+        <w:t>drive.google.com/drive/folders/&lt;FOLDER_ID&gt;</w:t>
+      </w:r>
+      <w:r>
+        <w:t xml:space="preserve">). You'll paste it into the </w:t>
+      </w:r>
+      <w:r>
+        <w:rPr>
+          <w:b/>
+        </w:rPr>
+        <w:t>List Brochures in Folder</w:t>
+      </w:r>
+      <w:r>
+        <w:t xml:space="preserve"> node.</w:t>
+      </w:r>
+    </w:p>
+    <w:p>
+      <w:pPr>
+        <w:pStyle w:val="Heading3"/>
+      </w:pPr>
+      <w:r>
+        <w:t>Step 2 — Set up ONE vector database</w:t>
+      </w:r>
+    </w:p>
+    <w:p>
+      <w:r>
+        <w:t xml:space="preserve">Pick </w:t>
+      </w:r>
+      <w:r>
+        <w:rPr>
+          <w:b/>
+        </w:rPr>
+        <w:t>one</w:t>
+      </w:r>
+      <w:r>
+        <w:t xml:space="preserve"> of the three. Each ingestion workflow is the </w:t>
+      </w:r>
+      <w:r>
+        <w:rPr>
+          <w:b/>
+        </w:rPr>
+        <w:t>same shape</w:t>
+      </w:r>
+      <w:r>
+        <w:t xml:space="preserve"> — </w:t>
+      </w:r>
+      <w:r>
+        <w:rPr>
+          <w:b/>
+        </w:rPr>
+        <w:t>Manual Trigger → List Drive folder → Download each brochure → Text Splitter → Embeddings → Vector Store (Insert)</w:t>
+      </w:r>
+      <w:r>
+        <w:t xml:space="preserve"> — only the final </w:t>
+      </w:r>
+      <w:r>
+        <w:rPr>
+          <w:b/>
+        </w:rPr>
+        <w:t>Vector Store</w:t>
+      </w:r>
+      <w:r>
+        <w:t xml:space="preserve"> node (and its matching embedding model) changes.</w:t>
+      </w:r>
+    </w:p>
+    <w:p>
+      <w:pPr>
+        <w:pStyle w:val="Heading3"/>
+      </w:pPr>
+      <w:r>
+        <w:t>Step 2A — Supabase (pgvector)</w:t>
       </w:r>
     </w:p>
     <w:p>
@@ -7413,77 +7517,124 @@
         </w:numPr>
       </w:pPr>
       <w:r>
-        <w:t xml:space="preserve">Use </w:t>
-      </w:r>
-      <w:r>
-        <w:rPr>
-          <w:b/>
-        </w:rPr>
-        <w:t>Qdrant Cloud</w:t>
-      </w:r>
-      <w:r>
-        <w:t xml:space="preserve"> (create a free cluster, copy the URL + API key) </w:t>
-      </w:r>
-      <w:r>
-        <w:rPr>
-          <w:b/>
-        </w:rPr>
-        <w:t>or</w:t>
-      </w:r>
-      <w:r>
-        <w:t xml:space="preserve"> self-host: </w:t>
+        <w:t xml:space="preserve">Create a project at https://supabase.com and note the project </w:t>
+      </w:r>
+      <w:r>
+        <w:rPr>
+          <w:b/>
+        </w:rPr>
+        <w:t>URL</w:t>
+      </w:r>
+      <w:r>
+        <w:t xml:space="preserve"> + </w:t>
+      </w:r>
+      <w:r>
+        <w:rPr>
+          <w:b/>
+        </w:rPr>
+        <w:t>service_role</w:t>
+      </w:r>
+      <w:r>
+        <w:t xml:space="preserve"> key (Project Settings → API).</w:t>
+      </w:r>
+    </w:p>
+    <w:p>
+      <w:pPr>
+        <w:pStyle w:val="ListNumber"/>
+      </w:pPr>
+      <w:r>
+        <w:t xml:space="preserve">In the </w:t>
+      </w:r>
+      <w:r>
+        <w:rPr>
+          <w:b/>
+        </w:rPr>
+        <w:t>SQL Editor</w:t>
+      </w:r>
+      <w:r>
+        <w:t xml:space="preserve">, enable the extension and create the table + search function: </w:t>
       </w:r>
       <w:r>
         <w:rPr>
           <w:rFonts w:ascii="Consolas" w:hAnsi="Consolas"/>
           <w:color w:val="C7254E"/>
         </w:rPr>
-        <w:t>docker run -p 6333:6333 qdrant/qdrant</w:t>
-      </w:r>
-      <w:r>
-        <w:t>.</w:t>
-      </w:r>
-    </w:p>
-    <w:p>
-      <w:pPr>
-        <w:pStyle w:val="ListNumber"/>
-      </w:pPr>
-      <w:r>
-        <w:t xml:space="preserve">Optionally create the collection </w:t>
+        <w:t>create extension if not exists vector;</w:t>
+      </w:r>
+      <w:r>
+        <w:t xml:space="preserve"> then a </w:t>
       </w:r>
       <w:r>
         <w:rPr>
           <w:rFonts w:ascii="Consolas" w:hAnsi="Consolas"/>
           <w:color w:val="C7254E"/>
         </w:rPr>
-        <w:t>course-brochures</w:t>
-      </w:r>
-      <w:r>
-        <w:t xml:space="preserve"> (size 1536, distance Cosine) — n8n can also auto-create it.</w:t>
-      </w:r>
-    </w:p>
-    <w:p>
-      <w:pPr>
-        <w:pStyle w:val="ListNumber"/>
-      </w:pPr>
-      <w:r>
-        <w:t xml:space="preserve">Add a </w:t>
-      </w:r>
-      <w:r>
-        <w:rPr>
-          <w:b/>
-        </w:rPr>
-        <w:t>Qdrant API</w:t>
-      </w:r>
-      <w:r>
-        <w:t xml:space="preserve"> credential in n8n (URL + API key), then import </w:t>
+        <w:t>documents</w:t>
+      </w:r>
+      <w:r>
+        <w:t xml:space="preserve"> table with </w:t>
       </w:r>
       <w:r>
         <w:rPr>
           <w:rFonts w:ascii="Consolas" w:hAnsi="Consolas"/>
           <w:color w:val="C7254E"/>
         </w:rPr>
-        <w:t>Activity7b-Qdrant-Upload.json</w:t>
+        <w:t>embedding vector(1536)</w:t>
+      </w:r>
+      <w:r>
+        <w:t xml:space="preserve"> and a </w:t>
+      </w:r>
+      <w:r>
+        <w:rPr>
+          <w:rFonts w:ascii="Consolas" w:hAnsi="Consolas"/>
+          <w:color w:val="C7254E"/>
+        </w:rPr>
+        <w:t>match_documents(...)</w:t>
+      </w:r>
+      <w:r>
+        <w:t xml:space="preserve"> function (full SQL is in </w:t>
+      </w:r>
+      <w:r>
+        <w:rPr>
+          <w:rFonts w:ascii="Consolas" w:hAnsi="Consolas"/>
+          <w:color w:val="C7254E"/>
+        </w:rPr>
+        <w:t>LEARNER-GUIDE-7b.md</w:t>
+      </w:r>
+      <w:r>
+        <w:t>).</w:t>
+      </w:r>
+    </w:p>
+    <w:p>
+      <w:pPr>
+        <w:pStyle w:val="ListNumber"/>
+      </w:pPr>
+      <w:r>
+        <w:t xml:space="preserve">In n8n add a </w:t>
+      </w:r>
+      <w:r>
+        <w:rPr>
+          <w:b/>
+        </w:rPr>
+        <w:t>Supabase API</w:t>
+      </w:r>
+      <w:r>
+        <w:t xml:space="preserve"> credential (Host = project URL, Service Role Secret = service_role key).</w:t>
+      </w:r>
+    </w:p>
+    <w:p>
+      <w:pPr>
+        <w:pStyle w:val="ListNumber"/>
+      </w:pPr>
+      <w:r>
+        <w:t xml:space="preserve">Import </w:t>
+      </w:r>
+      <w:r>
+        <w:rPr>
+          <w:rFonts w:ascii="Consolas" w:hAnsi="Consolas"/>
+          <w:color w:val="C7254E"/>
+        </w:rPr>
+        <w:t>Activity7b-Supabase-Upload.json</w:t>
       </w:r>
       <w:r>
         <w:t>.</w:t>
@@ -7505,7 +7656,7 @@
               <a:graphicData uri="http://schemas.openxmlformats.org/drawingml/2006/picture">
                 <pic:pic>
                   <pic:nvPicPr>
-                    <pic:cNvPr id="0" name="Activity7b-Qdrant-Upload.png"/>
+                    <pic:cNvPr id="0" name="Activity7b-Supabase-Upload.png"/>
                     <pic:cNvPicPr/>
                   </pic:nvPicPr>
                   <pic:blipFill>
@@ -7538,7 +7689,7 @@
           <w:color w:val="555B66"/>
           <w:sz w:val="18"/>
         </w:rPr>
-        <w:t>Qdrant ingestion — same flow, ending at a Qdrant Vector Store (Insert) node</w:t>
+        <w:t>Supabase ingestion — Manual Trigger → List &amp; download brochures → split → embed (OpenAI 1536-d) → Supabase Vector Store (Insert)</w:t>
       </w:r>
     </w:p>
     <w:p>
@@ -7546,7 +7697,7 @@
         <w:pStyle w:val="Heading3"/>
       </w:pPr>
       <w:r>
-        <w:t>Step 3 — Ingest the brochures</w:t>
+        <w:t>Step 2B — Pinecone</w:t>
       </w:r>
     </w:p>
     <w:p>
@@ -7558,7 +7709,44 @@
         </w:numPr>
       </w:pPr>
       <w:r>
-        <w:t>Open the ingestion workflow you imported in Step 2.</w:t>
+        <w:t xml:space="preserve">At https://app.pinecone.io create an index named </w:t>
+      </w:r>
+      <w:r>
+        <w:rPr>
+          <w:b/>
+        </w:rPr>
+        <w:t>`course-brochures`</w:t>
+      </w:r>
+      <w:r>
+        <w:t xml:space="preserve">, </w:t>
+      </w:r>
+      <w:r>
+        <w:rPr>
+          <w:b/>
+        </w:rPr>
+        <w:t>Dimensions = 3072</w:t>
+      </w:r>
+      <w:r>
+        <w:t xml:space="preserve"> (Gemini </w:t>
+      </w:r>
+      <w:r>
+        <w:rPr>
+          <w:rFonts w:ascii="Consolas" w:hAnsi="Consolas"/>
+          <w:color w:val="C7254E"/>
+        </w:rPr>
+        <w:t>gemini-embedding-001</w:t>
+      </w:r>
+      <w:r>
+        <w:t xml:space="preserve">), </w:t>
+      </w:r>
+      <w:r>
+        <w:rPr>
+          <w:b/>
+        </w:rPr>
+        <w:t>Metric = cosine</w:t>
+      </w:r>
+      <w:r>
+        <w:t xml:space="preserve"> (serverless region).</w:t>
       </w:r>
     </w:p>
     <w:p>
@@ -7566,52 +7754,34 @@
         <w:pStyle w:val="ListNumber"/>
       </w:pPr>
       <w:r>
-        <w:t xml:space="preserve">Set the </w:t>
-      </w:r>
-      <w:r>
-        <w:rPr>
-          <w:b/>
-        </w:rPr>
-        <w:t>Drive folder ID</w:t>
-      </w:r>
-      <w:r>
-        <w:t xml:space="preserve"> on </w:t>
-      </w:r>
-      <w:r>
-        <w:rPr>
-          <w:b/>
-        </w:rPr>
-        <w:t>List Brochures in Folder</w:t>
-      </w:r>
-      <w:r>
-        <w:t xml:space="preserve">, and select your </w:t>
-      </w:r>
-      <w:r>
-        <w:rPr>
-          <w:b/>
-        </w:rPr>
-        <w:t>Google Drive</w:t>
-      </w:r>
-      <w:r>
-        <w:t xml:space="preserve">, </w:t>
-      </w:r>
-      <w:r>
-        <w:rPr>
-          <w:b/>
-        </w:rPr>
-        <w:t>embeddings</w:t>
-      </w:r>
-      <w:r>
-        <w:t xml:space="preserve"> (OpenAI or Gemini) and </w:t>
-      </w:r>
-      <w:r>
-        <w:rPr>
-          <w:b/>
-        </w:rPr>
-        <w:t>vector-DB</w:t>
-      </w:r>
-      <w:r>
-        <w:t xml:space="preserve"> credentials.</w:t>
+        <w:t xml:space="preserve">Copy your </w:t>
+      </w:r>
+      <w:r>
+        <w:rPr>
+          <w:b/>
+        </w:rPr>
+        <w:t>API key</w:t>
+      </w:r>
+      <w:r>
+        <w:t xml:space="preserve"> (API Keys), then add </w:t>
+      </w:r>
+      <w:r>
+        <w:rPr>
+          <w:b/>
+        </w:rPr>
+        <w:t>Pinecone API</w:t>
+      </w:r>
+      <w:r>
+        <w:t xml:space="preserve"> and </w:t>
+      </w:r>
+      <w:r>
+        <w:rPr>
+          <w:b/>
+        </w:rPr>
+        <w:t>Google Gemini</w:t>
+      </w:r>
+      <w:r>
+        <w:t xml:space="preserve"> credentials in n8n.</w:t>
       </w:r>
     </w:p>
     <w:p>
@@ -7619,34 +7789,148 @@
         <w:pStyle w:val="ListNumber"/>
       </w:pPr>
       <w:r>
-        <w:t xml:space="preserve">Click </w:t>
-      </w:r>
-      <w:r>
-        <w:rPr>
-          <w:b/>
-        </w:rPr>
-        <w:t>Execute workflow</w:t>
-      </w:r>
-      <w:r>
-        <w:t>. Supabase/Qdrant upsert ~</w:t>
-      </w:r>
-      <w:r>
-        <w:rPr>
-          <w:b/>
-        </w:rPr>
-        <w:t>30–60 chunks</w:t>
-      </w:r>
-      <w:r>
-        <w:t xml:space="preserve">; Pinecone keeps one brochure per chunk, so expect exactly </w:t>
-      </w:r>
-      <w:r>
-        <w:rPr>
-          <w:b/>
-        </w:rPr>
-        <w:t>20 vectors</w:t>
-      </w:r>
-      <w:r>
-        <w:t>. Verify the rows/points appear in your DB.</w:t>
+        <w:t xml:space="preserve">Import </w:t>
+      </w:r>
+      <w:r>
+        <w:rPr>
+          <w:rFonts w:ascii="Consolas" w:hAnsi="Consolas"/>
+          <w:color w:val="C7254E"/>
+        </w:rPr>
+        <w:t>Activity7b-Pinecone-Upload.json</w:t>
+      </w:r>
+      <w:r>
+        <w:t xml:space="preserve">; in the Pinecone Vector Store node select the </w:t>
+      </w:r>
+      <w:r>
+        <w:rPr>
+          <w:rFonts w:ascii="Consolas" w:hAnsi="Consolas"/>
+          <w:color w:val="C7254E"/>
+        </w:rPr>
+        <w:t>course-brochures</w:t>
+      </w:r>
+      <w:r>
+        <w:t xml:space="preserve"> index.</w:t>
+      </w:r>
+    </w:p>
+    <w:p>
+      <w:pPr>
+        <w:shd w:val="clear" w:color="auto" w:fill="FFF4E5"/>
+      </w:pPr>
+      <w:r>
+        <w:rPr>
+          <w:b/>
+          <w:color w:val="B56A00"/>
+        </w:rPr>
+        <w:t xml:space="preserve">Note:  </w:t>
+      </w:r>
+      <w:r>
+        <w:rPr>
+          <w:b/>
+        </w:rPr>
+        <w:t>Namespace rule:</w:t>
+      </w:r>
+      <w:r>
+        <w:t xml:space="preserve"> the upload flow and the CX Agent's retriever must use the </w:t>
+      </w:r>
+      <w:r>
+        <w:rPr>
+          <w:b/>
+        </w:rPr>
+        <w:t>same namespace</w:t>
+      </w:r>
+      <w:r>
+        <w:t xml:space="preserve"> — both are left on the </w:t>
+      </w:r>
+      <w:r>
+        <w:rPr>
+          <w:b/>
+        </w:rPr>
+        <w:t>default namespace</w:t>
+      </w:r>
+      <w:r>
+        <w:t>. If you set a namespace on one side, set the identical value on the other, or the agent searches an empty namespace and returns nothing.</w:t>
+      </w:r>
+    </w:p>
+    <w:p>
+      <w:pPr>
+        <w:shd w:val="clear" w:color="auto" w:fill="FFF4E5"/>
+      </w:pPr>
+      <w:r>
+        <w:rPr>
+          <w:b/>
+          <w:color w:val="B56A00"/>
+        </w:rPr>
+        <w:t xml:space="preserve">Note:  </w:t>
+      </w:r>
+      <w:r>
+        <w:rPr>
+          <w:b/>
+        </w:rPr>
+        <w:t>One brochure = one chunk:</w:t>
+      </w:r>
+      <w:r>
+        <w:t xml:space="preserve"> the 20 brochures are very similar, so small chunks make retrieval mix up courses. The </w:t>
+      </w:r>
+      <w:r>
+        <w:rPr>
+          <w:b/>
+        </w:rPr>
+        <w:t>Whole-Brochure Splitter</w:t>
+      </w:r>
+      <w:r>
+        <w:t xml:space="preserve"> (chunk size 4000, overlap 0) keeps each brochure as a single vector, so the agent always retrieves complete brochures and never confuses one course's fees with another's.</w:t>
+      </w:r>
+    </w:p>
+    <w:p>
+      <w:pPr>
+        <w:jc w:val="center"/>
+      </w:pPr>
+      <w:r>
+        <w:drawing>
+          <wp:inline xmlns:a="http://schemas.openxmlformats.org/drawingml/2006/main" xmlns:pic="http://schemas.openxmlformats.org/drawingml/2006/picture">
+            <wp:extent cx="5669280" cy="3188970"/>
+            <wp:docPr id="22" name="Picture 22"/>
+            <wp:cNvGraphicFramePr>
+              <a:graphicFrameLocks noChangeAspect="1"/>
+            </wp:cNvGraphicFramePr>
+            <a:graphic>
+              <a:graphicData uri="http://schemas.openxmlformats.org/drawingml/2006/picture">
+                <pic:pic>
+                  <pic:nvPicPr>
+                    <pic:cNvPr id="0" name="Activity7b-Pinecone-Upload.png"/>
+                    <pic:cNvPicPr/>
+                  </pic:nvPicPr>
+                  <pic:blipFill>
+                    <a:blip r:embed="rId30"/>
+                    <a:stretch>
+                      <a:fillRect/>
+                    </a:stretch>
+                  </pic:blipFill>
+                  <pic:spPr>
+                    <a:xfrm>
+                      <a:off x="0" y="0"/>
+                      <a:ext cx="5669280" cy="3188970"/>
+                    </a:xfrm>
+                    <a:prstGeom prst="rect"/>
+                  </pic:spPr>
+                </pic:pic>
+              </a:graphicData>
+            </a:graphic>
+          </wp:inline>
+        </w:drawing>
+      </w:r>
+    </w:p>
+    <w:p>
+      <w:pPr>
+        <w:jc w:val="center"/>
+      </w:pPr>
+      <w:r>
+        <w:rPr>
+          <w:i/>
+          <w:color w:val="555B66"/>
+          <w:sz w:val="18"/>
+        </w:rPr>
+        <w:t>Pinecone ingestion — whole-brochure chunks embedded with Gemini (3072-d) into a Pinecone Vector Store (Insert) node</w:t>
       </w:r>
     </w:p>
     <w:p>
@@ -7654,7 +7938,7 @@
         <w:pStyle w:val="Heading3"/>
       </w:pPr>
       <w:r>
-        <w:t>Step 4 — Connect the CX Agent to the website</w:t>
+        <w:t>Step 2C — Qdrant</w:t>
       </w:r>
     </w:p>
     <w:p>
@@ -7666,6 +7950,259 @@
         </w:numPr>
       </w:pPr>
       <w:r>
+        <w:t xml:space="preserve">Use </w:t>
+      </w:r>
+      <w:r>
+        <w:rPr>
+          <w:b/>
+        </w:rPr>
+        <w:t>Qdrant Cloud</w:t>
+      </w:r>
+      <w:r>
+        <w:t xml:space="preserve"> (create a free cluster, copy the URL + API key) </w:t>
+      </w:r>
+      <w:r>
+        <w:rPr>
+          <w:b/>
+        </w:rPr>
+        <w:t>or</w:t>
+      </w:r>
+      <w:r>
+        <w:t xml:space="preserve"> self-host: </w:t>
+      </w:r>
+      <w:r>
+        <w:rPr>
+          <w:rFonts w:ascii="Consolas" w:hAnsi="Consolas"/>
+          <w:color w:val="C7254E"/>
+        </w:rPr>
+        <w:t>docker run -p 6333:6333 qdrant/qdrant</w:t>
+      </w:r>
+      <w:r>
+        <w:t>.</w:t>
+      </w:r>
+    </w:p>
+    <w:p>
+      <w:pPr>
+        <w:pStyle w:val="ListNumber"/>
+      </w:pPr>
+      <w:r>
+        <w:t xml:space="preserve">Optionally create the collection </w:t>
+      </w:r>
+      <w:r>
+        <w:rPr>
+          <w:rFonts w:ascii="Consolas" w:hAnsi="Consolas"/>
+          <w:color w:val="C7254E"/>
+        </w:rPr>
+        <w:t>course-brochures</w:t>
+      </w:r>
+      <w:r>
+        <w:t xml:space="preserve"> (size 1536, distance Cosine) — n8n can also auto-create it.</w:t>
+      </w:r>
+    </w:p>
+    <w:p>
+      <w:pPr>
+        <w:pStyle w:val="ListNumber"/>
+      </w:pPr>
+      <w:r>
+        <w:t xml:space="preserve">Add a </w:t>
+      </w:r>
+      <w:r>
+        <w:rPr>
+          <w:b/>
+        </w:rPr>
+        <w:t>Qdrant API</w:t>
+      </w:r>
+      <w:r>
+        <w:t xml:space="preserve"> credential in n8n (URL + API key), then import </w:t>
+      </w:r>
+      <w:r>
+        <w:rPr>
+          <w:rFonts w:ascii="Consolas" w:hAnsi="Consolas"/>
+          <w:color w:val="C7254E"/>
+        </w:rPr>
+        <w:t>Activity7b-Qdrant-Upload.json</w:t>
+      </w:r>
+      <w:r>
+        <w:t>.</w:t>
+      </w:r>
+    </w:p>
+    <w:p>
+      <w:pPr>
+        <w:jc w:val="center"/>
+      </w:pPr>
+      <w:r>
+        <w:drawing>
+          <wp:inline xmlns:a="http://schemas.openxmlformats.org/drawingml/2006/main" xmlns:pic="http://schemas.openxmlformats.org/drawingml/2006/picture">
+            <wp:extent cx="5669280" cy="3297631"/>
+            <wp:docPr id="23" name="Picture 23"/>
+            <wp:cNvGraphicFramePr>
+              <a:graphicFrameLocks noChangeAspect="1"/>
+            </wp:cNvGraphicFramePr>
+            <a:graphic>
+              <a:graphicData uri="http://schemas.openxmlformats.org/drawingml/2006/picture">
+                <pic:pic>
+                  <pic:nvPicPr>
+                    <pic:cNvPr id="0" name="Activity7b-Qdrant-Upload.png"/>
+                    <pic:cNvPicPr/>
+                  </pic:nvPicPr>
+                  <pic:blipFill>
+                    <a:blip r:embed="rId31"/>
+                    <a:stretch>
+                      <a:fillRect/>
+                    </a:stretch>
+                  </pic:blipFill>
+                  <pic:spPr>
+                    <a:xfrm>
+                      <a:off x="0" y="0"/>
+                      <a:ext cx="5669280" cy="3297631"/>
+                    </a:xfrm>
+                    <a:prstGeom prst="rect"/>
+                  </pic:spPr>
+                </pic:pic>
+              </a:graphicData>
+            </a:graphic>
+          </wp:inline>
+        </w:drawing>
+      </w:r>
+    </w:p>
+    <w:p>
+      <w:pPr>
+        <w:jc w:val="center"/>
+      </w:pPr>
+      <w:r>
+        <w:rPr>
+          <w:i/>
+          <w:color w:val="555B66"/>
+          <w:sz w:val="18"/>
+        </w:rPr>
+        <w:t>Qdrant ingestion — same flow, ending at a Qdrant Vector Store (Insert) node</w:t>
+      </w:r>
+    </w:p>
+    <w:p>
+      <w:pPr>
+        <w:pStyle w:val="Heading3"/>
+      </w:pPr>
+      <w:r>
+        <w:t>Step 3 — Ingest the brochures</w:t>
+      </w:r>
+    </w:p>
+    <w:p>
+      <w:pPr>
+        <w:pStyle w:val="ListNumber"/>
+        <w:numPr>
+          <w:ilvl w:val="0"/>
+          <w:numId w:val="35"/>
+        </w:numPr>
+      </w:pPr>
+      <w:r>
+        <w:t>Open the ingestion workflow you imported in Step 2.</w:t>
+      </w:r>
+    </w:p>
+    <w:p>
+      <w:pPr>
+        <w:pStyle w:val="ListNumber"/>
+      </w:pPr>
+      <w:r>
+        <w:t xml:space="preserve">Set the </w:t>
+      </w:r>
+      <w:r>
+        <w:rPr>
+          <w:b/>
+        </w:rPr>
+        <w:t>Drive folder ID</w:t>
+      </w:r>
+      <w:r>
+        <w:t xml:space="preserve"> on </w:t>
+      </w:r>
+      <w:r>
+        <w:rPr>
+          <w:b/>
+        </w:rPr>
+        <w:t>List Brochures in Folder</w:t>
+      </w:r>
+      <w:r>
+        <w:t xml:space="preserve">, and select your </w:t>
+      </w:r>
+      <w:r>
+        <w:rPr>
+          <w:b/>
+        </w:rPr>
+        <w:t>Google Drive</w:t>
+      </w:r>
+      <w:r>
+        <w:t xml:space="preserve">, </w:t>
+      </w:r>
+      <w:r>
+        <w:rPr>
+          <w:b/>
+        </w:rPr>
+        <w:t>embeddings</w:t>
+      </w:r>
+      <w:r>
+        <w:t xml:space="preserve"> (OpenAI or Gemini) and </w:t>
+      </w:r>
+      <w:r>
+        <w:rPr>
+          <w:b/>
+        </w:rPr>
+        <w:t>vector-DB</w:t>
+      </w:r>
+      <w:r>
+        <w:t xml:space="preserve"> credentials.</w:t>
+      </w:r>
+    </w:p>
+    <w:p>
+      <w:pPr>
+        <w:pStyle w:val="ListNumber"/>
+      </w:pPr>
+      <w:r>
+        <w:t xml:space="preserve">Click </w:t>
+      </w:r>
+      <w:r>
+        <w:rPr>
+          <w:b/>
+        </w:rPr>
+        <w:t>Execute workflow</w:t>
+      </w:r>
+      <w:r>
+        <w:t>. Supabase/Qdrant upsert ~</w:t>
+      </w:r>
+      <w:r>
+        <w:rPr>
+          <w:b/>
+        </w:rPr>
+        <w:t>30–60 chunks</w:t>
+      </w:r>
+      <w:r>
+        <w:t xml:space="preserve">; Pinecone keeps one brochure per chunk, so expect exactly </w:t>
+      </w:r>
+      <w:r>
+        <w:rPr>
+          <w:b/>
+        </w:rPr>
+        <w:t>20 vectors</w:t>
+      </w:r>
+      <w:r>
+        <w:t>. Verify the rows/points appear in your DB.</w:t>
+      </w:r>
+    </w:p>
+    <w:p>
+      <w:pPr>
+        <w:pStyle w:val="Heading3"/>
+      </w:pPr>
+      <w:r>
+        <w:t>Step 4 — Connect the CX Agent to the website</w:t>
+      </w:r>
+    </w:p>
+    <w:p>
+      <w:pPr>
+        <w:pStyle w:val="ListNumber"/>
+        <w:numPr>
+          <w:ilvl w:val="0"/>
+          <w:numId w:val="36"/>
+        </w:numPr>
+      </w:pPr>
+      <w:r>
         <w:t xml:space="preserve">Import </w:t>
       </w:r>
       <w:r>
@@ -7792,7 +8329,7 @@
         <w:drawing>
           <wp:inline xmlns:a="http://schemas.openxmlformats.org/drawingml/2006/main" xmlns:pic="http://schemas.openxmlformats.org/drawingml/2006/picture">
             <wp:extent cx="5669280" cy="3543300"/>
-            <wp:docPr id="22" name="Picture 22"/>
+            <wp:docPr id="24" name="Picture 24"/>
             <wp:cNvGraphicFramePr>
               <a:graphicFrameLocks noChangeAspect="1"/>
             </wp:cNvGraphicFramePr>
@@ -7804,7 +8341,7 @@
                     <pic:cNvPicPr/>
                   </pic:nvPicPr>
                   <pic:blipFill>
-                    <a:blip r:embed="rId30"/>
+                    <a:blip r:embed="rId32"/>
                     <a:stretch>
                       <a:fillRect/>
                     </a:stretch>
@@ -8271,7 +8808,7 @@
         <w:drawing>
           <wp:inline xmlns:a="http://schemas.openxmlformats.org/drawingml/2006/main" xmlns:pic="http://schemas.openxmlformats.org/drawingml/2006/picture">
             <wp:extent cx="5669280" cy="3297631"/>
-            <wp:docPr id="23" name="Picture 23"/>
+            <wp:docPr id="25" name="Picture 25"/>
             <wp:cNvGraphicFramePr>
               <a:graphicFrameLocks noChangeAspect="1"/>
             </wp:cNvGraphicFramePr>
@@ -8283,7 +8820,7 @@
                     <pic:cNvPicPr/>
                   </pic:nvPicPr>
                   <pic:blipFill>
-                    <a:blip r:embed="rId31"/>
+                    <a:blip r:embed="rId33"/>
                     <a:stretch>
                       <a:fillRect/>
                     </a:stretch>
@@ -8371,7 +8908,7 @@
         <w:drawing>
           <wp:inline xmlns:a="http://schemas.openxmlformats.org/drawingml/2006/main" xmlns:pic="http://schemas.openxmlformats.org/drawingml/2006/picture">
             <wp:extent cx="5669280" cy="2162431"/>
-            <wp:docPr id="24" name="Picture 24"/>
+            <wp:docPr id="26" name="Picture 26"/>
             <wp:cNvGraphicFramePr>
               <a:graphicFrameLocks noChangeAspect="1"/>
             </wp:cNvGraphicFramePr>
@@ -8383,7 +8920,7 @@
                     <pic:cNvPicPr/>
                   </pic:nvPicPr>
                   <pic:blipFill>
-                    <a:blip r:embed="rId32"/>
+                    <a:blip r:embed="rId34"/>
                     <a:stretch>
                       <a:fillRect/>
                     </a:stretch>
@@ -8428,7 +8965,7 @@
         <w:pStyle w:val="ListNumber"/>
         <w:numPr>
           <w:ilvl w:val="0"/>
-          <w:numId w:val="35"/>
+          <w:numId w:val="37"/>
         </w:numPr>
       </w:pPr>
       <w:r>
@@ -8662,7 +9199,7 @@
         <w:drawing>
           <wp:inline xmlns:a="http://schemas.openxmlformats.org/drawingml/2006/main" xmlns:pic="http://schemas.openxmlformats.org/drawingml/2006/picture">
             <wp:extent cx="5669280" cy="1719645"/>
-            <wp:docPr id="25" name="Picture 25"/>
+            <wp:docPr id="27" name="Picture 27"/>
             <wp:cNvGraphicFramePr>
               <a:graphicFrameLocks noChangeAspect="1"/>
             </wp:cNvGraphicFramePr>
@@ -8674,7 +9211,7 @@
                     <pic:cNvPicPr/>
                   </pic:nvPicPr>
                   <pic:blipFill>
-                    <a:blip r:embed="rId33"/>
+                    <a:blip r:embed="rId35"/>
                     <a:stretch>
                       <a:fillRect/>
                     </a:stretch>
@@ -8719,7 +9256,7 @@
         <w:pStyle w:val="ListNumber"/>
         <w:numPr>
           <w:ilvl w:val="0"/>
-          <w:numId w:val="36"/>
+          <w:numId w:val="38"/>
         </w:numPr>
       </w:pPr>
       <w:r>
@@ -8826,7 +9363,7 @@
         <w:pStyle w:val="ListNumber"/>
         <w:numPr>
           <w:ilvl w:val="0"/>
-          <w:numId w:val="37"/>
+          <w:numId w:val="39"/>
         </w:numPr>
       </w:pPr>
       <w:r>
@@ -9014,7 +9551,7 @@
         <w:drawing>
           <wp:inline xmlns:a="http://schemas.openxmlformats.org/drawingml/2006/main" xmlns:pic="http://schemas.openxmlformats.org/drawingml/2006/picture">
             <wp:extent cx="5669280" cy="2151175"/>
-            <wp:docPr id="26" name="Picture 26"/>
+            <wp:docPr id="28" name="Picture 28"/>
             <wp:cNvGraphicFramePr>
               <a:graphicFrameLocks noChangeAspect="1"/>
             </wp:cNvGraphicFramePr>
@@ -9026,7 +9563,7 @@
                     <pic:cNvPicPr/>
                   </pic:nvPicPr>
                   <pic:blipFill>
-                    <a:blip r:embed="rId34"/>
+                    <a:blip r:embed="rId36"/>
                     <a:stretch>
                       <a:fillRect/>
                     </a:stretch>
@@ -9125,7 +9662,7 @@
         <w:pStyle w:val="ListNumber"/>
         <w:numPr>
           <w:ilvl w:val="0"/>
-          <w:numId w:val="38"/>
+          <w:numId w:val="40"/>
         </w:numPr>
       </w:pPr>
       <w:r>
@@ -9338,7 +9875,25 @@
     </w:p>
     <w:p>
       <w:r>
-        <w:t xml:space="preserve">Bring it together. In small groups, design and build an end-to-end automation that uses what you learned: a trigger (form/Telegram/webhook), an AI agent with at least one </w:t>
+        <w:t xml:space="preserve">Bring it together with </w:t>
+      </w:r>
+      <w:r>
+        <w:rPr>
+          <w:b/>
+        </w:rPr>
+        <w:t>AI-assisted workflow creation</w:t>
+      </w:r>
+      <w:r>
+        <w:t xml:space="preserve">. In small groups, pick one end-to-end business process, describe it to </w:t>
+      </w:r>
+      <w:r>
+        <w:rPr>
+          <w:b/>
+        </w:rPr>
+        <w:t>n8n Assistant</w:t>
+      </w:r>
+      <w:r>
+        <w:t xml:space="preserve">, and let it build the first draft. Then review every node, connect the credentials, test it and add a control. Your build must include a trigger (form/Telegram/webhook/schedule), an AI agent with at least one </w:t>
       </w:r>
       <w:r>
         <w:rPr>
@@ -9374,7 +9929,278 @@
         <w:t>guardrail</w:t>
       </w:r>
       <w:r>
-        <w:t xml:space="preserve"> or human-in-the-loop step. A worked example — an </w:t>
+        <w:t xml:space="preserve"> or human-in-the-loop step.</w:t>
+      </w:r>
+    </w:p>
+    <w:p>
+      <w:pPr>
+        <w:jc w:val="center"/>
+      </w:pPr>
+      <w:r>
+        <w:drawing>
+          <wp:inline xmlns:a="http://schemas.openxmlformats.org/drawingml/2006/main" xmlns:pic="http://schemas.openxmlformats.org/drawingml/2006/picture">
+            <wp:extent cx="5669280" cy="2721103"/>
+            <wp:docPr id="29" name="Picture 29"/>
+            <wp:cNvGraphicFramePr>
+              <a:graphicFrameLocks noChangeAspect="1"/>
+            </wp:cNvGraphicFramePr>
+            <a:graphic>
+              <a:graphicData uri="http://schemas.openxmlformats.org/drawingml/2006/picture">
+                <pic:pic>
+                  <pic:nvPicPr>
+                    <pic:cNvPr id="0" name="n8n-assistant.png"/>
+                    <pic:cNvPicPr/>
+                  </pic:nvPicPr>
+                  <pic:blipFill>
+                    <a:blip r:embed="rId37"/>
+                    <a:stretch>
+                      <a:fillRect/>
+                    </a:stretch>
+                  </pic:blipFill>
+                  <pic:spPr>
+                    <a:xfrm>
+                      <a:off x="0" y="0"/>
+                      <a:ext cx="5669280" cy="2721103"/>
+                    </a:xfrm>
+                    <a:prstGeom prst="rect"/>
+                  </pic:spPr>
+                </pic:pic>
+              </a:graphicData>
+            </a:graphic>
+          </wp:inline>
+        </w:drawing>
+      </w:r>
+    </w:p>
+    <w:p>
+      <w:pPr>
+        <w:jc w:val="center"/>
+      </w:pPr>
+      <w:r>
+        <w:rPr>
+          <w:i/>
+          <w:color w:val="555B66"/>
+          <w:sz w:val="18"/>
+        </w:rPr>
+        <w:t>n8n Assistant — open Assistant in the left sidebar and answer 'What do you want to automate?'</w:t>
+      </w:r>
+    </w:p>
+    <w:p>
+      <w:pPr>
+        <w:pStyle w:val="Heading3"/>
+      </w:pPr>
+      <w:r>
+        <w:t>Step-by-step</w:t>
+      </w:r>
+    </w:p>
+    <w:p>
+      <w:pPr>
+        <w:pStyle w:val="ListNumber"/>
+        <w:numPr>
+          <w:ilvl w:val="0"/>
+          <w:numId w:val="41"/>
+        </w:numPr>
+      </w:pPr>
+      <w:r>
+        <w:t>Pick a process — one painful, repeatable job in your work.</w:t>
+      </w:r>
+    </w:p>
+    <w:p>
+      <w:pPr>
+        <w:pStyle w:val="ListNumber"/>
+      </w:pPr>
+      <w:r>
+        <w:t>Write the prompt: name the trigger and its inputs, number the steps in order, and say where a human must approve.</w:t>
+      </w:r>
+    </w:p>
+    <w:p>
+      <w:pPr>
+        <w:pStyle w:val="ListNumber"/>
+      </w:pPr>
+      <w:r>
+        <w:t xml:space="preserve">Open </w:t>
+      </w:r>
+      <w:r>
+        <w:rPr>
+          <w:b/>
+        </w:rPr>
+        <w:t>Assistant</w:t>
+      </w:r>
+      <w:r>
+        <w:t xml:space="preserve"> (or </w:t>
+      </w:r>
+      <w:r>
+        <w:rPr>
+          <w:b/>
+        </w:rPr>
+        <w:t>Build with AI</w:t>
+      </w:r>
+      <w:r>
+        <w:t xml:space="preserve"> on an empty canvas), paste the prompt and review the plan before it builds.</w:t>
+      </w:r>
+    </w:p>
+    <w:p>
+      <w:pPr>
+        <w:pStyle w:val="ListNumber"/>
+      </w:pPr>
+      <w:r>
+        <w:t xml:space="preserve">Connect the credentials each node asks for; choose </w:t>
+      </w:r>
+      <w:r>
+        <w:rPr>
+          <w:b/>
+        </w:rPr>
+        <w:t>Use Gateway credits</w:t>
+      </w:r>
+      <w:r>
+        <w:t xml:space="preserve"> on the AI nodes.</w:t>
+      </w:r>
+    </w:p>
+    <w:p>
+      <w:pPr>
+        <w:pStyle w:val="ListNumber"/>
+      </w:pPr>
+      <w:r>
+        <w:t>Test with real inputs, then refine in the same chat — e.g. 'add an approval step', 'log every run to a Google Sheet'.</w:t>
+      </w:r>
+    </w:p>
+    <w:p>
+      <w:pPr>
+        <w:pStyle w:val="ListNumber"/>
+      </w:pPr>
+      <w:r>
+        <w:t>Export the workflow (</w:t>
+      </w:r>
+      <w:r>
+        <w:rPr>
+          <w:rFonts w:ascii="Consolas" w:hAnsi="Consolas"/>
+          <w:color w:val="C7254E"/>
+        </w:rPr>
+        <w:t>.json</w:t>
+      </w:r>
+      <w:r>
+        <w:t>) and prepare a 3–5 minute presentation.</w:t>
+      </w:r>
+    </w:p>
+    <w:p>
+      <w:pPr>
+        <w:pStyle w:val="Heading3"/>
+      </w:pPr>
+      <w:r>
+        <w:t>Example prompt — an end-to-end video creation workflow</w:t>
+      </w:r>
+    </w:p>
+    <w:p>
+      <w:r>
+        <w:t>Topic → research → video script → video production → publish, with a human approval gate before anything goes live:</w:t>
+      </w:r>
+    </w:p>
+    <w:p>
+      <w:pPr>
+        <w:keepLines/>
+        <w:shd w:val="clear" w:color="auto" w:fill="F3F5F8"/>
+      </w:pPr>
+      <w:r>
+        <w:rPr>
+          <w:rFonts w:ascii="Consolas" w:hAnsi="Consolas"/>
+          <w:sz w:val="18"/>
+        </w:rPr>
+        <w:t>Create an end-to-end workflow that turns a topic into a published</w:t>
+        <w:br/>
+        <w:t xml:space="preserve">  YouTube video:</w:t>
+        <w:br/>
+        <w:t>1. Start from a form where I enter a video topic, target audience and</w:t>
+        <w:br/>
+        <w:t xml:space="preserve">   length (60-90 seconds).</w:t>
+        <w:br/>
+        <w:t>2. Research the topic on the web and summarise 5 key facts with their</w:t>
+        <w:br/>
+        <w:t xml:space="preserve">   sources.</w:t>
+        <w:br/>
+        <w:t>3. Write a video script from the research: a hook, 3 key points and a</w:t>
+        <w:br/>
+        <w:t xml:space="preserve">   call to action, under 200 words.</w:t>
+        <w:br/>
+        <w:t>4. Send the script to a video-generation API with an HTTP Request node,</w:t>
+        <w:br/>
+        <w:t xml:space="preserve">   and wait until the video is ready.</w:t>
+        <w:br/>
+        <w:t>5. Email me the script and the video link, and wait for my approval.</w:t>
+        <w:br/>
+        <w:t>6. If approved, upload the video to YouTube with a title, description</w:t>
+        <w:br/>
+        <w:t xml:space="preserve">   and tags; if rejected, log my feedback in a Google Sheet.</w:t>
+        <w:br/>
+        <w:t>Use Gateway credits for the AI models. Ask me before publishing.</w:t>
+      </w:r>
+    </w:p>
+    <w:p>
+      <w:pPr>
+        <w:shd w:val="clear" w:color="auto" w:fill="FFF4E5"/>
+      </w:pPr>
+      <w:r>
+        <w:rPr>
+          <w:b/>
+          <w:color w:val="B56A00"/>
+        </w:rPr>
+        <w:t xml:space="preserve">Note:  </w:t>
+      </w:r>
+      <w:r>
+        <w:t>For the video-production step, add your video API key (e.g. HeyGen, Runway or Google Veo) as a credential, and connect Gmail, Google Sheets and YouTube when n8n Assistant asks.</w:t>
+      </w:r>
+    </w:p>
+    <w:p>
+      <w:pPr>
+        <w:pStyle w:val="Heading3"/>
+      </w:pPr>
+      <w:r>
+        <w:t>More example prompts</w:t>
+      </w:r>
+    </w:p>
+    <w:p>
+      <w:pPr>
+        <w:pStyle w:val="ListBullet"/>
+      </w:pPr>
+      <w:r>
+        <w:rPr>
+          <w:b/>
+        </w:rPr>
+        <w:t>Weekly newsletter</w:t>
+      </w:r>
+      <w:r>
+        <w:t xml:space="preserve"> — "Every Monday at 9am, search the web for this week's news on &lt;your industry&gt;. Pick the 5 most relevant stories and write a short newsletter with a summary and link for each. Email me the draft for approval; if approved, send it to the subscribers in my Google Sheet."</w:t>
+      </w:r>
+    </w:p>
+    <w:p>
+      <w:pPr>
+        <w:pStyle w:val="ListBullet"/>
+      </w:pPr>
+      <w:r>
+        <w:rPr>
+          <w:b/>
+        </w:rPr>
+        <w:t>Invoice processing</w:t>
+      </w:r>
+      <w:r>
+        <w:t xml:space="preserve"> — "When an email with a PDF invoice arrives in Gmail, extract the supplier, invoice number, date and amount. Add a row to my Invoices Google Sheet. If the amount is over $5,000, email the finance manager to approve before marking it 'ready to pay'."</w:t>
+      </w:r>
+    </w:p>
+    <w:p>
+      <w:pPr>
+        <w:pStyle w:val="ListBullet"/>
+      </w:pPr>
+      <w:r>
+        <w:rPr>
+          <w:b/>
+        </w:rPr>
+        <w:t>Customer-support triage</w:t>
+      </w:r>
+      <w:r>
+        <w:t xml:space="preserve"> — "From a website chat webhook, classify each message as billing, technical or sales. Answer FAQs from my policy documents (RAG); never invent a price. Hand anything else to a human by posting it to Telegram, and log every conversation."</w:t>
+      </w:r>
+    </w:p>
+    <w:p>
+      <w:r>
+        <w:t xml:space="preserve">Another worked example — an </w:t>
       </w:r>
       <w:r>
         <w:rPr>
@@ -9394,7 +10220,7 @@
         <w:drawing>
           <wp:inline xmlns:a="http://schemas.openxmlformats.org/drawingml/2006/main" xmlns:pic="http://schemas.openxmlformats.org/drawingml/2006/picture">
             <wp:extent cx="5669280" cy="3297631"/>
-            <wp:docPr id="27" name="Picture 27"/>
+            <wp:docPr id="30" name="Picture 30"/>
             <wp:cNvGraphicFramePr>
               <a:graphicFrameLocks noChangeAspect="1"/>
             </wp:cNvGraphicFramePr>
@@ -9406,7 +10232,7 @@
                     <pic:cNvPicPr/>
                   </pic:nvPicPr>
                   <pic:blipFill>
-                    <a:blip r:embed="rId35"/>
+                    <a:blip r:embed="rId38"/>
                     <a:stretch>
                       <a:fillRect/>
                     </a:stretch>
@@ -9444,6 +10270,14 @@
       </w:pPr>
       <w:r>
         <w:t>Deliverables</w:t>
+      </w:r>
+    </w:p>
+    <w:p>
+      <w:pPr>
+        <w:pStyle w:val="ListBullet"/>
+      </w:pPr>
+      <w:r>
+        <w:t>The prompt(s) you gave n8n Assistant.</w:t>
       </w:r>
     </w:p>
     <w:p>
@@ -10430,7 +11264,7 @@
       </w:r>
     </w:p>
     <w:sectPr>
-      <w:footerReference w:type="default" r:id="rId36"/>
+      <w:footerReference w:type="default" r:id="rId39"/>
       <w:pgSz w:w="12240" w:h="15840"/>
       <w:pgMar w:top="1440" w:right="1800" w:bottom="1440" w:left="1800" w:header="720" w:footer="720" w:gutter="0"/>
       <w:cols w:space="720"/>
@@ -10867,6 +11701,24 @@
     </w:lvlOverride>
   </w:num>
   <w:num w:numId="38">
+    <w:abstractNumId w:val="7"/>
+    <w:lvlOverride w:ilvl="0">
+      <w:startOverride w:val="1"/>
+    </w:lvlOverride>
+  </w:num>
+  <w:num w:numId="39">
+    <w:abstractNumId w:val="7"/>
+    <w:lvlOverride w:ilvl="0">
+      <w:startOverride w:val="1"/>
+    </w:lvlOverride>
+  </w:num>
+  <w:num w:numId="40">
+    <w:abstractNumId w:val="7"/>
+    <w:lvlOverride w:ilvl="0">
+      <w:startOverride w:val="1"/>
+    </w:lvlOverride>
+  </w:num>
+  <w:num w:numId="41">
     <w:abstractNumId w:val="7"/>
     <w:lvlOverride w:ilvl="0">
       <w:startOverride w:val="1"/>
